--- a/Lab05/Lab05/Lab5_HannahKelley.docx
+++ b/Lab05/Lab05/Lab5_HannahKelley.docx
@@ -127,13 +127,23 @@
           <w:szCs w:val="52"/>
         </w:rPr>
       </w:pPr>
+      <w:proofErr w:type="gramStart"/>
       <w:r>
         <w:rPr>
           <w:rFonts w:ascii="Times New Roman" w:hAnsi="Times New Roman" w:cs="Times New Roman"/>
           <w:sz w:val="52"/>
           <w:szCs w:val="52"/>
         </w:rPr>
-        <w:t>By: Hannah Kelley</w:t>
+        <w:t>By</w:t>
+      </w:r>
+      <w:proofErr w:type="gramEnd"/>
+      <w:r>
+        <w:rPr>
+          <w:rFonts w:ascii="Times New Roman" w:hAnsi="Times New Roman" w:cs="Times New Roman"/>
+          <w:sz w:val="52"/>
+          <w:szCs w:val="52"/>
+        </w:rPr>
+        <w:t>: Hannah Kelley</w:t>
       </w:r>
     </w:p>
     <w:p>
@@ -190,7 +200,41 @@
         <w:rPr>
           <w:rFonts w:ascii="Times New Roman" w:hAnsi="Times New Roman" w:cs="Times New Roman"/>
         </w:rPr>
-        <w:t xml:space="preserve">The goal of this laboratory is to study the frequency characteristics of low-pass and high-pass filters. The effects of input frequency on signal amplitude and phase angle are examined through theoretical calculations and experimental measurements. The theoretical gain and phase angle are calculated for a range of frequencies, and the cutoff frequency is determined and used to identify the point where the filter gain is approximately −3 dB. </w:t>
+        <w:t xml:space="preserve">The goal of this laboratory is to study the frequency characteristics of low-pass and high-pass filters. The effects of input frequency on signal amplitude and phase angle are examined through theoretical calculations and experimental measurements. The theoretical gain and phase angle are calculated for a range of frequencies, and the cutoff frequency is determined and used to identify the point where the filter gain is approximately −3 </w:t>
+      </w:r>
+      <w:proofErr w:type="spellStart"/>
+      <w:r>
+        <w:rPr>
+          <w:rFonts w:ascii="Times New Roman" w:hAnsi="Times New Roman" w:cs="Times New Roman"/>
+        </w:rPr>
+        <w:t>dB.</w:t>
+      </w:r>
+      <w:proofErr w:type="spellEnd"/>
+      <w:r>
+        <w:rPr>
+          <w:rFonts w:ascii="Times New Roman" w:hAnsi="Times New Roman" w:cs="Times New Roman"/>
+        </w:rPr>
+        <w:t xml:space="preserve"> </w:t>
+      </w:r>
+      <w:r>
+        <w:rPr>
+          <w:rFonts w:ascii="Times New Roman" w:hAnsi="Times New Roman" w:cs="Times New Roman"/>
+        </w:rPr>
+        <w:t xml:space="preserve">A physical circuit is also constructed and tested using laboratory equipment to compare the experimental measurements with </w:t>
+      </w:r>
+      <w:proofErr w:type="gramStart"/>
+      <w:r>
+        <w:rPr>
+          <w:rFonts w:ascii="Times New Roman" w:hAnsi="Times New Roman" w:cs="Times New Roman"/>
+        </w:rPr>
+        <w:t>the theoretical</w:t>
+      </w:r>
+      <w:proofErr w:type="gramEnd"/>
+      <w:r>
+        <w:rPr>
+          <w:rFonts w:ascii="Times New Roman" w:hAnsi="Times New Roman" w:cs="Times New Roman"/>
+        </w:rPr>
+        <w:t xml:space="preserve"> and simulated results.</w:t>
       </w:r>
     </w:p>
     <w:p>
@@ -1331,138 +1375,129 @@
           <w:rFonts w:ascii="Times New Roman" w:eastAsiaTheme="minorEastAsia" w:hAnsi="Times New Roman" w:cs="Times New Roman"/>
         </w:rPr>
       </w:pPr>
-      <m:oMathPara>
-        <m:oMath>
-          <m:eqArr>
-            <m:eqArrPr>
-              <m:maxDist m:val="1"/>
-              <m:ctrlPr>
-                <w:rPr>
-                  <w:rFonts w:ascii="Cambria Math" w:eastAsiaTheme="minorEastAsia" w:hAnsi="Cambria Math" w:cs="Times New Roman"/>
-                  <w:i/>
-                </w:rPr>
-              </m:ctrlPr>
-            </m:eqArrPr>
-            <m:e>
-              <m:sSub>
-                <m:sSubPr>
-                  <m:ctrlPr>
-                    <w:rPr>
-                      <w:rFonts w:ascii="Cambria Math" w:eastAsiaTheme="minorEastAsia" w:hAnsi="Cambria Math" w:cs="Times New Roman"/>
-                      <w:i/>
-                    </w:rPr>
-                  </m:ctrlPr>
-                </m:sSubPr>
-                <m:e>
-                  <m:r>
-                    <w:rPr>
-                      <w:rFonts w:ascii="Cambria Math" w:eastAsiaTheme="minorEastAsia" w:hAnsi="Cambria Math" w:cs="Times New Roman"/>
-                    </w:rPr>
-                    <m:t>f</m:t>
-                  </m:r>
-                </m:e>
-                <m:sub>
-                  <m:r>
-                    <w:rPr>
-                      <w:rFonts w:ascii="Cambria Math" w:eastAsiaTheme="minorEastAsia" w:hAnsi="Cambria Math" w:cs="Times New Roman"/>
-                    </w:rPr>
-                    <m:t>c</m:t>
-                  </m:r>
-                </m:sub>
-              </m:sSub>
-              <m:r>
-                <w:rPr>
-                  <w:rFonts w:ascii="Cambria Math" w:eastAsiaTheme="minorEastAsia" w:hAnsi="Cambria Math" w:cs="Times New Roman"/>
-                </w:rPr>
-                <m:t>=</m:t>
-              </m:r>
-              <m:f>
-                <m:fPr>
-                  <m:ctrlPr>
-                    <w:rPr>
-                      <w:rFonts w:ascii="Cambria Math" w:eastAsiaTheme="minorEastAsia" w:hAnsi="Cambria Math" w:cs="Times New Roman"/>
-                      <w:i/>
-                    </w:rPr>
-                  </m:ctrlPr>
-                </m:fPr>
-                <m:num>
-                  <m:r>
-                    <w:rPr>
-                      <w:rFonts w:ascii="Cambria Math" w:eastAsiaTheme="minorEastAsia" w:hAnsi="Cambria Math" w:cs="Times New Roman"/>
-                    </w:rPr>
-                    <m:t>1</m:t>
-                  </m:r>
-                </m:num>
-                <m:den>
-                  <m:r>
-                    <w:rPr>
-                      <w:rFonts w:ascii="Cambria Math" w:eastAsiaTheme="minorEastAsia" w:hAnsi="Cambria Math" w:cs="Times New Roman"/>
-                    </w:rPr>
-                    <m:t>2π*1000*</m:t>
-                  </m:r>
-                  <m:sSup>
-                    <m:sSupPr>
-                      <m:ctrlPr>
-                        <w:rPr>
-                          <w:rFonts w:ascii="Cambria Math" w:eastAsiaTheme="minorEastAsia" w:hAnsi="Cambria Math" w:cs="Times New Roman"/>
-                          <w:i/>
-                        </w:rPr>
-                      </m:ctrlPr>
-                    </m:sSupPr>
-                    <m:e>
-                      <m:r>
-                        <w:rPr>
-                          <w:rFonts w:ascii="Cambria Math" w:eastAsiaTheme="minorEastAsia" w:hAnsi="Cambria Math" w:cs="Times New Roman"/>
-                        </w:rPr>
-                        <m:t>10</m:t>
-                      </m:r>
-                    </m:e>
-                    <m:sup>
-                      <m:r>
-                        <w:rPr>
-                          <w:rFonts w:ascii="Cambria Math" w:eastAsiaTheme="minorEastAsia" w:hAnsi="Cambria Math" w:cs="Times New Roman"/>
-                        </w:rPr>
-                        <m:t>-6</m:t>
-                      </m:r>
-                    </m:sup>
-                  </m:sSup>
-                </m:den>
-              </m:f>
-              <m:r>
-                <w:rPr>
-                  <w:rFonts w:ascii="Cambria Math" w:eastAsiaTheme="minorEastAsia" w:hAnsi="Cambria Math" w:cs="Times New Roman"/>
-                </w:rPr>
-                <m:t>=159.1594 Hz#</m:t>
-              </m:r>
-              <m:d>
-                <m:dPr>
-                  <m:ctrlPr>
-                    <w:rPr>
-                      <w:rFonts w:ascii="Cambria Math" w:eastAsiaTheme="minorEastAsia" w:hAnsi="Cambria Math" w:cs="Times New Roman"/>
-                      <w:i/>
-                    </w:rPr>
-                  </m:ctrlPr>
-                </m:dPr>
-                <m:e>
-                  <m:r>
-                    <w:rPr>
-                      <w:rFonts w:ascii="Cambria Math" w:eastAsiaTheme="minorEastAsia" w:hAnsi="Cambria Math" w:cs="Times New Roman"/>
-                    </w:rPr>
-                    <m:t>6</m:t>
-                  </m:r>
-                </m:e>
-              </m:d>
-            </m:e>
-          </m:eqArr>
-        </m:oMath>
-      </m:oMathPara>
-    </w:p>
-    <w:p>
-      <w:pPr>
-        <w:rPr>
-          <w:rFonts w:ascii="Times New Roman" w:eastAsiaTheme="minorEastAsia" w:hAnsi="Times New Roman" w:cs="Times New Roman"/>
-        </w:rPr>
-      </w:pPr>
+      <m:oMath>
+        <m:eqArr>
+          <m:eqArrPr>
+            <m:maxDist m:val="1"/>
+            <m:ctrlPr>
+              <w:rPr>
+                <w:rFonts w:ascii="Cambria Math" w:eastAsiaTheme="minorEastAsia" w:hAnsi="Cambria Math" w:cs="Times New Roman"/>
+                <w:i/>
+              </w:rPr>
+            </m:ctrlPr>
+          </m:eqArrPr>
+          <m:e>
+            <m:sSub>
+              <m:sSubPr>
+                <m:ctrlPr>
+                  <w:rPr>
+                    <w:rFonts w:ascii="Cambria Math" w:eastAsiaTheme="minorEastAsia" w:hAnsi="Cambria Math" w:cs="Times New Roman"/>
+                    <w:i/>
+                  </w:rPr>
+                </m:ctrlPr>
+              </m:sSubPr>
+              <m:e>
+                <m:r>
+                  <w:rPr>
+                    <w:rFonts w:ascii="Cambria Math" w:eastAsiaTheme="minorEastAsia" w:hAnsi="Cambria Math" w:cs="Times New Roman"/>
+                  </w:rPr>
+                  <m:t>f</m:t>
+                </m:r>
+              </m:e>
+              <m:sub>
+                <m:r>
+                  <w:rPr>
+                    <w:rFonts w:ascii="Cambria Math" w:eastAsiaTheme="minorEastAsia" w:hAnsi="Cambria Math" w:cs="Times New Roman"/>
+                  </w:rPr>
+                  <m:t>c</m:t>
+                </m:r>
+              </m:sub>
+            </m:sSub>
+            <m:r>
+              <w:rPr>
+                <w:rFonts w:ascii="Cambria Math" w:eastAsiaTheme="minorEastAsia" w:hAnsi="Cambria Math" w:cs="Times New Roman"/>
+              </w:rPr>
+              <m:t>=</m:t>
+            </m:r>
+            <m:f>
+              <m:fPr>
+                <m:ctrlPr>
+                  <w:rPr>
+                    <w:rFonts w:ascii="Cambria Math" w:eastAsiaTheme="minorEastAsia" w:hAnsi="Cambria Math" w:cs="Times New Roman"/>
+                    <w:i/>
+                  </w:rPr>
+                </m:ctrlPr>
+              </m:fPr>
+              <m:num>
+                <m:r>
+                  <w:rPr>
+                    <w:rFonts w:ascii="Cambria Math" w:eastAsiaTheme="minorEastAsia" w:hAnsi="Cambria Math" w:cs="Times New Roman"/>
+                  </w:rPr>
+                  <m:t>1</m:t>
+                </m:r>
+              </m:num>
+              <m:den>
+                <m:r>
+                  <w:rPr>
+                    <w:rFonts w:ascii="Cambria Math" w:eastAsiaTheme="minorEastAsia" w:hAnsi="Cambria Math" w:cs="Times New Roman"/>
+                  </w:rPr>
+                  <m:t>2π*1000*</m:t>
+                </m:r>
+                <m:sSup>
+                  <m:sSupPr>
+                    <m:ctrlPr>
+                      <w:rPr>
+                        <w:rFonts w:ascii="Cambria Math" w:eastAsiaTheme="minorEastAsia" w:hAnsi="Cambria Math" w:cs="Times New Roman"/>
+                        <w:i/>
+                      </w:rPr>
+                    </m:ctrlPr>
+                  </m:sSupPr>
+                  <m:e>
+                    <m:r>
+                      <w:rPr>
+                        <w:rFonts w:ascii="Cambria Math" w:eastAsiaTheme="minorEastAsia" w:hAnsi="Cambria Math" w:cs="Times New Roman"/>
+                      </w:rPr>
+                      <m:t>10</m:t>
+                    </m:r>
+                  </m:e>
+                  <m:sup>
+                    <m:r>
+                      <w:rPr>
+                        <w:rFonts w:ascii="Cambria Math" w:eastAsiaTheme="minorEastAsia" w:hAnsi="Cambria Math" w:cs="Times New Roman"/>
+                      </w:rPr>
+                      <m:t>-6</m:t>
+                    </m:r>
+                  </m:sup>
+                </m:sSup>
+              </m:den>
+            </m:f>
+            <m:r>
+              <w:rPr>
+                <w:rFonts w:ascii="Cambria Math" w:eastAsiaTheme="minorEastAsia" w:hAnsi="Cambria Math" w:cs="Times New Roman"/>
+              </w:rPr>
+              <m:t>=159.1594 Hz#</m:t>
+            </m:r>
+            <m:d>
+              <m:dPr>
+                <m:ctrlPr>
+                  <w:rPr>
+                    <w:rFonts w:ascii="Cambria Math" w:eastAsiaTheme="minorEastAsia" w:hAnsi="Cambria Math" w:cs="Times New Roman"/>
+                    <w:i/>
+                  </w:rPr>
+                </m:ctrlPr>
+              </m:dPr>
+              <m:e>
+                <m:r>
+                  <w:rPr>
+                    <w:rFonts w:ascii="Cambria Math" w:eastAsiaTheme="minorEastAsia" w:hAnsi="Cambria Math" w:cs="Times New Roman"/>
+                  </w:rPr>
+                  <m:t>6</m:t>
+                </m:r>
+              </m:e>
+            </m:d>
+          </m:e>
+        </m:eqArr>
+      </m:oMath>
       <w:r>
         <w:rPr>
           <w:rFonts w:ascii="Times New Roman" w:eastAsiaTheme="minorEastAsia" w:hAnsi="Times New Roman" w:cs="Times New Roman"/>
@@ -4256,7 +4291,7 @@
                     <w:rPr>
                       <w:rFonts w:ascii="Cambria Math" w:eastAsiaTheme="minorEastAsia" w:hAnsi="Cambria Math" w:cs="Times New Roman"/>
                     </w:rPr>
-                    <m:t>6</m:t>
+                    <m:t>12</m:t>
                   </m:r>
                 </m:e>
               </m:d>
@@ -5680,17 +5715,6 @@
     </w:p>
     <w:p>
       <w:pPr>
-        <w:spacing w:after="0" w:line="480" w:lineRule="auto"/>
-        <w:jc w:val="center"/>
-        <w:rPr>
-          <w:rFonts w:ascii="Times New Roman" w:hAnsi="Times New Roman" w:cs="Times New Roman"/>
-          <w:b/>
-          <w:bCs/>
-        </w:rPr>
-      </w:pPr>
-    </w:p>
-    <w:p>
-      <w:pPr>
         <w:rPr>
           <w:rFonts w:ascii="Times New Roman" w:hAnsi="Times New Roman" w:cs="Times New Roman"/>
           <w:b/>
@@ -5707,6 +5731,7 @@
           <w:sz w:val="28"/>
           <w:szCs w:val="28"/>
         </w:rPr>
+        <w:lastRenderedPageBreak/>
         <w:t>Simulations and Results:</w:t>
       </w:r>
     </w:p>
@@ -5717,11 +5742,19 @@
           <w:rFonts w:ascii="Times New Roman" w:eastAsiaTheme="minorEastAsia" w:hAnsi="Times New Roman" w:cs="Times New Roman"/>
         </w:rPr>
       </w:pPr>
+      <w:proofErr w:type="spellStart"/>
       <w:r>
         <w:rPr>
           <w:rFonts w:ascii="Times New Roman" w:hAnsi="Times New Roman" w:cs="Times New Roman"/>
         </w:rPr>
-        <w:t xml:space="preserve">LTSpice was used to simulate both a low pass and high pass filter with </w:t>
+        <w:t>LTSpice</w:t>
+      </w:r>
+      <w:proofErr w:type="spellEnd"/>
+      <w:r>
+        <w:rPr>
+          <w:rFonts w:ascii="Times New Roman" w:hAnsi="Times New Roman" w:cs="Times New Roman"/>
+        </w:rPr>
+        <w:t xml:space="preserve"> was used to simulate both a low pass and high pass filter with </w:t>
       </w:r>
       <m:oMath>
         <m:sSub>
@@ -5836,7 +5869,21 @@
         <w:rPr>
           <w:rFonts w:ascii="Times New Roman" w:eastAsiaTheme="minorEastAsia" w:hAnsi="Times New Roman" w:cs="Times New Roman"/>
         </w:rPr>
-        <w:t xml:space="preserve"> Figure 7 shows the LTSpice schematic used to simulate both filters simultaneously.</w:t>
+        <w:t xml:space="preserve"> Figure 7 shows the </w:t>
+      </w:r>
+      <w:proofErr w:type="spellStart"/>
+      <w:r>
+        <w:rPr>
+          <w:rFonts w:ascii="Times New Roman" w:eastAsiaTheme="minorEastAsia" w:hAnsi="Times New Roman" w:cs="Times New Roman"/>
+        </w:rPr>
+        <w:t>LTSpice</w:t>
+      </w:r>
+      <w:proofErr w:type="spellEnd"/>
+      <w:r>
+        <w:rPr>
+          <w:rFonts w:ascii="Times New Roman" w:eastAsiaTheme="minorEastAsia" w:hAnsi="Times New Roman" w:cs="Times New Roman"/>
+        </w:rPr>
+        <w:t xml:space="preserve"> schematic used to simulate both filters simultaneously.</w:t>
       </w:r>
       <w:r>
         <w:rPr>
@@ -6131,7 +6178,25 @@
           <w:b/>
           <w:bCs/>
         </w:rPr>
-        <w:t>Figure #7: LTSpice Schematic (LPF and HPF)</w:t>
+        <w:t xml:space="preserve">Figure #7: </w:t>
+      </w:r>
+      <w:proofErr w:type="spellStart"/>
+      <w:r>
+        <w:rPr>
+          <w:rFonts w:ascii="Times New Roman" w:hAnsi="Times New Roman" w:cs="Times New Roman"/>
+          <w:b/>
+          <w:bCs/>
+        </w:rPr>
+        <w:t>LTSpice</w:t>
+      </w:r>
+      <w:proofErr w:type="spellEnd"/>
+      <w:r>
+        <w:rPr>
+          <w:rFonts w:ascii="Times New Roman" w:hAnsi="Times New Roman" w:cs="Times New Roman"/>
+          <w:b/>
+          <w:bCs/>
+        </w:rPr>
+        <w:t xml:space="preserve"> Schematic (LPF and HPF)</w:t>
       </w:r>
     </w:p>
     <w:p>
@@ -6153,9 +6218,9 @@
           <w:noProof/>
         </w:rPr>
         <w:drawing>
-          <wp:inline distT="0" distB="0" distL="0" distR="0" wp14:anchorId="17EA3E13" wp14:editId="7A8458F6">
-            <wp:extent cx="6630170" cy="3538741"/>
-            <wp:effectExtent l="19050" t="19050" r="18415" b="24130"/>
+          <wp:inline distT="0" distB="0" distL="0" distR="0" wp14:anchorId="17EA3E13" wp14:editId="5E1418D2">
+            <wp:extent cx="6196755" cy="3307413"/>
+            <wp:effectExtent l="19050" t="19050" r="13970" b="26670"/>
             <wp:docPr id="937201664" name="Picture 1"/>
             <wp:cNvGraphicFramePr>
               <a:graphicFrameLocks xmlns:a="http://schemas.openxmlformats.org/drawingml/2006/main" noChangeAspect="1"/>
@@ -6176,7 +6241,7 @@
                   <pic:spPr>
                     <a:xfrm>
                       <a:off x="0" y="0"/>
-                      <a:ext cx="6658767" cy="3554004"/>
+                      <a:ext cx="6232880" cy="3326694"/>
                     </a:xfrm>
                     <a:prstGeom prst="rect">
                       <a:avLst/>
@@ -6210,7 +6275,25 @@
           <w:b/>
           <w:bCs/>
         </w:rPr>
-        <w:t>Figure #8: LTSpice Bode Plot (LPF and HPF)</w:t>
+        <w:t xml:space="preserve">Figure #8: </w:t>
+      </w:r>
+      <w:proofErr w:type="spellStart"/>
+      <w:r>
+        <w:rPr>
+          <w:rFonts w:ascii="Times New Roman" w:hAnsi="Times New Roman" w:cs="Times New Roman"/>
+          <w:b/>
+          <w:bCs/>
+        </w:rPr>
+        <w:t>LTSpice</w:t>
+      </w:r>
+      <w:proofErr w:type="spellEnd"/>
+      <w:r>
+        <w:rPr>
+          <w:rFonts w:ascii="Times New Roman" w:hAnsi="Times New Roman" w:cs="Times New Roman"/>
+          <w:b/>
+          <w:bCs/>
+        </w:rPr>
+        <w:t xml:space="preserve"> Bode Plot (LPF and HPF)</w:t>
       </w:r>
     </w:p>
     <w:tbl>
@@ -8543,8 +8626,8187 @@
     </w:p>
     <w:p>
       <w:pPr>
+        <w:keepNext/>
+        <w:keepLines/>
+        <w:rPr>
+          <w:rFonts w:ascii="Times New Roman" w:hAnsi="Times New Roman" w:cs="Times New Roman"/>
+          <w:b/>
+          <w:bCs/>
+          <w:sz w:val="28"/>
+          <w:szCs w:val="28"/>
+        </w:rPr>
+      </w:pPr>
+      <w:r>
+        <w:rPr>
+          <w:rFonts w:ascii="Times New Roman" w:hAnsi="Times New Roman" w:cs="Times New Roman"/>
+          <w:b/>
+          <w:bCs/>
+          <w:sz w:val="28"/>
+          <w:szCs w:val="28"/>
+        </w:rPr>
+        <w:lastRenderedPageBreak/>
+        <w:t>Experimental Setup</w:t>
+      </w:r>
+      <w:r>
+        <w:rPr>
+          <w:rFonts w:ascii="Times New Roman" w:hAnsi="Times New Roman" w:cs="Times New Roman"/>
+          <w:b/>
+          <w:bCs/>
+          <w:sz w:val="28"/>
+          <w:szCs w:val="28"/>
+        </w:rPr>
+        <w:t xml:space="preserve"> and Results:</w:t>
+      </w:r>
+    </w:p>
+    <w:p>
+      <w:pPr>
+        <w:keepNext/>
+        <w:keepLines/>
+        <w:spacing w:after="0" w:line="480" w:lineRule="auto"/>
+        <w:rPr>
+          <w:rFonts w:ascii="Times New Roman" w:hAnsi="Times New Roman" w:cs="Times New Roman"/>
+        </w:rPr>
+      </w:pPr>
+      <w:r>
+        <w:rPr>
+          <w:rFonts w:ascii="Times New Roman" w:hAnsi="Times New Roman" w:cs="Times New Roman"/>
+        </w:rPr>
+        <w:t xml:space="preserve">The low pass and high pass filters in Figures 5 and 6 were constructed using a resistor, a capacitor, and a breadboard. The experimental setups for both LPF and HPF can be found in Figures 9 and 10 respectively. </w:t>
+      </w:r>
+      <w:r>
+        <w:rPr>
+          <w:rFonts w:ascii="Times New Roman" w:hAnsi="Times New Roman" w:cs="Times New Roman"/>
+        </w:rPr>
+        <w:t xml:space="preserve">The Bode plots for both filters can be found in Figures 11 and 12. </w:t>
+      </w:r>
+      <w:r>
+        <w:rPr>
+          <w:rFonts w:ascii="Times New Roman" w:hAnsi="Times New Roman" w:cs="Times New Roman"/>
+        </w:rPr>
+        <w:t>The experimental results for both filters can be found in Tables 5 and 6.</w:t>
+      </w:r>
+    </w:p>
+    <w:p>
+      <w:pPr>
+        <w:spacing w:after="0" w:line="240" w:lineRule="auto"/>
+        <w:jc w:val="center"/>
+        <w:rPr>
+          <w:rFonts w:ascii="Times New Roman" w:hAnsi="Times New Roman" w:cs="Times New Roman"/>
+        </w:rPr>
+      </w:pPr>
+      <w:r>
+        <w:rPr>
+          <w:rFonts w:ascii="Times New Roman" w:hAnsi="Times New Roman" w:cs="Times New Roman"/>
+          <w:noProof/>
+        </w:rPr>
+        <w:drawing>
+          <wp:inline distT="0" distB="0" distL="0" distR="0" wp14:anchorId="7DC550EA" wp14:editId="174E7113">
+            <wp:extent cx="3525104" cy="4536682"/>
+            <wp:effectExtent l="27623" t="10477" r="26987" b="26988"/>
+            <wp:docPr id="1791379645" name="Picture 1"/>
+            <wp:cNvGraphicFramePr>
+              <a:graphicFrameLocks xmlns:a="http://schemas.openxmlformats.org/drawingml/2006/main" noChangeAspect="1"/>
+            </wp:cNvGraphicFramePr>
+            <a:graphic xmlns:a="http://schemas.openxmlformats.org/drawingml/2006/main">
+              <a:graphicData uri="http://schemas.openxmlformats.org/drawingml/2006/picture">
+                <pic:pic xmlns:pic="http://schemas.openxmlformats.org/drawingml/2006/picture">
+                  <pic:nvPicPr>
+                    <pic:cNvPr id="1791379645" name="Picture 1791379645"/>
+                    <pic:cNvPicPr/>
+                  </pic:nvPicPr>
+                  <pic:blipFill rotWithShape="1">
+                    <a:blip r:embed="rId12" cstate="print">
+                      <a:extLst>
+                        <a:ext uri="{28A0092B-C50C-407E-A947-70E740481C1C}">
+                          <a14:useLocalDpi xmlns:a14="http://schemas.microsoft.com/office/drawing/2010/main" val="0"/>
+                        </a:ext>
+                      </a:extLst>
+                    </a:blip>
+                    <a:srcRect l="14967" t="11423" r="33412"/>
+                    <a:stretch>
+                      <a:fillRect/>
+                    </a:stretch>
+                  </pic:blipFill>
+                  <pic:spPr bwMode="auto">
+                    <a:xfrm rot="5400000">
+                      <a:off x="0" y="0"/>
+                      <a:ext cx="3558594" cy="4579783"/>
+                    </a:xfrm>
+                    <a:prstGeom prst="rect">
+                      <a:avLst/>
+                    </a:prstGeom>
+                    <a:ln w="12700">
+                      <a:solidFill>
+                        <a:schemeClr val="tx1"/>
+                      </a:solidFill>
+                    </a:ln>
+                    <a:extLst>
+                      <a:ext uri="{53640926-AAD7-44D8-BBD7-CCE9431645EC}">
+                        <a14:shadowObscured xmlns:a14="http://schemas.microsoft.com/office/drawing/2010/main"/>
+                      </a:ext>
+                    </a:extLst>
+                  </pic:spPr>
+                </pic:pic>
+              </a:graphicData>
+            </a:graphic>
+          </wp:inline>
+        </w:drawing>
+      </w:r>
+    </w:p>
+    <w:p>
+      <w:pPr>
         <w:spacing w:after="0" w:line="480" w:lineRule="auto"/>
         <w:jc w:val="center"/>
+        <w:rPr>
+          <w:rFonts w:ascii="Times New Roman" w:hAnsi="Times New Roman" w:cs="Times New Roman"/>
+          <w:b/>
+          <w:bCs/>
+        </w:rPr>
+      </w:pPr>
+      <w:r>
+        <w:rPr>
+          <w:rFonts w:ascii="Times New Roman" w:hAnsi="Times New Roman" w:cs="Times New Roman"/>
+          <w:b/>
+          <w:bCs/>
+        </w:rPr>
+        <w:t>Figure #</w:t>
+      </w:r>
+      <w:r>
+        <w:rPr>
+          <w:rFonts w:ascii="Times New Roman" w:hAnsi="Times New Roman" w:cs="Times New Roman"/>
+          <w:b/>
+          <w:bCs/>
+        </w:rPr>
+        <w:t>9</w:t>
+      </w:r>
+      <w:r>
+        <w:rPr>
+          <w:rFonts w:ascii="Times New Roman" w:hAnsi="Times New Roman" w:cs="Times New Roman"/>
+          <w:b/>
+          <w:bCs/>
+        </w:rPr>
+        <w:t>: Low Pass Filter Experimental Setup</w:t>
+      </w:r>
+    </w:p>
+    <w:p>
+      <w:pPr>
+        <w:spacing w:after="0" w:line="240" w:lineRule="auto"/>
+        <w:jc w:val="center"/>
+        <w:rPr>
+          <w:rFonts w:ascii="Times New Roman" w:hAnsi="Times New Roman" w:cs="Times New Roman"/>
+        </w:rPr>
+      </w:pPr>
+      <w:r>
+        <w:rPr>
+          <w:rFonts w:ascii="Times New Roman" w:hAnsi="Times New Roman" w:cs="Times New Roman"/>
+          <w:noProof/>
+        </w:rPr>
+        <w:lastRenderedPageBreak/>
+        <w:drawing>
+          <wp:inline distT="0" distB="0" distL="0" distR="0" wp14:anchorId="52B5BB50" wp14:editId="3377C2A1">
+            <wp:extent cx="3224392" cy="4413594"/>
+            <wp:effectExtent l="14923" t="23177" r="10477" b="10478"/>
+            <wp:docPr id="250893670" name="Picture 3"/>
+            <wp:cNvGraphicFramePr>
+              <a:graphicFrameLocks xmlns:a="http://schemas.openxmlformats.org/drawingml/2006/main" noChangeAspect="1"/>
+            </wp:cNvGraphicFramePr>
+            <a:graphic xmlns:a="http://schemas.openxmlformats.org/drawingml/2006/main">
+              <a:graphicData uri="http://schemas.openxmlformats.org/drawingml/2006/picture">
+                <pic:pic xmlns:pic="http://schemas.openxmlformats.org/drawingml/2006/picture">
+                  <pic:nvPicPr>
+                    <pic:cNvPr id="250893670" name="Picture 250893670"/>
+                    <pic:cNvPicPr/>
+                  </pic:nvPicPr>
+                  <pic:blipFill rotWithShape="1">
+                    <a:blip r:embed="rId13" cstate="print">
+                      <a:extLst>
+                        <a:ext uri="{28A0092B-C50C-407E-A947-70E740481C1C}">
+                          <a14:useLocalDpi xmlns:a14="http://schemas.microsoft.com/office/drawing/2010/main" val="0"/>
+                        </a:ext>
+                      </a:extLst>
+                    </a:blip>
+                    <a:srcRect l="18002" t="19682" r="37990"/>
+                    <a:stretch>
+                      <a:fillRect/>
+                    </a:stretch>
+                  </pic:blipFill>
+                  <pic:spPr bwMode="auto">
+                    <a:xfrm rot="5400000">
+                      <a:off x="0" y="0"/>
+                      <a:ext cx="3227540" cy="4417904"/>
+                    </a:xfrm>
+                    <a:prstGeom prst="rect">
+                      <a:avLst/>
+                    </a:prstGeom>
+                    <a:ln w="12700" cap="flat" cmpd="sng" algn="ctr">
+                      <a:solidFill>
+                        <a:sysClr val="windowText" lastClr="000000"/>
+                      </a:solidFill>
+                      <a:prstDash val="solid"/>
+                      <a:round/>
+                      <a:headEnd type="none" w="med" len="med"/>
+                      <a:tailEnd type="none" w="med" len="med"/>
+                      <a:extLst>
+                        <a:ext uri="{C807C97D-BFC1-408E-A445-0C87EB9F89A2}">
+                          <ask:lineSketchStyleProps xmlns:ask="http://schemas.microsoft.com/office/drawing/2018/sketchyshapes" sd="0">
+                            <a:custGeom>
+                              <a:avLst/>
+                              <a:gdLst/>
+                              <a:ahLst/>
+                              <a:cxnLst/>
+                              <a:rect l="0" t="0" r="0" b="0"/>
+                              <a:pathLst/>
+                            </a:custGeom>
+                            <ask:type/>
+                          </ask:lineSketchStyleProps>
+                        </a:ext>
+                      </a:extLst>
+                    </a:ln>
+                    <a:extLst>
+                      <a:ext uri="{53640926-AAD7-44D8-BBD7-CCE9431645EC}">
+                        <a14:shadowObscured xmlns:a14="http://schemas.microsoft.com/office/drawing/2010/main"/>
+                      </a:ext>
+                    </a:extLst>
+                  </pic:spPr>
+                </pic:pic>
+              </a:graphicData>
+            </a:graphic>
+          </wp:inline>
+        </w:drawing>
+      </w:r>
+    </w:p>
+    <w:p>
+      <w:pPr>
+        <w:spacing w:after="0" w:line="240" w:lineRule="auto"/>
+        <w:jc w:val="center"/>
+        <w:rPr>
+          <w:rFonts w:ascii="Times New Roman" w:hAnsi="Times New Roman" w:cs="Times New Roman"/>
+          <w:b/>
+          <w:bCs/>
+        </w:rPr>
+      </w:pPr>
+      <w:r>
+        <w:rPr>
+          <w:rFonts w:ascii="Times New Roman" w:hAnsi="Times New Roman" w:cs="Times New Roman"/>
+          <w:b/>
+          <w:bCs/>
+        </w:rPr>
+        <w:t>Figure #</w:t>
+      </w:r>
+      <w:r>
+        <w:rPr>
+          <w:rFonts w:ascii="Times New Roman" w:hAnsi="Times New Roman" w:cs="Times New Roman"/>
+          <w:b/>
+          <w:bCs/>
+        </w:rPr>
+        <w:t>10</w:t>
+      </w:r>
+      <w:r>
+        <w:rPr>
+          <w:rFonts w:ascii="Times New Roman" w:hAnsi="Times New Roman" w:cs="Times New Roman"/>
+          <w:b/>
+          <w:bCs/>
+        </w:rPr>
+        <w:t>: High Pass Filter Experimental Setup</w:t>
+      </w:r>
+      <w:r>
+        <w:rPr>
+          <w:rFonts w:ascii="Times New Roman" w:hAnsi="Times New Roman" w:cs="Times New Roman"/>
+          <w:noProof/>
+        </w:rPr>
+        <w:drawing>
+          <wp:inline distT="0" distB="0" distL="0" distR="0" wp14:anchorId="127663C9" wp14:editId="293BBA3C">
+            <wp:extent cx="5943600" cy="2132330"/>
+            <wp:effectExtent l="19050" t="19050" r="19050" b="20320"/>
+            <wp:docPr id="1817971326" name="Picture 2"/>
+            <wp:cNvGraphicFramePr>
+              <a:graphicFrameLocks xmlns:a="http://schemas.openxmlformats.org/drawingml/2006/main" noChangeAspect="1"/>
+            </wp:cNvGraphicFramePr>
+            <a:graphic xmlns:a="http://schemas.openxmlformats.org/drawingml/2006/main">
+              <a:graphicData uri="http://schemas.openxmlformats.org/drawingml/2006/picture">
+                <pic:pic xmlns:pic="http://schemas.openxmlformats.org/drawingml/2006/picture">
+                  <pic:nvPicPr>
+                    <pic:cNvPr id="1817971326" name="Picture 1817971326"/>
+                    <pic:cNvPicPr/>
+                  </pic:nvPicPr>
+                  <pic:blipFill>
+                    <a:blip r:embed="rId14">
+                      <a:extLst>
+                        <a:ext uri="{28A0092B-C50C-407E-A947-70E740481C1C}">
+                          <a14:useLocalDpi xmlns:a14="http://schemas.microsoft.com/office/drawing/2010/main" val="0"/>
+                        </a:ext>
+                      </a:extLst>
+                    </a:blip>
+                    <a:stretch>
+                      <a:fillRect/>
+                    </a:stretch>
+                  </pic:blipFill>
+                  <pic:spPr>
+                    <a:xfrm>
+                      <a:off x="0" y="0"/>
+                      <a:ext cx="5943600" cy="2132330"/>
+                    </a:xfrm>
+                    <a:prstGeom prst="rect">
+                      <a:avLst/>
+                    </a:prstGeom>
+                    <a:ln w="12700">
+                      <a:solidFill>
+                        <a:schemeClr val="tx1"/>
+                      </a:solidFill>
+                    </a:ln>
+                  </pic:spPr>
+                </pic:pic>
+              </a:graphicData>
+            </a:graphic>
+          </wp:inline>
+        </w:drawing>
+      </w:r>
+      <w:r>
+        <w:rPr>
+          <w:rFonts w:ascii="Times New Roman" w:hAnsi="Times New Roman" w:cs="Times New Roman"/>
+          <w:b/>
+          <w:bCs/>
+        </w:rPr>
+        <w:t>Figure #</w:t>
+      </w:r>
+      <w:r>
+        <w:rPr>
+          <w:rFonts w:ascii="Times New Roman" w:hAnsi="Times New Roman" w:cs="Times New Roman"/>
+          <w:b/>
+          <w:bCs/>
+        </w:rPr>
+        <w:t>11</w:t>
+      </w:r>
+      <w:r>
+        <w:rPr>
+          <w:rFonts w:ascii="Times New Roman" w:hAnsi="Times New Roman" w:cs="Times New Roman"/>
+          <w:b/>
+          <w:bCs/>
+        </w:rPr>
+        <w:t xml:space="preserve">: Low Pass Filter </w:t>
+      </w:r>
+      <w:r>
+        <w:rPr>
+          <w:rFonts w:ascii="Times New Roman" w:hAnsi="Times New Roman" w:cs="Times New Roman"/>
+          <w:b/>
+          <w:bCs/>
+        </w:rPr>
+        <w:t>Bode Plot</w:t>
+      </w:r>
+    </w:p>
+    <w:p>
+      <w:pPr>
+        <w:spacing w:after="0" w:line="240" w:lineRule="auto"/>
+        <w:jc w:val="center"/>
+        <w:rPr>
+          <w:rFonts w:ascii="Times New Roman" w:hAnsi="Times New Roman" w:cs="Times New Roman"/>
+        </w:rPr>
+      </w:pPr>
+      <w:r>
+        <w:rPr>
+          <w:rFonts w:ascii="Times New Roman" w:hAnsi="Times New Roman" w:cs="Times New Roman"/>
+          <w:noProof/>
+        </w:rPr>
+        <w:drawing>
+          <wp:inline distT="0" distB="0" distL="0" distR="0" wp14:anchorId="3AF6933B" wp14:editId="269C91CB">
+            <wp:extent cx="5943600" cy="2122170"/>
+            <wp:effectExtent l="19050" t="19050" r="19050" b="11430"/>
+            <wp:docPr id="1338642189" name="Picture 4"/>
+            <wp:cNvGraphicFramePr>
+              <a:graphicFrameLocks xmlns:a="http://schemas.openxmlformats.org/drawingml/2006/main" noChangeAspect="1"/>
+            </wp:cNvGraphicFramePr>
+            <a:graphic xmlns:a="http://schemas.openxmlformats.org/drawingml/2006/main">
+              <a:graphicData uri="http://schemas.openxmlformats.org/drawingml/2006/picture">
+                <pic:pic xmlns:pic="http://schemas.openxmlformats.org/drawingml/2006/picture">
+                  <pic:nvPicPr>
+                    <pic:cNvPr id="1338642189" name="Picture 1338642189"/>
+                    <pic:cNvPicPr/>
+                  </pic:nvPicPr>
+                  <pic:blipFill>
+                    <a:blip r:embed="rId15">
+                      <a:extLst>
+                        <a:ext uri="{28A0092B-C50C-407E-A947-70E740481C1C}">
+                          <a14:useLocalDpi xmlns:a14="http://schemas.microsoft.com/office/drawing/2010/main" val="0"/>
+                        </a:ext>
+                      </a:extLst>
+                    </a:blip>
+                    <a:stretch>
+                      <a:fillRect/>
+                    </a:stretch>
+                  </pic:blipFill>
+                  <pic:spPr>
+                    <a:xfrm>
+                      <a:off x="0" y="0"/>
+                      <a:ext cx="5943600" cy="2122170"/>
+                    </a:xfrm>
+                    <a:prstGeom prst="rect">
+                      <a:avLst/>
+                    </a:prstGeom>
+                    <a:ln w="12700">
+                      <a:solidFill>
+                        <a:schemeClr val="tx1"/>
+                      </a:solidFill>
+                    </a:ln>
+                  </pic:spPr>
+                </pic:pic>
+              </a:graphicData>
+            </a:graphic>
+          </wp:inline>
+        </w:drawing>
+      </w:r>
+    </w:p>
+    <w:p>
+      <w:pPr>
+        <w:spacing w:after="0" w:line="480" w:lineRule="auto"/>
+        <w:jc w:val="center"/>
+        <w:rPr>
+          <w:rFonts w:ascii="Times New Roman" w:hAnsi="Times New Roman" w:cs="Times New Roman"/>
+          <w:b/>
+          <w:bCs/>
+        </w:rPr>
+      </w:pPr>
+      <w:r>
+        <w:rPr>
+          <w:rFonts w:ascii="Times New Roman" w:hAnsi="Times New Roman" w:cs="Times New Roman"/>
+          <w:b/>
+          <w:bCs/>
+        </w:rPr>
+        <w:t>Figure #</w:t>
+      </w:r>
+      <w:r>
+        <w:rPr>
+          <w:rFonts w:ascii="Times New Roman" w:hAnsi="Times New Roman" w:cs="Times New Roman"/>
+          <w:b/>
+          <w:bCs/>
+        </w:rPr>
+        <w:t>12</w:t>
+      </w:r>
+      <w:r>
+        <w:rPr>
+          <w:rFonts w:ascii="Times New Roman" w:hAnsi="Times New Roman" w:cs="Times New Roman"/>
+          <w:b/>
+          <w:bCs/>
+        </w:rPr>
+        <w:t xml:space="preserve">: High Pass Filter </w:t>
+      </w:r>
+      <w:r>
+        <w:rPr>
+          <w:rFonts w:ascii="Times New Roman" w:hAnsi="Times New Roman" w:cs="Times New Roman"/>
+          <w:b/>
+          <w:bCs/>
+        </w:rPr>
+        <w:t>Bode Plot</w:t>
+      </w:r>
+    </w:p>
+    <w:tbl>
+      <w:tblPr>
+        <w:tblStyle w:val="TableGrid"/>
+        <w:tblW w:w="0" w:type="auto"/>
+        <w:jc w:val="center"/>
+        <w:tblLook w:val="04A0" w:firstRow="1" w:lastRow="0" w:firstColumn="1" w:lastColumn="0" w:noHBand="0" w:noVBand="1"/>
+      </w:tblPr>
+      <w:tblGrid>
+        <w:gridCol w:w="809"/>
+        <w:gridCol w:w="1237"/>
+        <w:gridCol w:w="2545"/>
+      </w:tblGrid>
+      <w:tr>
+        <w:trPr>
+          <w:jc w:val="center"/>
+        </w:trPr>
+        <w:tc>
+          <w:tcPr>
+            <w:tcW w:w="0" w:type="auto"/>
+            <w:tcBorders>
+              <w:top w:val="nil"/>
+              <w:left w:val="nil"/>
+              <w:bottom w:val="single" w:sz="8" w:space="0" w:color="auto"/>
+              <w:right w:val="single" w:sz="8" w:space="0" w:color="auto"/>
+            </w:tcBorders>
+          </w:tcPr>
+          <w:p>
+            <w:pPr>
+              <w:jc w:val="center"/>
+              <w:rPr>
+                <w:rFonts w:ascii="Times New Roman" w:eastAsiaTheme="minorEastAsia" w:hAnsi="Times New Roman" w:cs="Times New Roman"/>
+                <w:b/>
+                <w:bCs/>
+              </w:rPr>
+            </w:pPr>
+          </w:p>
+        </w:tc>
+        <w:tc>
+          <w:tcPr>
+            <w:tcW w:w="0" w:type="auto"/>
+            <w:gridSpan w:val="2"/>
+            <w:tcBorders>
+              <w:top w:val="single" w:sz="8" w:space="0" w:color="auto"/>
+              <w:left w:val="single" w:sz="8" w:space="0" w:color="auto"/>
+              <w:bottom w:val="single" w:sz="8" w:space="0" w:color="auto"/>
+              <w:right w:val="single" w:sz="8" w:space="0" w:color="auto"/>
+            </w:tcBorders>
+          </w:tcPr>
+          <w:p>
+            <w:pPr>
+              <w:jc w:val="center"/>
+              <w:rPr>
+                <w:rFonts w:ascii="Times New Roman" w:eastAsiaTheme="minorEastAsia" w:hAnsi="Times New Roman" w:cs="Times New Roman"/>
+                <w:b/>
+                <w:bCs/>
+              </w:rPr>
+            </w:pPr>
+            <w:r>
+              <w:rPr>
+                <w:rFonts w:ascii="Times New Roman" w:eastAsiaTheme="minorEastAsia" w:hAnsi="Times New Roman" w:cs="Times New Roman"/>
+                <w:b/>
+                <w:bCs/>
+              </w:rPr>
+              <w:t>Experimental</w:t>
+            </w:r>
+          </w:p>
+        </w:tc>
+      </w:tr>
+      <w:tr>
+        <w:trPr>
+          <w:jc w:val="center"/>
+        </w:trPr>
+        <w:tc>
+          <w:tcPr>
+            <w:tcW w:w="0" w:type="auto"/>
+            <w:tcBorders>
+              <w:top w:val="single" w:sz="8" w:space="0" w:color="auto"/>
+              <w:left w:val="single" w:sz="8" w:space="0" w:color="auto"/>
+              <w:bottom w:val="single" w:sz="8" w:space="0" w:color="auto"/>
+              <w:right w:val="single" w:sz="8" w:space="0" w:color="auto"/>
+            </w:tcBorders>
+          </w:tcPr>
+          <w:p>
+            <w:pPr>
+              <w:jc w:val="center"/>
+              <w:rPr>
+                <w:rFonts w:ascii="Times New Roman" w:eastAsiaTheme="minorEastAsia" w:hAnsi="Times New Roman" w:cs="Times New Roman"/>
+                <w:b/>
+                <w:bCs/>
+              </w:rPr>
+            </w:pPr>
+            <w:r>
+              <w:rPr>
+                <w:rFonts w:ascii="Times New Roman" w:eastAsiaTheme="minorEastAsia" w:hAnsi="Times New Roman" w:cs="Times New Roman"/>
+                <w:b/>
+                <w:bCs/>
+              </w:rPr>
+              <w:t>f (Hz)</w:t>
+            </w:r>
+          </w:p>
+        </w:tc>
+        <w:tc>
+          <w:tcPr>
+            <w:tcW w:w="0" w:type="auto"/>
+            <w:tcBorders>
+              <w:top w:val="single" w:sz="8" w:space="0" w:color="auto"/>
+              <w:left w:val="single" w:sz="8" w:space="0" w:color="auto"/>
+              <w:bottom w:val="single" w:sz="8" w:space="0" w:color="auto"/>
+              <w:right w:val="single" w:sz="8" w:space="0" w:color="auto"/>
+            </w:tcBorders>
+          </w:tcPr>
+          <w:p>
+            <w:pPr>
+              <w:jc w:val="center"/>
+              <w:rPr>
+                <w:rFonts w:ascii="Times New Roman" w:eastAsiaTheme="minorEastAsia" w:hAnsi="Times New Roman" w:cs="Times New Roman"/>
+                <w:b/>
+                <w:bCs/>
+              </w:rPr>
+            </w:pPr>
+            <w:r>
+              <w:rPr>
+                <w:rFonts w:ascii="Times New Roman" w:eastAsiaTheme="minorEastAsia" w:hAnsi="Times New Roman" w:cs="Times New Roman"/>
+                <w:b/>
+                <w:bCs/>
+              </w:rPr>
+              <w:t>Gain (dB)</w:t>
+            </w:r>
+          </w:p>
+        </w:tc>
+        <w:tc>
+          <w:tcPr>
+            <w:tcW w:w="0" w:type="auto"/>
+            <w:tcBorders>
+              <w:top w:val="single" w:sz="8" w:space="0" w:color="auto"/>
+              <w:left w:val="single" w:sz="8" w:space="0" w:color="auto"/>
+              <w:bottom w:val="single" w:sz="8" w:space="0" w:color="auto"/>
+              <w:right w:val="single" w:sz="8" w:space="0" w:color="auto"/>
+            </w:tcBorders>
+          </w:tcPr>
+          <w:p>
+            <w:pPr>
+              <w:jc w:val="center"/>
+              <w:rPr>
+                <w:rFonts w:ascii="Times New Roman" w:eastAsiaTheme="minorEastAsia" w:hAnsi="Times New Roman" w:cs="Times New Roman"/>
+                <w:b/>
+                <w:bCs/>
+              </w:rPr>
+            </w:pPr>
+            <w:r>
+              <w:rPr>
+                <w:rFonts w:ascii="Times New Roman" w:eastAsiaTheme="minorEastAsia" w:hAnsi="Times New Roman" w:cs="Times New Roman"/>
+                <w:b/>
+                <w:bCs/>
+              </w:rPr>
+              <w:t>Phase Angles (degrees)</w:t>
+            </w:r>
+          </w:p>
+        </w:tc>
+      </w:tr>
+      <w:tr>
+        <w:trPr>
+          <w:jc w:val="center"/>
+        </w:trPr>
+        <w:tc>
+          <w:tcPr>
+            <w:tcW w:w="0" w:type="auto"/>
+            <w:tcBorders>
+              <w:top w:val="single" w:sz="8" w:space="0" w:color="auto"/>
+              <w:left w:val="single" w:sz="8" w:space="0" w:color="auto"/>
+              <w:right w:val="single" w:sz="8" w:space="0" w:color="auto"/>
+            </w:tcBorders>
+          </w:tcPr>
+          <w:p>
+            <w:pPr>
+              <w:jc w:val="center"/>
+              <w:rPr>
+                <w:rFonts w:ascii="Times New Roman" w:eastAsiaTheme="minorEastAsia" w:hAnsi="Times New Roman" w:cs="Times New Roman"/>
+              </w:rPr>
+            </w:pPr>
+            <w:r>
+              <w:rPr>
+                <w:rFonts w:ascii="Times New Roman" w:eastAsiaTheme="minorEastAsia" w:hAnsi="Times New Roman" w:cs="Times New Roman"/>
+              </w:rPr>
+              <w:t>25</w:t>
+            </w:r>
+          </w:p>
+        </w:tc>
+        <w:tc>
+          <w:tcPr>
+            <w:tcW w:w="0" w:type="auto"/>
+            <w:tcBorders>
+              <w:top w:val="single" w:sz="8" w:space="0" w:color="auto"/>
+              <w:left w:val="single" w:sz="8" w:space="0" w:color="auto"/>
+              <w:right w:val="single" w:sz="8" w:space="0" w:color="auto"/>
+            </w:tcBorders>
+          </w:tcPr>
+          <w:p>
+            <w:pPr>
+              <w:jc w:val="center"/>
+              <w:rPr>
+                <w:rFonts w:ascii="Times New Roman" w:eastAsiaTheme="minorEastAsia" w:hAnsi="Times New Roman" w:cs="Times New Roman"/>
+              </w:rPr>
+            </w:pPr>
+            <w:r>
+              <w:rPr>
+                <w:rFonts w:ascii="Times New Roman" w:eastAsiaTheme="minorEastAsia" w:hAnsi="Times New Roman" w:cs="Times New Roman"/>
+              </w:rPr>
+              <w:t>-0.1559</w:t>
+            </w:r>
+          </w:p>
+        </w:tc>
+        <w:tc>
+          <w:tcPr>
+            <w:tcW w:w="0" w:type="auto"/>
+            <w:tcBorders>
+              <w:top w:val="single" w:sz="8" w:space="0" w:color="auto"/>
+              <w:left w:val="single" w:sz="8" w:space="0" w:color="auto"/>
+              <w:right w:val="single" w:sz="8" w:space="0" w:color="auto"/>
+            </w:tcBorders>
+          </w:tcPr>
+          <w:p>
+            <w:pPr>
+              <w:jc w:val="center"/>
+              <w:rPr>
+                <w:rFonts w:ascii="Times New Roman" w:eastAsiaTheme="minorEastAsia" w:hAnsi="Times New Roman" w:cs="Times New Roman"/>
+              </w:rPr>
+            </w:pPr>
+            <w:r>
+              <w:rPr>
+                <w:rFonts w:ascii="Times New Roman" w:eastAsiaTheme="minorEastAsia" w:hAnsi="Times New Roman" w:cs="Times New Roman"/>
+              </w:rPr>
+              <w:t>-9.65098</w:t>
+            </w:r>
+          </w:p>
+        </w:tc>
+      </w:tr>
+      <w:tr>
+        <w:trPr>
+          <w:jc w:val="center"/>
+        </w:trPr>
+        <w:tc>
+          <w:tcPr>
+            <w:tcW w:w="0" w:type="auto"/>
+            <w:tcBorders>
+              <w:left w:val="single" w:sz="8" w:space="0" w:color="auto"/>
+              <w:right w:val="single" w:sz="8" w:space="0" w:color="auto"/>
+            </w:tcBorders>
+          </w:tcPr>
+          <w:p>
+            <w:pPr>
+              <w:jc w:val="center"/>
+              <w:rPr>
+                <w:rFonts w:ascii="Times New Roman" w:eastAsiaTheme="minorEastAsia" w:hAnsi="Times New Roman" w:cs="Times New Roman"/>
+              </w:rPr>
+            </w:pPr>
+            <w:r>
+              <w:rPr>
+                <w:rFonts w:ascii="Times New Roman" w:eastAsiaTheme="minorEastAsia" w:hAnsi="Times New Roman" w:cs="Times New Roman"/>
+              </w:rPr>
+              <w:t>50</w:t>
+            </w:r>
+          </w:p>
+        </w:tc>
+        <w:tc>
+          <w:tcPr>
+            <w:tcW w:w="0" w:type="auto"/>
+            <w:tcBorders>
+              <w:left w:val="single" w:sz="8" w:space="0" w:color="auto"/>
+              <w:right w:val="single" w:sz="8" w:space="0" w:color="auto"/>
+            </w:tcBorders>
+          </w:tcPr>
+          <w:p>
+            <w:pPr>
+              <w:jc w:val="center"/>
+              <w:rPr>
+                <w:rFonts w:ascii="Times New Roman" w:eastAsiaTheme="minorEastAsia" w:hAnsi="Times New Roman" w:cs="Times New Roman"/>
+              </w:rPr>
+            </w:pPr>
+            <w:r>
+              <w:rPr>
+                <w:rFonts w:ascii="Times New Roman" w:eastAsiaTheme="minorEastAsia" w:hAnsi="Times New Roman" w:cs="Times New Roman"/>
+              </w:rPr>
+              <w:t>-0.5378</w:t>
+            </w:r>
+          </w:p>
+        </w:tc>
+        <w:tc>
+          <w:tcPr>
+            <w:tcW w:w="0" w:type="auto"/>
+            <w:tcBorders>
+              <w:left w:val="single" w:sz="8" w:space="0" w:color="auto"/>
+              <w:right w:val="single" w:sz="8" w:space="0" w:color="auto"/>
+            </w:tcBorders>
+          </w:tcPr>
+          <w:p>
+            <w:pPr>
+              <w:jc w:val="center"/>
+              <w:rPr>
+                <w:rFonts w:ascii="Times New Roman" w:eastAsiaTheme="minorEastAsia" w:hAnsi="Times New Roman" w:cs="Times New Roman"/>
+              </w:rPr>
+            </w:pPr>
+            <w:r>
+              <w:rPr>
+                <w:rFonts w:ascii="Times New Roman" w:eastAsiaTheme="minorEastAsia" w:hAnsi="Times New Roman" w:cs="Times New Roman"/>
+              </w:rPr>
+              <w:t>-18.54537</w:t>
+            </w:r>
+          </w:p>
+        </w:tc>
+      </w:tr>
+      <w:tr>
+        <w:trPr>
+          <w:jc w:val="center"/>
+        </w:trPr>
+        <w:tc>
+          <w:tcPr>
+            <w:tcW w:w="0" w:type="auto"/>
+            <w:tcBorders>
+              <w:left w:val="single" w:sz="8" w:space="0" w:color="auto"/>
+              <w:right w:val="single" w:sz="8" w:space="0" w:color="auto"/>
+            </w:tcBorders>
+          </w:tcPr>
+          <w:p>
+            <w:pPr>
+              <w:jc w:val="center"/>
+              <w:rPr>
+                <w:rFonts w:ascii="Times New Roman" w:eastAsiaTheme="minorEastAsia" w:hAnsi="Times New Roman" w:cs="Times New Roman"/>
+              </w:rPr>
+            </w:pPr>
+            <w:r>
+              <w:rPr>
+                <w:rFonts w:ascii="Times New Roman" w:eastAsiaTheme="minorEastAsia" w:hAnsi="Times New Roman" w:cs="Times New Roman"/>
+              </w:rPr>
+              <w:t>75</w:t>
+            </w:r>
+          </w:p>
+        </w:tc>
+        <w:tc>
+          <w:tcPr>
+            <w:tcW w:w="0" w:type="auto"/>
+            <w:tcBorders>
+              <w:left w:val="single" w:sz="8" w:space="0" w:color="auto"/>
+              <w:right w:val="single" w:sz="8" w:space="0" w:color="auto"/>
+            </w:tcBorders>
+          </w:tcPr>
+          <w:p>
+            <w:pPr>
+              <w:jc w:val="center"/>
+              <w:rPr>
+                <w:rFonts w:ascii="Times New Roman" w:eastAsiaTheme="minorEastAsia" w:hAnsi="Times New Roman" w:cs="Times New Roman"/>
+              </w:rPr>
+            </w:pPr>
+            <w:r>
+              <w:rPr>
+                <w:rFonts w:ascii="Times New Roman" w:eastAsiaTheme="minorEastAsia" w:hAnsi="Times New Roman" w:cs="Times New Roman"/>
+              </w:rPr>
+              <w:t>-1.0819</w:t>
+            </w:r>
+          </w:p>
+        </w:tc>
+        <w:tc>
+          <w:tcPr>
+            <w:tcW w:w="0" w:type="auto"/>
+            <w:tcBorders>
+              <w:left w:val="single" w:sz="8" w:space="0" w:color="auto"/>
+              <w:right w:val="single" w:sz="8" w:space="0" w:color="auto"/>
+            </w:tcBorders>
+          </w:tcPr>
+          <w:p>
+            <w:pPr>
+              <w:jc w:val="center"/>
+              <w:rPr>
+                <w:rFonts w:ascii="Times New Roman" w:eastAsiaTheme="minorEastAsia" w:hAnsi="Times New Roman" w:cs="Times New Roman"/>
+              </w:rPr>
+            </w:pPr>
+            <w:r>
+              <w:rPr>
+                <w:rFonts w:ascii="Times New Roman" w:eastAsiaTheme="minorEastAsia" w:hAnsi="Times New Roman" w:cs="Times New Roman"/>
+              </w:rPr>
+              <w:t>-26.46138</w:t>
+            </w:r>
+          </w:p>
+        </w:tc>
+      </w:tr>
+      <w:tr>
+        <w:trPr>
+          <w:jc w:val="center"/>
+        </w:trPr>
+        <w:tc>
+          <w:tcPr>
+            <w:tcW w:w="0" w:type="auto"/>
+            <w:tcBorders>
+              <w:left w:val="single" w:sz="8" w:space="0" w:color="auto"/>
+              <w:right w:val="single" w:sz="8" w:space="0" w:color="auto"/>
+            </w:tcBorders>
+          </w:tcPr>
+          <w:p>
+            <w:pPr>
+              <w:jc w:val="center"/>
+              <w:rPr>
+                <w:rFonts w:ascii="Times New Roman" w:eastAsiaTheme="minorEastAsia" w:hAnsi="Times New Roman" w:cs="Times New Roman"/>
+              </w:rPr>
+            </w:pPr>
+            <w:r>
+              <w:rPr>
+                <w:rFonts w:ascii="Times New Roman" w:eastAsiaTheme="minorEastAsia" w:hAnsi="Times New Roman" w:cs="Times New Roman"/>
+              </w:rPr>
+              <w:t>100</w:t>
+            </w:r>
+          </w:p>
+        </w:tc>
+        <w:tc>
+          <w:tcPr>
+            <w:tcW w:w="0" w:type="auto"/>
+            <w:tcBorders>
+              <w:left w:val="single" w:sz="8" w:space="0" w:color="auto"/>
+              <w:right w:val="single" w:sz="8" w:space="0" w:color="auto"/>
+            </w:tcBorders>
+          </w:tcPr>
+          <w:p>
+            <w:pPr>
+              <w:jc w:val="center"/>
+              <w:rPr>
+                <w:rFonts w:ascii="Times New Roman" w:eastAsiaTheme="minorEastAsia" w:hAnsi="Times New Roman" w:cs="Times New Roman"/>
+              </w:rPr>
+            </w:pPr>
+            <w:r>
+              <w:rPr>
+                <w:rFonts w:ascii="Times New Roman" w:eastAsiaTheme="minorEastAsia" w:hAnsi="Times New Roman" w:cs="Times New Roman"/>
+              </w:rPr>
+              <w:t>-1.7268</w:t>
+            </w:r>
+          </w:p>
+        </w:tc>
+        <w:tc>
+          <w:tcPr>
+            <w:tcW w:w="0" w:type="auto"/>
+            <w:tcBorders>
+              <w:left w:val="single" w:sz="8" w:space="0" w:color="auto"/>
+              <w:right w:val="single" w:sz="8" w:space="0" w:color="auto"/>
+            </w:tcBorders>
+          </w:tcPr>
+          <w:p>
+            <w:pPr>
+              <w:jc w:val="center"/>
+              <w:rPr>
+                <w:rFonts w:ascii="Times New Roman" w:eastAsiaTheme="minorEastAsia" w:hAnsi="Times New Roman" w:cs="Times New Roman"/>
+              </w:rPr>
+            </w:pPr>
+            <w:r>
+              <w:rPr>
+                <w:rFonts w:ascii="Times New Roman" w:eastAsiaTheme="minorEastAsia" w:hAnsi="Times New Roman" w:cs="Times New Roman"/>
+              </w:rPr>
+              <w:t>-33.28762</w:t>
+            </w:r>
+          </w:p>
+        </w:tc>
+      </w:tr>
+      <w:tr>
+        <w:trPr>
+          <w:jc w:val="center"/>
+        </w:trPr>
+        <w:tc>
+          <w:tcPr>
+            <w:tcW w:w="0" w:type="auto"/>
+            <w:tcBorders>
+              <w:left w:val="single" w:sz="8" w:space="0" w:color="auto"/>
+              <w:right w:val="single" w:sz="8" w:space="0" w:color="auto"/>
+            </w:tcBorders>
+          </w:tcPr>
+          <w:p>
+            <w:pPr>
+              <w:jc w:val="center"/>
+              <w:rPr>
+                <w:rFonts w:ascii="Times New Roman" w:eastAsiaTheme="minorEastAsia" w:hAnsi="Times New Roman" w:cs="Times New Roman"/>
+              </w:rPr>
+            </w:pPr>
+            <w:r>
+              <w:rPr>
+                <w:rFonts w:ascii="Times New Roman" w:eastAsiaTheme="minorEastAsia" w:hAnsi="Times New Roman" w:cs="Times New Roman"/>
+              </w:rPr>
+              <w:t>150</w:t>
+            </w:r>
+          </w:p>
+        </w:tc>
+        <w:tc>
+          <w:tcPr>
+            <w:tcW w:w="0" w:type="auto"/>
+            <w:tcBorders>
+              <w:left w:val="single" w:sz="8" w:space="0" w:color="auto"/>
+              <w:right w:val="single" w:sz="8" w:space="0" w:color="auto"/>
+            </w:tcBorders>
+          </w:tcPr>
+          <w:p>
+            <w:pPr>
+              <w:jc w:val="center"/>
+              <w:rPr>
+                <w:rFonts w:ascii="Times New Roman" w:eastAsiaTheme="minorEastAsia" w:hAnsi="Times New Roman" w:cs="Times New Roman"/>
+              </w:rPr>
+            </w:pPr>
+            <w:r>
+              <w:rPr>
+                <w:rFonts w:ascii="Times New Roman" w:eastAsiaTheme="minorEastAsia" w:hAnsi="Times New Roman" w:cs="Times New Roman"/>
+              </w:rPr>
+              <w:t>-3.1442</w:t>
+            </w:r>
+          </w:p>
+        </w:tc>
+        <w:tc>
+          <w:tcPr>
+            <w:tcW w:w="0" w:type="auto"/>
+            <w:tcBorders>
+              <w:left w:val="single" w:sz="8" w:space="0" w:color="auto"/>
+              <w:right w:val="single" w:sz="8" w:space="0" w:color="auto"/>
+            </w:tcBorders>
+          </w:tcPr>
+          <w:p>
+            <w:pPr>
+              <w:jc w:val="center"/>
+              <w:rPr>
+                <w:rFonts w:ascii="Times New Roman" w:eastAsiaTheme="minorEastAsia" w:hAnsi="Times New Roman" w:cs="Times New Roman"/>
+              </w:rPr>
+            </w:pPr>
+            <w:r>
+              <w:rPr>
+                <w:rFonts w:ascii="Times New Roman" w:eastAsiaTheme="minorEastAsia" w:hAnsi="Times New Roman" w:cs="Times New Roman"/>
+              </w:rPr>
+              <w:t>-43.9651</w:t>
+            </w:r>
+          </w:p>
+        </w:tc>
+      </w:tr>
+      <w:tr>
+        <w:trPr>
+          <w:jc w:val="center"/>
+        </w:trPr>
+        <w:tc>
+          <w:tcPr>
+            <w:tcW w:w="0" w:type="auto"/>
+            <w:tcBorders>
+              <w:left w:val="single" w:sz="8" w:space="0" w:color="auto"/>
+              <w:right w:val="single" w:sz="8" w:space="0" w:color="auto"/>
+            </w:tcBorders>
+          </w:tcPr>
+          <w:p>
+            <w:pPr>
+              <w:jc w:val="center"/>
+              <w:rPr>
+                <w:rFonts w:ascii="Times New Roman" w:eastAsiaTheme="minorEastAsia" w:hAnsi="Times New Roman" w:cs="Times New Roman"/>
+              </w:rPr>
+            </w:pPr>
+            <w:r>
+              <w:rPr>
+                <w:rFonts w:ascii="Times New Roman" w:eastAsiaTheme="minorEastAsia" w:hAnsi="Times New Roman" w:cs="Times New Roman"/>
+              </w:rPr>
+              <w:t>200</w:t>
+            </w:r>
+          </w:p>
+        </w:tc>
+        <w:tc>
+          <w:tcPr>
+            <w:tcW w:w="0" w:type="auto"/>
+            <w:tcBorders>
+              <w:left w:val="single" w:sz="8" w:space="0" w:color="auto"/>
+              <w:right w:val="single" w:sz="8" w:space="0" w:color="auto"/>
+            </w:tcBorders>
+          </w:tcPr>
+          <w:p>
+            <w:pPr>
+              <w:jc w:val="center"/>
+              <w:rPr>
+                <w:rFonts w:ascii="Times New Roman" w:eastAsiaTheme="minorEastAsia" w:hAnsi="Times New Roman" w:cs="Times New Roman"/>
+              </w:rPr>
+            </w:pPr>
+            <w:r>
+              <w:rPr>
+                <w:rFonts w:ascii="Times New Roman" w:eastAsiaTheme="minorEastAsia" w:hAnsi="Times New Roman" w:cs="Times New Roman"/>
+              </w:rPr>
+              <w:t>-4.541</w:t>
+            </w:r>
+          </w:p>
+        </w:tc>
+        <w:tc>
+          <w:tcPr>
+            <w:tcW w:w="0" w:type="auto"/>
+            <w:tcBorders>
+              <w:left w:val="single" w:sz="8" w:space="0" w:color="auto"/>
+              <w:right w:val="single" w:sz="8" w:space="0" w:color="auto"/>
+            </w:tcBorders>
+          </w:tcPr>
+          <w:p>
+            <w:pPr>
+              <w:jc w:val="center"/>
+              <w:rPr>
+                <w:rFonts w:ascii="Times New Roman" w:eastAsiaTheme="minorEastAsia" w:hAnsi="Times New Roman" w:cs="Times New Roman"/>
+              </w:rPr>
+            </w:pPr>
+            <w:r>
+              <w:rPr>
+                <w:rFonts w:ascii="Times New Roman" w:eastAsiaTheme="minorEastAsia" w:hAnsi="Times New Roman" w:cs="Times New Roman"/>
+              </w:rPr>
+              <w:t>-51.5398</w:t>
+            </w:r>
+          </w:p>
+        </w:tc>
+      </w:tr>
+      <w:tr>
+        <w:trPr>
+          <w:jc w:val="center"/>
+        </w:trPr>
+        <w:tc>
+          <w:tcPr>
+            <w:tcW w:w="0" w:type="auto"/>
+            <w:tcBorders>
+              <w:left w:val="single" w:sz="8" w:space="0" w:color="auto"/>
+              <w:right w:val="single" w:sz="8" w:space="0" w:color="auto"/>
+            </w:tcBorders>
+          </w:tcPr>
+          <w:p>
+            <w:pPr>
+              <w:jc w:val="center"/>
+              <w:rPr>
+                <w:rFonts w:ascii="Times New Roman" w:eastAsiaTheme="minorEastAsia" w:hAnsi="Times New Roman" w:cs="Times New Roman"/>
+              </w:rPr>
+            </w:pPr>
+            <w:r>
+              <w:rPr>
+                <w:rFonts w:ascii="Times New Roman" w:eastAsiaTheme="minorEastAsia" w:hAnsi="Times New Roman" w:cs="Times New Roman"/>
+              </w:rPr>
+              <w:t>300</w:t>
+            </w:r>
+          </w:p>
+        </w:tc>
+        <w:tc>
+          <w:tcPr>
+            <w:tcW w:w="0" w:type="auto"/>
+            <w:tcBorders>
+              <w:left w:val="single" w:sz="8" w:space="0" w:color="auto"/>
+              <w:right w:val="single" w:sz="8" w:space="0" w:color="auto"/>
+            </w:tcBorders>
+          </w:tcPr>
+          <w:p>
+            <w:pPr>
+              <w:jc w:val="center"/>
+              <w:rPr>
+                <w:rFonts w:ascii="Times New Roman" w:eastAsiaTheme="minorEastAsia" w:hAnsi="Times New Roman" w:cs="Times New Roman"/>
+              </w:rPr>
+            </w:pPr>
+            <w:r>
+              <w:rPr>
+                <w:rFonts w:ascii="Times New Roman" w:eastAsiaTheme="minorEastAsia" w:hAnsi="Times New Roman" w:cs="Times New Roman"/>
+              </w:rPr>
+              <w:t>-7.0072</w:t>
+            </w:r>
+          </w:p>
+        </w:tc>
+        <w:tc>
+          <w:tcPr>
+            <w:tcW w:w="0" w:type="auto"/>
+            <w:tcBorders>
+              <w:left w:val="single" w:sz="8" w:space="0" w:color="auto"/>
+              <w:right w:val="single" w:sz="8" w:space="0" w:color="auto"/>
+            </w:tcBorders>
+          </w:tcPr>
+          <w:p>
+            <w:pPr>
+              <w:jc w:val="center"/>
+              <w:rPr>
+                <w:rFonts w:ascii="Times New Roman" w:eastAsiaTheme="minorEastAsia" w:hAnsi="Times New Roman" w:cs="Times New Roman"/>
+              </w:rPr>
+            </w:pPr>
+            <w:r>
+              <w:rPr>
+                <w:rFonts w:ascii="Times New Roman" w:eastAsiaTheme="minorEastAsia" w:hAnsi="Times New Roman" w:cs="Times New Roman"/>
+              </w:rPr>
+              <w:t>-61.06341</w:t>
+            </w:r>
+          </w:p>
+        </w:tc>
+      </w:tr>
+      <w:tr>
+        <w:trPr>
+          <w:jc w:val="center"/>
+        </w:trPr>
+        <w:tc>
+          <w:tcPr>
+            <w:tcW w:w="0" w:type="auto"/>
+            <w:tcBorders>
+              <w:left w:val="single" w:sz="8" w:space="0" w:color="auto"/>
+              <w:right w:val="single" w:sz="8" w:space="0" w:color="auto"/>
+            </w:tcBorders>
+          </w:tcPr>
+          <w:p>
+            <w:pPr>
+              <w:jc w:val="center"/>
+              <w:rPr>
+                <w:rFonts w:ascii="Times New Roman" w:eastAsiaTheme="minorEastAsia" w:hAnsi="Times New Roman" w:cs="Times New Roman"/>
+              </w:rPr>
+            </w:pPr>
+            <w:r>
+              <w:rPr>
+                <w:rFonts w:ascii="Times New Roman" w:eastAsiaTheme="minorEastAsia" w:hAnsi="Times New Roman" w:cs="Times New Roman"/>
+              </w:rPr>
+              <w:t>500</w:t>
+            </w:r>
+          </w:p>
+        </w:tc>
+        <w:tc>
+          <w:tcPr>
+            <w:tcW w:w="0" w:type="auto"/>
+            <w:tcBorders>
+              <w:left w:val="single" w:sz="8" w:space="0" w:color="auto"/>
+              <w:right w:val="single" w:sz="8" w:space="0" w:color="auto"/>
+            </w:tcBorders>
+          </w:tcPr>
+          <w:p>
+            <w:pPr>
+              <w:jc w:val="center"/>
+              <w:rPr>
+                <w:rFonts w:ascii="Times New Roman" w:eastAsiaTheme="minorEastAsia" w:hAnsi="Times New Roman" w:cs="Times New Roman"/>
+              </w:rPr>
+            </w:pPr>
+            <w:r>
+              <w:rPr>
+                <w:rFonts w:ascii="Times New Roman" w:eastAsiaTheme="minorEastAsia" w:hAnsi="Times New Roman" w:cs="Times New Roman"/>
+              </w:rPr>
+              <w:t>-10.6832</w:t>
+            </w:r>
+          </w:p>
+        </w:tc>
+        <w:tc>
+          <w:tcPr>
+            <w:tcW w:w="0" w:type="auto"/>
+            <w:tcBorders>
+              <w:left w:val="single" w:sz="8" w:space="0" w:color="auto"/>
+              <w:right w:val="single" w:sz="8" w:space="0" w:color="auto"/>
+            </w:tcBorders>
+          </w:tcPr>
+          <w:p>
+            <w:pPr>
+              <w:jc w:val="center"/>
+              <w:rPr>
+                <w:rFonts w:ascii="Times New Roman" w:eastAsiaTheme="minorEastAsia" w:hAnsi="Times New Roman" w:cs="Times New Roman"/>
+              </w:rPr>
+            </w:pPr>
+            <w:r>
+              <w:rPr>
+                <w:rFonts w:ascii="Times New Roman" w:eastAsiaTheme="minorEastAsia" w:hAnsi="Times New Roman" w:cs="Times New Roman"/>
+              </w:rPr>
+              <w:t>-70.16734</w:t>
+            </w:r>
+          </w:p>
+        </w:tc>
+      </w:tr>
+      <w:tr>
+        <w:trPr>
+          <w:jc w:val="center"/>
+        </w:trPr>
+        <w:tc>
+          <w:tcPr>
+            <w:tcW w:w="0" w:type="auto"/>
+            <w:tcBorders>
+              <w:left w:val="single" w:sz="8" w:space="0" w:color="auto"/>
+              <w:right w:val="single" w:sz="8" w:space="0" w:color="auto"/>
+            </w:tcBorders>
+          </w:tcPr>
+          <w:p>
+            <w:pPr>
+              <w:jc w:val="center"/>
+              <w:rPr>
+                <w:rFonts w:ascii="Times New Roman" w:eastAsiaTheme="minorEastAsia" w:hAnsi="Times New Roman" w:cs="Times New Roman"/>
+              </w:rPr>
+            </w:pPr>
+            <w:r>
+              <w:rPr>
+                <w:rFonts w:ascii="Times New Roman" w:eastAsiaTheme="minorEastAsia" w:hAnsi="Times New Roman" w:cs="Times New Roman"/>
+              </w:rPr>
+              <w:t>600</w:t>
+            </w:r>
+          </w:p>
+        </w:tc>
+        <w:tc>
+          <w:tcPr>
+            <w:tcW w:w="0" w:type="auto"/>
+            <w:tcBorders>
+              <w:left w:val="single" w:sz="8" w:space="0" w:color="auto"/>
+              <w:right w:val="single" w:sz="8" w:space="0" w:color="auto"/>
+            </w:tcBorders>
+          </w:tcPr>
+          <w:p>
+            <w:pPr>
+              <w:jc w:val="center"/>
+              <w:rPr>
+                <w:rFonts w:ascii="Times New Roman" w:eastAsiaTheme="minorEastAsia" w:hAnsi="Times New Roman" w:cs="Times New Roman"/>
+              </w:rPr>
+            </w:pPr>
+            <w:r>
+              <w:rPr>
+                <w:rFonts w:ascii="Times New Roman" w:eastAsiaTheme="minorEastAsia" w:hAnsi="Times New Roman" w:cs="Times New Roman"/>
+              </w:rPr>
+              <w:t>-12.0914</w:t>
+            </w:r>
+          </w:p>
+        </w:tc>
+        <w:tc>
+          <w:tcPr>
+            <w:tcW w:w="0" w:type="auto"/>
+            <w:tcBorders>
+              <w:left w:val="single" w:sz="8" w:space="0" w:color="auto"/>
+              <w:right w:val="single" w:sz="8" w:space="0" w:color="auto"/>
+            </w:tcBorders>
+          </w:tcPr>
+          <w:p>
+            <w:pPr>
+              <w:jc w:val="center"/>
+              <w:rPr>
+                <w:rFonts w:ascii="Times New Roman" w:eastAsiaTheme="minorEastAsia" w:hAnsi="Times New Roman" w:cs="Times New Roman"/>
+              </w:rPr>
+            </w:pPr>
+            <w:r>
+              <w:rPr>
+                <w:rFonts w:ascii="Times New Roman" w:eastAsiaTheme="minorEastAsia" w:hAnsi="Times New Roman" w:cs="Times New Roman"/>
+              </w:rPr>
+              <w:t>-72.6128</w:t>
+            </w:r>
+          </w:p>
+        </w:tc>
+      </w:tr>
+      <w:tr>
+        <w:trPr>
+          <w:jc w:val="center"/>
+        </w:trPr>
+        <w:tc>
+          <w:tcPr>
+            <w:tcW w:w="0" w:type="auto"/>
+            <w:tcBorders>
+              <w:left w:val="single" w:sz="8" w:space="0" w:color="auto"/>
+              <w:right w:val="single" w:sz="8" w:space="0" w:color="auto"/>
+            </w:tcBorders>
+          </w:tcPr>
+          <w:p>
+            <w:pPr>
+              <w:jc w:val="center"/>
+              <w:rPr>
+                <w:rFonts w:ascii="Times New Roman" w:eastAsiaTheme="minorEastAsia" w:hAnsi="Times New Roman" w:cs="Times New Roman"/>
+              </w:rPr>
+            </w:pPr>
+            <w:r>
+              <w:rPr>
+                <w:rFonts w:ascii="Times New Roman" w:eastAsiaTheme="minorEastAsia" w:hAnsi="Times New Roman" w:cs="Times New Roman"/>
+              </w:rPr>
+              <w:t>700</w:t>
+            </w:r>
+          </w:p>
+        </w:tc>
+        <w:tc>
+          <w:tcPr>
+            <w:tcW w:w="0" w:type="auto"/>
+            <w:tcBorders>
+              <w:left w:val="single" w:sz="8" w:space="0" w:color="auto"/>
+              <w:right w:val="single" w:sz="8" w:space="0" w:color="auto"/>
+            </w:tcBorders>
+          </w:tcPr>
+          <w:p>
+            <w:pPr>
+              <w:jc w:val="center"/>
+              <w:rPr>
+                <w:rFonts w:ascii="Times New Roman" w:eastAsiaTheme="minorEastAsia" w:hAnsi="Times New Roman" w:cs="Times New Roman"/>
+              </w:rPr>
+            </w:pPr>
+            <w:r>
+              <w:rPr>
+                <w:rFonts w:ascii="Times New Roman" w:eastAsiaTheme="minorEastAsia" w:hAnsi="Times New Roman" w:cs="Times New Roman"/>
+              </w:rPr>
+              <w:t>-</w:t>
+            </w:r>
+            <w:r>
+              <w:rPr>
+                <w:rFonts w:ascii="Times New Roman" w:eastAsiaTheme="minorEastAsia" w:hAnsi="Times New Roman" w:cs="Times New Roman"/>
+              </w:rPr>
+              <w:t>13.3067</w:t>
+            </w:r>
+          </w:p>
+        </w:tc>
+        <w:tc>
+          <w:tcPr>
+            <w:tcW w:w="0" w:type="auto"/>
+            <w:tcBorders>
+              <w:left w:val="single" w:sz="8" w:space="0" w:color="auto"/>
+              <w:right w:val="single" w:sz="8" w:space="0" w:color="auto"/>
+            </w:tcBorders>
+          </w:tcPr>
+          <w:p>
+            <w:pPr>
+              <w:jc w:val="center"/>
+              <w:rPr>
+                <w:rFonts w:ascii="Times New Roman" w:eastAsiaTheme="minorEastAsia" w:hAnsi="Times New Roman" w:cs="Times New Roman"/>
+              </w:rPr>
+            </w:pPr>
+            <w:r>
+              <w:rPr>
+                <w:rFonts w:ascii="Times New Roman" w:eastAsiaTheme="minorEastAsia" w:hAnsi="Times New Roman" w:cs="Times New Roman"/>
+              </w:rPr>
+              <w:t>-74.39027</w:t>
+            </w:r>
+          </w:p>
+        </w:tc>
+      </w:tr>
+      <w:tr>
+        <w:trPr>
+          <w:jc w:val="center"/>
+        </w:trPr>
+        <w:tc>
+          <w:tcPr>
+            <w:tcW w:w="0" w:type="auto"/>
+            <w:tcBorders>
+              <w:left w:val="single" w:sz="8" w:space="0" w:color="auto"/>
+              <w:right w:val="single" w:sz="8" w:space="0" w:color="auto"/>
+            </w:tcBorders>
+          </w:tcPr>
+          <w:p>
+            <w:pPr>
+              <w:jc w:val="center"/>
+              <w:rPr>
+                <w:rFonts w:ascii="Times New Roman" w:eastAsiaTheme="minorEastAsia" w:hAnsi="Times New Roman" w:cs="Times New Roman"/>
+              </w:rPr>
+            </w:pPr>
+            <w:r>
+              <w:rPr>
+                <w:rFonts w:ascii="Times New Roman" w:eastAsiaTheme="minorEastAsia" w:hAnsi="Times New Roman" w:cs="Times New Roman"/>
+              </w:rPr>
+              <w:t>800</w:t>
+            </w:r>
+          </w:p>
+        </w:tc>
+        <w:tc>
+          <w:tcPr>
+            <w:tcW w:w="0" w:type="auto"/>
+            <w:tcBorders>
+              <w:left w:val="single" w:sz="8" w:space="0" w:color="auto"/>
+              <w:right w:val="single" w:sz="8" w:space="0" w:color="auto"/>
+            </w:tcBorders>
+          </w:tcPr>
+          <w:p>
+            <w:pPr>
+              <w:jc w:val="center"/>
+              <w:rPr>
+                <w:rFonts w:ascii="Times New Roman" w:eastAsiaTheme="minorEastAsia" w:hAnsi="Times New Roman" w:cs="Times New Roman"/>
+              </w:rPr>
+            </w:pPr>
+            <w:r>
+              <w:rPr>
+                <w:rFonts w:ascii="Times New Roman" w:eastAsiaTheme="minorEastAsia" w:hAnsi="Times New Roman" w:cs="Times New Roman"/>
+              </w:rPr>
+              <w:t>-14.372</w:t>
+            </w:r>
+          </w:p>
+        </w:tc>
+        <w:tc>
+          <w:tcPr>
+            <w:tcW w:w="0" w:type="auto"/>
+            <w:tcBorders>
+              <w:left w:val="single" w:sz="8" w:space="0" w:color="auto"/>
+              <w:right w:val="single" w:sz="8" w:space="0" w:color="auto"/>
+            </w:tcBorders>
+          </w:tcPr>
+          <w:p>
+            <w:pPr>
+              <w:jc w:val="center"/>
+              <w:rPr>
+                <w:rFonts w:ascii="Times New Roman" w:eastAsiaTheme="minorEastAsia" w:hAnsi="Times New Roman" w:cs="Times New Roman"/>
+              </w:rPr>
+            </w:pPr>
+            <w:r>
+              <w:rPr>
+                <w:rFonts w:ascii="Times New Roman" w:eastAsiaTheme="minorEastAsia" w:hAnsi="Times New Roman" w:cs="Times New Roman"/>
+              </w:rPr>
+              <w:t>-75.74325</w:t>
+            </w:r>
+          </w:p>
+        </w:tc>
+      </w:tr>
+      <w:tr>
+        <w:trPr>
+          <w:jc w:val="center"/>
+        </w:trPr>
+        <w:tc>
+          <w:tcPr>
+            <w:tcW w:w="0" w:type="auto"/>
+            <w:tcBorders>
+              <w:left w:val="single" w:sz="8" w:space="0" w:color="auto"/>
+              <w:right w:val="single" w:sz="8" w:space="0" w:color="auto"/>
+            </w:tcBorders>
+          </w:tcPr>
+          <w:p>
+            <w:pPr>
+              <w:jc w:val="center"/>
+              <w:rPr>
+                <w:rFonts w:ascii="Times New Roman" w:eastAsiaTheme="minorEastAsia" w:hAnsi="Times New Roman" w:cs="Times New Roman"/>
+              </w:rPr>
+            </w:pPr>
+            <w:r>
+              <w:rPr>
+                <w:rFonts w:ascii="Times New Roman" w:eastAsiaTheme="minorEastAsia" w:hAnsi="Times New Roman" w:cs="Times New Roman"/>
+              </w:rPr>
+              <w:t>900</w:t>
+            </w:r>
+          </w:p>
+        </w:tc>
+        <w:tc>
+          <w:tcPr>
+            <w:tcW w:w="0" w:type="auto"/>
+            <w:tcBorders>
+              <w:left w:val="single" w:sz="8" w:space="0" w:color="auto"/>
+              <w:right w:val="single" w:sz="8" w:space="0" w:color="auto"/>
+            </w:tcBorders>
+          </w:tcPr>
+          <w:p>
+            <w:pPr>
+              <w:jc w:val="center"/>
+              <w:rPr>
+                <w:rFonts w:ascii="Times New Roman" w:eastAsiaTheme="minorEastAsia" w:hAnsi="Times New Roman" w:cs="Times New Roman"/>
+              </w:rPr>
+            </w:pPr>
+            <w:r>
+              <w:rPr>
+                <w:rFonts w:ascii="Times New Roman" w:eastAsiaTheme="minorEastAsia" w:hAnsi="Times New Roman" w:cs="Times New Roman"/>
+              </w:rPr>
+              <w:t>-15.3224</w:t>
+            </w:r>
+          </w:p>
+        </w:tc>
+        <w:tc>
+          <w:tcPr>
+            <w:tcW w:w="0" w:type="auto"/>
+            <w:tcBorders>
+              <w:left w:val="single" w:sz="8" w:space="0" w:color="auto"/>
+              <w:right w:val="single" w:sz="8" w:space="0" w:color="auto"/>
+            </w:tcBorders>
+          </w:tcPr>
+          <w:p>
+            <w:pPr>
+              <w:jc w:val="center"/>
+              <w:rPr>
+                <w:rFonts w:ascii="Times New Roman" w:eastAsiaTheme="minorEastAsia" w:hAnsi="Times New Roman" w:cs="Times New Roman"/>
+              </w:rPr>
+            </w:pPr>
+            <w:r>
+              <w:rPr>
+                <w:rFonts w:ascii="Times New Roman" w:eastAsiaTheme="minorEastAsia" w:hAnsi="Times New Roman" w:cs="Times New Roman"/>
+              </w:rPr>
+              <w:t>-76.78301</w:t>
+            </w:r>
+          </w:p>
+        </w:tc>
+      </w:tr>
+      <w:tr>
+        <w:trPr>
+          <w:jc w:val="center"/>
+        </w:trPr>
+        <w:tc>
+          <w:tcPr>
+            <w:tcW w:w="0" w:type="auto"/>
+            <w:tcBorders>
+              <w:left w:val="single" w:sz="8" w:space="0" w:color="auto"/>
+              <w:bottom w:val="single" w:sz="8" w:space="0" w:color="auto"/>
+              <w:right w:val="single" w:sz="8" w:space="0" w:color="auto"/>
+            </w:tcBorders>
+          </w:tcPr>
+          <w:p>
+            <w:pPr>
+              <w:jc w:val="center"/>
+              <w:rPr>
+                <w:rFonts w:ascii="Times New Roman" w:eastAsiaTheme="minorEastAsia" w:hAnsi="Times New Roman" w:cs="Times New Roman"/>
+              </w:rPr>
+            </w:pPr>
+            <w:r>
+              <w:rPr>
+                <w:rFonts w:ascii="Times New Roman" w:eastAsiaTheme="minorEastAsia" w:hAnsi="Times New Roman" w:cs="Times New Roman"/>
+              </w:rPr>
+              <w:t>1000</w:t>
+            </w:r>
+          </w:p>
+        </w:tc>
+        <w:tc>
+          <w:tcPr>
+            <w:tcW w:w="0" w:type="auto"/>
+            <w:tcBorders>
+              <w:left w:val="single" w:sz="8" w:space="0" w:color="auto"/>
+              <w:bottom w:val="single" w:sz="8" w:space="0" w:color="auto"/>
+              <w:right w:val="single" w:sz="8" w:space="0" w:color="auto"/>
+            </w:tcBorders>
+          </w:tcPr>
+          <w:p>
+            <w:pPr>
+              <w:jc w:val="center"/>
+              <w:rPr>
+                <w:rFonts w:ascii="Times New Roman" w:eastAsiaTheme="minorEastAsia" w:hAnsi="Times New Roman" w:cs="Times New Roman"/>
+              </w:rPr>
+            </w:pPr>
+            <w:r>
+              <w:rPr>
+                <w:rFonts w:ascii="Times New Roman" w:eastAsiaTheme="minorEastAsia" w:hAnsi="Times New Roman" w:cs="Times New Roman"/>
+              </w:rPr>
+              <w:t>-16.1778</w:t>
+            </w:r>
+          </w:p>
+        </w:tc>
+        <w:tc>
+          <w:tcPr>
+            <w:tcW w:w="0" w:type="auto"/>
+            <w:tcBorders>
+              <w:left w:val="single" w:sz="8" w:space="0" w:color="auto"/>
+              <w:bottom w:val="single" w:sz="8" w:space="0" w:color="auto"/>
+              <w:right w:val="single" w:sz="8" w:space="0" w:color="auto"/>
+            </w:tcBorders>
+          </w:tcPr>
+          <w:p>
+            <w:pPr>
+              <w:jc w:val="center"/>
+              <w:rPr>
+                <w:rFonts w:ascii="Times New Roman" w:eastAsiaTheme="minorEastAsia" w:hAnsi="Times New Roman" w:cs="Times New Roman"/>
+              </w:rPr>
+            </w:pPr>
+            <w:r>
+              <w:rPr>
+                <w:rFonts w:ascii="Times New Roman" w:eastAsiaTheme="minorEastAsia" w:hAnsi="Times New Roman" w:cs="Times New Roman"/>
+              </w:rPr>
+              <w:t>-77.60788</w:t>
+            </w:r>
+          </w:p>
+        </w:tc>
+      </w:tr>
+    </w:tbl>
+    <w:p>
+      <w:pPr>
+        <w:spacing w:after="0" w:line="480" w:lineRule="auto"/>
+        <w:jc w:val="center"/>
+        <w:rPr>
+          <w:rFonts w:ascii="Times New Roman" w:hAnsi="Times New Roman" w:cs="Times New Roman"/>
+          <w:b/>
+          <w:bCs/>
+        </w:rPr>
+      </w:pPr>
+      <w:r>
+        <w:rPr>
+          <w:rFonts w:ascii="Times New Roman" w:hAnsi="Times New Roman" w:cs="Times New Roman"/>
+          <w:b/>
+          <w:bCs/>
+        </w:rPr>
+        <w:t>Table #5: Low Pass Filter Experimental Results</w:t>
+      </w:r>
+    </w:p>
+    <w:tbl>
+      <w:tblPr>
+        <w:tblStyle w:val="TableGrid"/>
+        <w:tblW w:w="0" w:type="auto"/>
+        <w:jc w:val="center"/>
+        <w:tblLook w:val="04A0" w:firstRow="1" w:lastRow="0" w:firstColumn="1" w:lastColumn="0" w:noHBand="0" w:noVBand="1"/>
+      </w:tblPr>
+      <w:tblGrid>
+        <w:gridCol w:w="809"/>
+        <w:gridCol w:w="1237"/>
+        <w:gridCol w:w="2545"/>
+      </w:tblGrid>
+      <w:tr>
+        <w:trPr>
+          <w:jc w:val="center"/>
+        </w:trPr>
+        <w:tc>
+          <w:tcPr>
+            <w:tcW w:w="0" w:type="auto"/>
+            <w:tcBorders>
+              <w:top w:val="nil"/>
+              <w:left w:val="nil"/>
+              <w:bottom w:val="single" w:sz="8" w:space="0" w:color="auto"/>
+              <w:right w:val="single" w:sz="8" w:space="0" w:color="auto"/>
+            </w:tcBorders>
+          </w:tcPr>
+          <w:p>
+            <w:pPr>
+              <w:jc w:val="center"/>
+              <w:rPr>
+                <w:rFonts w:ascii="Times New Roman" w:eastAsiaTheme="minorEastAsia" w:hAnsi="Times New Roman" w:cs="Times New Roman"/>
+                <w:b/>
+                <w:bCs/>
+              </w:rPr>
+            </w:pPr>
+          </w:p>
+        </w:tc>
+        <w:tc>
+          <w:tcPr>
+            <w:tcW w:w="0" w:type="auto"/>
+            <w:gridSpan w:val="2"/>
+            <w:tcBorders>
+              <w:top w:val="single" w:sz="8" w:space="0" w:color="auto"/>
+              <w:left w:val="single" w:sz="8" w:space="0" w:color="auto"/>
+              <w:bottom w:val="single" w:sz="8" w:space="0" w:color="auto"/>
+              <w:right w:val="single" w:sz="8" w:space="0" w:color="auto"/>
+            </w:tcBorders>
+          </w:tcPr>
+          <w:p>
+            <w:pPr>
+              <w:jc w:val="center"/>
+              <w:rPr>
+                <w:rFonts w:ascii="Times New Roman" w:eastAsiaTheme="minorEastAsia" w:hAnsi="Times New Roman" w:cs="Times New Roman"/>
+                <w:b/>
+                <w:bCs/>
+              </w:rPr>
+            </w:pPr>
+            <w:r>
+              <w:rPr>
+                <w:rFonts w:ascii="Times New Roman" w:eastAsiaTheme="minorEastAsia" w:hAnsi="Times New Roman" w:cs="Times New Roman"/>
+                <w:b/>
+                <w:bCs/>
+              </w:rPr>
+              <w:t>Experimental</w:t>
+            </w:r>
+          </w:p>
+        </w:tc>
+      </w:tr>
+      <w:tr>
+        <w:trPr>
+          <w:jc w:val="center"/>
+        </w:trPr>
+        <w:tc>
+          <w:tcPr>
+            <w:tcW w:w="0" w:type="auto"/>
+            <w:tcBorders>
+              <w:top w:val="single" w:sz="8" w:space="0" w:color="auto"/>
+              <w:left w:val="single" w:sz="8" w:space="0" w:color="auto"/>
+              <w:bottom w:val="single" w:sz="8" w:space="0" w:color="auto"/>
+              <w:right w:val="single" w:sz="8" w:space="0" w:color="auto"/>
+            </w:tcBorders>
+          </w:tcPr>
+          <w:p>
+            <w:pPr>
+              <w:jc w:val="center"/>
+              <w:rPr>
+                <w:rFonts w:ascii="Times New Roman" w:eastAsiaTheme="minorEastAsia" w:hAnsi="Times New Roman" w:cs="Times New Roman"/>
+                <w:b/>
+                <w:bCs/>
+              </w:rPr>
+            </w:pPr>
+            <w:r>
+              <w:rPr>
+                <w:rFonts w:ascii="Times New Roman" w:eastAsiaTheme="minorEastAsia" w:hAnsi="Times New Roman" w:cs="Times New Roman"/>
+                <w:b/>
+                <w:bCs/>
+              </w:rPr>
+              <w:t>f (Hz)</w:t>
+            </w:r>
+          </w:p>
+        </w:tc>
+        <w:tc>
+          <w:tcPr>
+            <w:tcW w:w="0" w:type="auto"/>
+            <w:tcBorders>
+              <w:top w:val="single" w:sz="8" w:space="0" w:color="auto"/>
+              <w:left w:val="single" w:sz="8" w:space="0" w:color="auto"/>
+              <w:bottom w:val="single" w:sz="8" w:space="0" w:color="auto"/>
+              <w:right w:val="single" w:sz="8" w:space="0" w:color="auto"/>
+            </w:tcBorders>
+          </w:tcPr>
+          <w:p>
+            <w:pPr>
+              <w:jc w:val="center"/>
+              <w:rPr>
+                <w:rFonts w:ascii="Times New Roman" w:eastAsiaTheme="minorEastAsia" w:hAnsi="Times New Roman" w:cs="Times New Roman"/>
+                <w:b/>
+                <w:bCs/>
+              </w:rPr>
+            </w:pPr>
+            <w:r>
+              <w:rPr>
+                <w:rFonts w:ascii="Times New Roman" w:eastAsiaTheme="minorEastAsia" w:hAnsi="Times New Roman" w:cs="Times New Roman"/>
+                <w:b/>
+                <w:bCs/>
+              </w:rPr>
+              <w:t>Gain (dB)</w:t>
+            </w:r>
+          </w:p>
+        </w:tc>
+        <w:tc>
+          <w:tcPr>
+            <w:tcW w:w="0" w:type="auto"/>
+            <w:tcBorders>
+              <w:top w:val="single" w:sz="8" w:space="0" w:color="auto"/>
+              <w:left w:val="single" w:sz="8" w:space="0" w:color="auto"/>
+              <w:bottom w:val="single" w:sz="8" w:space="0" w:color="auto"/>
+              <w:right w:val="single" w:sz="8" w:space="0" w:color="auto"/>
+            </w:tcBorders>
+          </w:tcPr>
+          <w:p>
+            <w:pPr>
+              <w:jc w:val="center"/>
+              <w:rPr>
+                <w:rFonts w:ascii="Times New Roman" w:eastAsiaTheme="minorEastAsia" w:hAnsi="Times New Roman" w:cs="Times New Roman"/>
+                <w:b/>
+                <w:bCs/>
+              </w:rPr>
+            </w:pPr>
+            <w:r>
+              <w:rPr>
+                <w:rFonts w:ascii="Times New Roman" w:eastAsiaTheme="minorEastAsia" w:hAnsi="Times New Roman" w:cs="Times New Roman"/>
+                <w:b/>
+                <w:bCs/>
+              </w:rPr>
+              <w:t>Phase Angles (degrees)</w:t>
+            </w:r>
+          </w:p>
+        </w:tc>
+      </w:tr>
+      <w:tr>
+        <w:trPr>
+          <w:jc w:val="center"/>
+        </w:trPr>
+        <w:tc>
+          <w:tcPr>
+            <w:tcW w:w="0" w:type="auto"/>
+            <w:tcBorders>
+              <w:top w:val="single" w:sz="8" w:space="0" w:color="auto"/>
+              <w:left w:val="single" w:sz="8" w:space="0" w:color="auto"/>
+              <w:right w:val="single" w:sz="8" w:space="0" w:color="auto"/>
+            </w:tcBorders>
+          </w:tcPr>
+          <w:p>
+            <w:pPr>
+              <w:jc w:val="center"/>
+              <w:rPr>
+                <w:rFonts w:ascii="Times New Roman" w:eastAsiaTheme="minorEastAsia" w:hAnsi="Times New Roman" w:cs="Times New Roman"/>
+              </w:rPr>
+            </w:pPr>
+            <w:r>
+              <w:rPr>
+                <w:rFonts w:ascii="Times New Roman" w:eastAsiaTheme="minorEastAsia" w:hAnsi="Times New Roman" w:cs="Times New Roman"/>
+              </w:rPr>
+              <w:t>25</w:t>
+            </w:r>
+          </w:p>
+        </w:tc>
+        <w:tc>
+          <w:tcPr>
+            <w:tcW w:w="0" w:type="auto"/>
+            <w:tcBorders>
+              <w:top w:val="single" w:sz="8" w:space="0" w:color="auto"/>
+              <w:left w:val="single" w:sz="8" w:space="0" w:color="auto"/>
+              <w:right w:val="single" w:sz="8" w:space="0" w:color="auto"/>
+            </w:tcBorders>
+          </w:tcPr>
+          <w:p>
+            <w:pPr>
+              <w:jc w:val="center"/>
+              <w:rPr>
+                <w:rFonts w:ascii="Times New Roman" w:eastAsiaTheme="minorEastAsia" w:hAnsi="Times New Roman" w:cs="Times New Roman"/>
+              </w:rPr>
+            </w:pPr>
+            <w:r>
+              <w:rPr>
+                <w:rFonts w:ascii="Times New Roman" w:eastAsiaTheme="minorEastAsia" w:hAnsi="Times New Roman" w:cs="Times New Roman"/>
+              </w:rPr>
+              <w:t>-15.4241</w:t>
+            </w:r>
+          </w:p>
+        </w:tc>
+        <w:tc>
+          <w:tcPr>
+            <w:tcW w:w="0" w:type="auto"/>
+            <w:tcBorders>
+              <w:top w:val="single" w:sz="8" w:space="0" w:color="auto"/>
+              <w:left w:val="single" w:sz="8" w:space="0" w:color="auto"/>
+              <w:right w:val="single" w:sz="8" w:space="0" w:color="auto"/>
+            </w:tcBorders>
+          </w:tcPr>
+          <w:p>
+            <w:pPr>
+              <w:tabs>
+                <w:tab w:val="left" w:pos="708"/>
+              </w:tabs>
+              <w:jc w:val="center"/>
+              <w:rPr>
+                <w:rFonts w:ascii="Times New Roman" w:eastAsiaTheme="minorEastAsia" w:hAnsi="Times New Roman" w:cs="Times New Roman"/>
+              </w:rPr>
+            </w:pPr>
+            <w:r>
+              <w:rPr>
+                <w:rFonts w:ascii="Times New Roman" w:eastAsiaTheme="minorEastAsia" w:hAnsi="Times New Roman" w:cs="Times New Roman"/>
+              </w:rPr>
+              <w:t>78.864</w:t>
+            </w:r>
+          </w:p>
+        </w:tc>
+      </w:tr>
+      <w:tr>
+        <w:trPr>
+          <w:jc w:val="center"/>
+        </w:trPr>
+        <w:tc>
+          <w:tcPr>
+            <w:tcW w:w="0" w:type="auto"/>
+            <w:tcBorders>
+              <w:left w:val="single" w:sz="8" w:space="0" w:color="auto"/>
+              <w:right w:val="single" w:sz="8" w:space="0" w:color="auto"/>
+            </w:tcBorders>
+          </w:tcPr>
+          <w:p>
+            <w:pPr>
+              <w:jc w:val="center"/>
+              <w:rPr>
+                <w:rFonts w:ascii="Times New Roman" w:eastAsiaTheme="minorEastAsia" w:hAnsi="Times New Roman" w:cs="Times New Roman"/>
+              </w:rPr>
+            </w:pPr>
+            <w:r>
+              <w:rPr>
+                <w:rFonts w:ascii="Times New Roman" w:eastAsiaTheme="minorEastAsia" w:hAnsi="Times New Roman" w:cs="Times New Roman"/>
+              </w:rPr>
+              <w:t>50</w:t>
+            </w:r>
+          </w:p>
+        </w:tc>
+        <w:tc>
+          <w:tcPr>
+            <w:tcW w:w="0" w:type="auto"/>
+            <w:tcBorders>
+              <w:left w:val="single" w:sz="8" w:space="0" w:color="auto"/>
+              <w:right w:val="single" w:sz="8" w:space="0" w:color="auto"/>
+            </w:tcBorders>
+          </w:tcPr>
+          <w:p>
+            <w:pPr>
+              <w:jc w:val="center"/>
+              <w:rPr>
+                <w:rFonts w:ascii="Times New Roman" w:eastAsiaTheme="minorEastAsia" w:hAnsi="Times New Roman" w:cs="Times New Roman"/>
+              </w:rPr>
+            </w:pPr>
+            <w:r>
+              <w:rPr>
+                <w:rFonts w:ascii="Times New Roman" w:eastAsiaTheme="minorEastAsia" w:hAnsi="Times New Roman" w:cs="Times New Roman"/>
+              </w:rPr>
+              <w:t>-9.8709</w:t>
+            </w:r>
+          </w:p>
+        </w:tc>
+        <w:tc>
+          <w:tcPr>
+            <w:tcW w:w="0" w:type="auto"/>
+            <w:tcBorders>
+              <w:left w:val="single" w:sz="8" w:space="0" w:color="auto"/>
+              <w:right w:val="single" w:sz="8" w:space="0" w:color="auto"/>
+            </w:tcBorders>
+          </w:tcPr>
+          <w:p>
+            <w:pPr>
+              <w:jc w:val="center"/>
+              <w:rPr>
+                <w:rFonts w:ascii="Times New Roman" w:eastAsiaTheme="minorEastAsia" w:hAnsi="Times New Roman" w:cs="Times New Roman"/>
+              </w:rPr>
+            </w:pPr>
+            <w:r>
+              <w:rPr>
+                <w:rFonts w:ascii="Times New Roman" w:eastAsiaTheme="minorEastAsia" w:hAnsi="Times New Roman" w:cs="Times New Roman"/>
+              </w:rPr>
+              <w:t>69.852</w:t>
+            </w:r>
+          </w:p>
+        </w:tc>
+      </w:tr>
+      <w:tr>
+        <w:trPr>
+          <w:jc w:val="center"/>
+        </w:trPr>
+        <w:tc>
+          <w:tcPr>
+            <w:tcW w:w="0" w:type="auto"/>
+            <w:tcBorders>
+              <w:left w:val="single" w:sz="8" w:space="0" w:color="auto"/>
+              <w:right w:val="single" w:sz="8" w:space="0" w:color="auto"/>
+            </w:tcBorders>
+          </w:tcPr>
+          <w:p>
+            <w:pPr>
+              <w:jc w:val="center"/>
+              <w:rPr>
+                <w:rFonts w:ascii="Times New Roman" w:eastAsiaTheme="minorEastAsia" w:hAnsi="Times New Roman" w:cs="Times New Roman"/>
+              </w:rPr>
+            </w:pPr>
+            <w:r>
+              <w:rPr>
+                <w:rFonts w:ascii="Times New Roman" w:eastAsiaTheme="minorEastAsia" w:hAnsi="Times New Roman" w:cs="Times New Roman"/>
+              </w:rPr>
+              <w:t>75</w:t>
+            </w:r>
+          </w:p>
+        </w:tc>
+        <w:tc>
+          <w:tcPr>
+            <w:tcW w:w="0" w:type="auto"/>
+            <w:tcBorders>
+              <w:left w:val="single" w:sz="8" w:space="0" w:color="auto"/>
+              <w:right w:val="single" w:sz="8" w:space="0" w:color="auto"/>
+            </w:tcBorders>
+          </w:tcPr>
+          <w:p>
+            <w:pPr>
+              <w:jc w:val="center"/>
+              <w:rPr>
+                <w:rFonts w:ascii="Times New Roman" w:eastAsiaTheme="minorEastAsia" w:hAnsi="Times New Roman" w:cs="Times New Roman"/>
+              </w:rPr>
+            </w:pPr>
+            <w:r>
+              <w:rPr>
+                <w:rFonts w:ascii="Times New Roman" w:eastAsiaTheme="minorEastAsia" w:hAnsi="Times New Roman" w:cs="Times New Roman"/>
+              </w:rPr>
+              <w:t>-6.9518</w:t>
+            </w:r>
+          </w:p>
+        </w:tc>
+        <w:tc>
+          <w:tcPr>
+            <w:tcW w:w="0" w:type="auto"/>
+            <w:tcBorders>
+              <w:left w:val="single" w:sz="8" w:space="0" w:color="auto"/>
+              <w:right w:val="single" w:sz="8" w:space="0" w:color="auto"/>
+            </w:tcBorders>
+          </w:tcPr>
+          <w:p>
+            <w:pPr>
+              <w:jc w:val="center"/>
+              <w:rPr>
+                <w:rFonts w:ascii="Times New Roman" w:eastAsiaTheme="minorEastAsia" w:hAnsi="Times New Roman" w:cs="Times New Roman"/>
+              </w:rPr>
+            </w:pPr>
+            <w:r>
+              <w:rPr>
+                <w:rFonts w:ascii="Times New Roman" w:eastAsiaTheme="minorEastAsia" w:hAnsi="Times New Roman" w:cs="Times New Roman"/>
+              </w:rPr>
+              <w:t>61.797</w:t>
+            </w:r>
+          </w:p>
+        </w:tc>
+      </w:tr>
+      <w:tr>
+        <w:trPr>
+          <w:jc w:val="center"/>
+        </w:trPr>
+        <w:tc>
+          <w:tcPr>
+            <w:tcW w:w="0" w:type="auto"/>
+            <w:tcBorders>
+              <w:left w:val="single" w:sz="8" w:space="0" w:color="auto"/>
+              <w:right w:val="single" w:sz="8" w:space="0" w:color="auto"/>
+            </w:tcBorders>
+          </w:tcPr>
+          <w:p>
+            <w:pPr>
+              <w:jc w:val="center"/>
+              <w:rPr>
+                <w:rFonts w:ascii="Times New Roman" w:eastAsiaTheme="minorEastAsia" w:hAnsi="Times New Roman" w:cs="Times New Roman"/>
+              </w:rPr>
+            </w:pPr>
+            <w:r>
+              <w:rPr>
+                <w:rFonts w:ascii="Times New Roman" w:eastAsiaTheme="minorEastAsia" w:hAnsi="Times New Roman" w:cs="Times New Roman"/>
+              </w:rPr>
+              <w:t>100</w:t>
+            </w:r>
+          </w:p>
+        </w:tc>
+        <w:tc>
+          <w:tcPr>
+            <w:tcW w:w="0" w:type="auto"/>
+            <w:tcBorders>
+              <w:left w:val="single" w:sz="8" w:space="0" w:color="auto"/>
+              <w:right w:val="single" w:sz="8" w:space="0" w:color="auto"/>
+            </w:tcBorders>
+          </w:tcPr>
+          <w:p>
+            <w:pPr>
+              <w:jc w:val="center"/>
+              <w:rPr>
+                <w:rFonts w:ascii="Times New Roman" w:eastAsiaTheme="minorEastAsia" w:hAnsi="Times New Roman" w:cs="Times New Roman"/>
+              </w:rPr>
+            </w:pPr>
+            <w:r>
+              <w:rPr>
+                <w:rFonts w:ascii="Times New Roman" w:eastAsiaTheme="minorEastAsia" w:hAnsi="Times New Roman" w:cs="Times New Roman"/>
+              </w:rPr>
+              <w:t>-5.144</w:t>
+            </w:r>
+          </w:p>
+        </w:tc>
+        <w:tc>
+          <w:tcPr>
+            <w:tcW w:w="0" w:type="auto"/>
+            <w:tcBorders>
+              <w:left w:val="single" w:sz="8" w:space="0" w:color="auto"/>
+              <w:right w:val="single" w:sz="8" w:space="0" w:color="auto"/>
+            </w:tcBorders>
+          </w:tcPr>
+          <w:p>
+            <w:pPr>
+              <w:jc w:val="center"/>
+              <w:rPr>
+                <w:rFonts w:ascii="Times New Roman" w:eastAsiaTheme="minorEastAsia" w:hAnsi="Times New Roman" w:cs="Times New Roman"/>
+              </w:rPr>
+            </w:pPr>
+            <w:r>
+              <w:rPr>
+                <w:rFonts w:ascii="Times New Roman" w:eastAsiaTheme="minorEastAsia" w:hAnsi="Times New Roman" w:cs="Times New Roman"/>
+              </w:rPr>
+              <w:t>54.83</w:t>
+            </w:r>
+          </w:p>
+        </w:tc>
+      </w:tr>
+      <w:tr>
+        <w:trPr>
+          <w:jc w:val="center"/>
+        </w:trPr>
+        <w:tc>
+          <w:tcPr>
+            <w:tcW w:w="0" w:type="auto"/>
+            <w:tcBorders>
+              <w:left w:val="single" w:sz="8" w:space="0" w:color="auto"/>
+              <w:right w:val="single" w:sz="8" w:space="0" w:color="auto"/>
+            </w:tcBorders>
+          </w:tcPr>
+          <w:p>
+            <w:pPr>
+              <w:jc w:val="center"/>
+              <w:rPr>
+                <w:rFonts w:ascii="Times New Roman" w:eastAsiaTheme="minorEastAsia" w:hAnsi="Times New Roman" w:cs="Times New Roman"/>
+              </w:rPr>
+            </w:pPr>
+            <w:r>
+              <w:rPr>
+                <w:rFonts w:ascii="Times New Roman" w:eastAsiaTheme="minorEastAsia" w:hAnsi="Times New Roman" w:cs="Times New Roman"/>
+              </w:rPr>
+              <w:t>150</w:t>
+            </w:r>
+          </w:p>
+        </w:tc>
+        <w:tc>
+          <w:tcPr>
+            <w:tcW w:w="0" w:type="auto"/>
+            <w:tcBorders>
+              <w:left w:val="single" w:sz="8" w:space="0" w:color="auto"/>
+              <w:right w:val="single" w:sz="8" w:space="0" w:color="auto"/>
+            </w:tcBorders>
+          </w:tcPr>
+          <w:p>
+            <w:pPr>
+              <w:jc w:val="center"/>
+              <w:rPr>
+                <w:rFonts w:ascii="Times New Roman" w:eastAsiaTheme="minorEastAsia" w:hAnsi="Times New Roman" w:cs="Times New Roman"/>
+              </w:rPr>
+            </w:pPr>
+            <w:r>
+              <w:rPr>
+                <w:rFonts w:ascii="Times New Roman" w:eastAsiaTheme="minorEastAsia" w:hAnsi="Times New Roman" w:cs="Times New Roman"/>
+              </w:rPr>
+              <w:t>-3.1148</w:t>
+            </w:r>
+          </w:p>
+        </w:tc>
+        <w:tc>
+          <w:tcPr>
+            <w:tcW w:w="0" w:type="auto"/>
+            <w:tcBorders>
+              <w:left w:val="single" w:sz="8" w:space="0" w:color="auto"/>
+              <w:right w:val="single" w:sz="8" w:space="0" w:color="auto"/>
+            </w:tcBorders>
+          </w:tcPr>
+          <w:p>
+            <w:pPr>
+              <w:jc w:val="center"/>
+              <w:rPr>
+                <w:rFonts w:ascii="Times New Roman" w:eastAsiaTheme="minorEastAsia" w:hAnsi="Times New Roman" w:cs="Times New Roman"/>
+              </w:rPr>
+            </w:pPr>
+            <w:r>
+              <w:rPr>
+                <w:rFonts w:ascii="Times New Roman" w:eastAsiaTheme="minorEastAsia" w:hAnsi="Times New Roman" w:cs="Times New Roman"/>
+              </w:rPr>
+              <w:t>43.899</w:t>
+            </w:r>
+          </w:p>
+        </w:tc>
+      </w:tr>
+      <w:tr>
+        <w:trPr>
+          <w:jc w:val="center"/>
+        </w:trPr>
+        <w:tc>
+          <w:tcPr>
+            <w:tcW w:w="0" w:type="auto"/>
+            <w:tcBorders>
+              <w:left w:val="single" w:sz="8" w:space="0" w:color="auto"/>
+              <w:right w:val="single" w:sz="8" w:space="0" w:color="auto"/>
+            </w:tcBorders>
+          </w:tcPr>
+          <w:p>
+            <w:pPr>
+              <w:jc w:val="center"/>
+              <w:rPr>
+                <w:rFonts w:ascii="Times New Roman" w:eastAsiaTheme="minorEastAsia" w:hAnsi="Times New Roman" w:cs="Times New Roman"/>
+              </w:rPr>
+            </w:pPr>
+            <w:r>
+              <w:rPr>
+                <w:rFonts w:ascii="Times New Roman" w:eastAsiaTheme="minorEastAsia" w:hAnsi="Times New Roman" w:cs="Times New Roman"/>
+              </w:rPr>
+              <w:t>200</w:t>
+            </w:r>
+          </w:p>
+        </w:tc>
+        <w:tc>
+          <w:tcPr>
+            <w:tcW w:w="0" w:type="auto"/>
+            <w:tcBorders>
+              <w:left w:val="single" w:sz="8" w:space="0" w:color="auto"/>
+              <w:right w:val="single" w:sz="8" w:space="0" w:color="auto"/>
+            </w:tcBorders>
+          </w:tcPr>
+          <w:p>
+            <w:pPr>
+              <w:jc w:val="center"/>
+              <w:rPr>
+                <w:rFonts w:ascii="Times New Roman" w:eastAsiaTheme="minorEastAsia" w:hAnsi="Times New Roman" w:cs="Times New Roman"/>
+              </w:rPr>
+            </w:pPr>
+            <w:r>
+              <w:rPr>
+                <w:rFonts w:ascii="Times New Roman" w:eastAsiaTheme="minorEastAsia" w:hAnsi="Times New Roman" w:cs="Times New Roman"/>
+              </w:rPr>
+              <w:t>-2.0742</w:t>
+            </w:r>
+          </w:p>
+        </w:tc>
+        <w:tc>
+          <w:tcPr>
+            <w:tcW w:w="0" w:type="auto"/>
+            <w:tcBorders>
+              <w:left w:val="single" w:sz="8" w:space="0" w:color="auto"/>
+              <w:right w:val="single" w:sz="8" w:space="0" w:color="auto"/>
+            </w:tcBorders>
+          </w:tcPr>
+          <w:p>
+            <w:pPr>
+              <w:jc w:val="center"/>
+              <w:rPr>
+                <w:rFonts w:ascii="Times New Roman" w:eastAsiaTheme="minorEastAsia" w:hAnsi="Times New Roman" w:cs="Times New Roman"/>
+              </w:rPr>
+            </w:pPr>
+            <w:r>
+              <w:rPr>
+                <w:rFonts w:ascii="Times New Roman" w:eastAsiaTheme="minorEastAsia" w:hAnsi="Times New Roman" w:cs="Times New Roman"/>
+              </w:rPr>
+              <w:t>36.111</w:t>
+            </w:r>
+          </w:p>
+        </w:tc>
+      </w:tr>
+      <w:tr>
+        <w:trPr>
+          <w:jc w:val="center"/>
+        </w:trPr>
+        <w:tc>
+          <w:tcPr>
+            <w:tcW w:w="0" w:type="auto"/>
+            <w:tcBorders>
+              <w:left w:val="single" w:sz="8" w:space="0" w:color="auto"/>
+              <w:right w:val="single" w:sz="8" w:space="0" w:color="auto"/>
+            </w:tcBorders>
+          </w:tcPr>
+          <w:p>
+            <w:pPr>
+              <w:jc w:val="center"/>
+              <w:rPr>
+                <w:rFonts w:ascii="Times New Roman" w:eastAsiaTheme="minorEastAsia" w:hAnsi="Times New Roman" w:cs="Times New Roman"/>
+              </w:rPr>
+            </w:pPr>
+            <w:r>
+              <w:rPr>
+                <w:rFonts w:ascii="Times New Roman" w:eastAsiaTheme="minorEastAsia" w:hAnsi="Times New Roman" w:cs="Times New Roman"/>
+              </w:rPr>
+              <w:t>300</w:t>
+            </w:r>
+          </w:p>
+        </w:tc>
+        <w:tc>
+          <w:tcPr>
+            <w:tcW w:w="0" w:type="auto"/>
+            <w:tcBorders>
+              <w:left w:val="single" w:sz="8" w:space="0" w:color="auto"/>
+              <w:right w:val="single" w:sz="8" w:space="0" w:color="auto"/>
+            </w:tcBorders>
+          </w:tcPr>
+          <w:p>
+            <w:pPr>
+              <w:jc w:val="center"/>
+              <w:rPr>
+                <w:rFonts w:ascii="Times New Roman" w:eastAsiaTheme="minorEastAsia" w:hAnsi="Times New Roman" w:cs="Times New Roman"/>
+              </w:rPr>
+            </w:pPr>
+            <w:r>
+              <w:rPr>
+                <w:rFonts w:ascii="Times New Roman" w:eastAsiaTheme="minorEastAsia" w:hAnsi="Times New Roman" w:cs="Times New Roman"/>
+              </w:rPr>
+              <w:t>-1.1192</w:t>
+            </w:r>
+          </w:p>
+        </w:tc>
+        <w:tc>
+          <w:tcPr>
+            <w:tcW w:w="0" w:type="auto"/>
+            <w:tcBorders>
+              <w:left w:val="single" w:sz="8" w:space="0" w:color="auto"/>
+              <w:right w:val="single" w:sz="8" w:space="0" w:color="auto"/>
+            </w:tcBorders>
+          </w:tcPr>
+          <w:p>
+            <w:pPr>
+              <w:jc w:val="center"/>
+              <w:rPr>
+                <w:rFonts w:ascii="Times New Roman" w:eastAsiaTheme="minorEastAsia" w:hAnsi="Times New Roman" w:cs="Times New Roman"/>
+              </w:rPr>
+            </w:pPr>
+            <w:r>
+              <w:rPr>
+                <w:rFonts w:ascii="Times New Roman" w:eastAsiaTheme="minorEastAsia" w:hAnsi="Times New Roman" w:cs="Times New Roman"/>
+              </w:rPr>
+              <w:t>26.28</w:t>
+            </w:r>
+          </w:p>
+        </w:tc>
+      </w:tr>
+      <w:tr>
+        <w:trPr>
+          <w:jc w:val="center"/>
+        </w:trPr>
+        <w:tc>
+          <w:tcPr>
+            <w:tcW w:w="0" w:type="auto"/>
+            <w:tcBorders>
+              <w:left w:val="single" w:sz="8" w:space="0" w:color="auto"/>
+              <w:right w:val="single" w:sz="8" w:space="0" w:color="auto"/>
+            </w:tcBorders>
+          </w:tcPr>
+          <w:p>
+            <w:pPr>
+              <w:jc w:val="center"/>
+              <w:rPr>
+                <w:rFonts w:ascii="Times New Roman" w:eastAsiaTheme="minorEastAsia" w:hAnsi="Times New Roman" w:cs="Times New Roman"/>
+              </w:rPr>
+            </w:pPr>
+            <w:r>
+              <w:rPr>
+                <w:rFonts w:ascii="Times New Roman" w:eastAsiaTheme="minorEastAsia" w:hAnsi="Times New Roman" w:cs="Times New Roman"/>
+              </w:rPr>
+              <w:t>500</w:t>
+            </w:r>
+          </w:p>
+        </w:tc>
+        <w:tc>
+          <w:tcPr>
+            <w:tcW w:w="0" w:type="auto"/>
+            <w:tcBorders>
+              <w:left w:val="single" w:sz="8" w:space="0" w:color="auto"/>
+              <w:right w:val="single" w:sz="8" w:space="0" w:color="auto"/>
+            </w:tcBorders>
+          </w:tcPr>
+          <w:p>
+            <w:pPr>
+              <w:jc w:val="center"/>
+              <w:rPr>
+                <w:rFonts w:ascii="Times New Roman" w:eastAsiaTheme="minorEastAsia" w:hAnsi="Times New Roman" w:cs="Times New Roman"/>
+              </w:rPr>
+            </w:pPr>
+            <w:r>
+              <w:rPr>
+                <w:rFonts w:ascii="Times New Roman" w:eastAsiaTheme="minorEastAsia" w:hAnsi="Times New Roman" w:cs="Times New Roman"/>
+              </w:rPr>
+              <w:t>-0.5001</w:t>
+            </w:r>
+          </w:p>
+        </w:tc>
+        <w:tc>
+          <w:tcPr>
+            <w:tcW w:w="0" w:type="auto"/>
+            <w:tcBorders>
+              <w:left w:val="single" w:sz="8" w:space="0" w:color="auto"/>
+              <w:right w:val="single" w:sz="8" w:space="0" w:color="auto"/>
+            </w:tcBorders>
+          </w:tcPr>
+          <w:p>
+            <w:pPr>
+              <w:jc w:val="center"/>
+              <w:rPr>
+                <w:rFonts w:ascii="Times New Roman" w:eastAsiaTheme="minorEastAsia" w:hAnsi="Times New Roman" w:cs="Times New Roman"/>
+              </w:rPr>
+            </w:pPr>
+            <w:r>
+              <w:rPr>
+                <w:rFonts w:ascii="Times New Roman" w:eastAsiaTheme="minorEastAsia" w:hAnsi="Times New Roman" w:cs="Times New Roman"/>
+              </w:rPr>
+              <w:t>16.804</w:t>
+            </w:r>
+          </w:p>
+        </w:tc>
+      </w:tr>
+      <w:tr>
+        <w:trPr>
+          <w:jc w:val="center"/>
+        </w:trPr>
+        <w:tc>
+          <w:tcPr>
+            <w:tcW w:w="0" w:type="auto"/>
+            <w:tcBorders>
+              <w:left w:val="single" w:sz="8" w:space="0" w:color="auto"/>
+              <w:right w:val="single" w:sz="8" w:space="0" w:color="auto"/>
+            </w:tcBorders>
+          </w:tcPr>
+          <w:p>
+            <w:pPr>
+              <w:jc w:val="center"/>
+              <w:rPr>
+                <w:rFonts w:ascii="Times New Roman" w:eastAsiaTheme="minorEastAsia" w:hAnsi="Times New Roman" w:cs="Times New Roman"/>
+              </w:rPr>
+            </w:pPr>
+            <w:r>
+              <w:rPr>
+                <w:rFonts w:ascii="Times New Roman" w:eastAsiaTheme="minorEastAsia" w:hAnsi="Times New Roman" w:cs="Times New Roman"/>
+              </w:rPr>
+              <w:t>600</w:t>
+            </w:r>
+          </w:p>
+        </w:tc>
+        <w:tc>
+          <w:tcPr>
+            <w:tcW w:w="0" w:type="auto"/>
+            <w:tcBorders>
+              <w:left w:val="single" w:sz="8" w:space="0" w:color="auto"/>
+              <w:right w:val="single" w:sz="8" w:space="0" w:color="auto"/>
+            </w:tcBorders>
+          </w:tcPr>
+          <w:p>
+            <w:pPr>
+              <w:jc w:val="center"/>
+              <w:rPr>
+                <w:rFonts w:ascii="Times New Roman" w:eastAsiaTheme="minorEastAsia" w:hAnsi="Times New Roman" w:cs="Times New Roman"/>
+              </w:rPr>
+            </w:pPr>
+            <w:r>
+              <w:rPr>
+                <w:rFonts w:ascii="Times New Roman" w:eastAsiaTheme="minorEastAsia" w:hAnsi="Times New Roman" w:cs="Times New Roman"/>
+              </w:rPr>
+              <w:t>-0.3775</w:t>
+            </w:r>
+          </w:p>
+        </w:tc>
+        <w:tc>
+          <w:tcPr>
+            <w:tcW w:w="0" w:type="auto"/>
+            <w:tcBorders>
+              <w:left w:val="single" w:sz="8" w:space="0" w:color="auto"/>
+              <w:right w:val="single" w:sz="8" w:space="0" w:color="auto"/>
+            </w:tcBorders>
+          </w:tcPr>
+          <w:p>
+            <w:pPr>
+              <w:jc w:val="center"/>
+              <w:rPr>
+                <w:rFonts w:ascii="Times New Roman" w:eastAsiaTheme="minorEastAsia" w:hAnsi="Times New Roman" w:cs="Times New Roman"/>
+              </w:rPr>
+            </w:pPr>
+            <w:r>
+              <w:rPr>
+                <w:rFonts w:ascii="Times New Roman" w:eastAsiaTheme="minorEastAsia" w:hAnsi="Times New Roman" w:cs="Times New Roman"/>
+              </w:rPr>
+              <w:t>14.225</w:t>
+            </w:r>
+          </w:p>
+        </w:tc>
+      </w:tr>
+      <w:tr>
+        <w:trPr>
+          <w:jc w:val="center"/>
+        </w:trPr>
+        <w:tc>
+          <w:tcPr>
+            <w:tcW w:w="0" w:type="auto"/>
+            <w:tcBorders>
+              <w:left w:val="single" w:sz="8" w:space="0" w:color="auto"/>
+              <w:right w:val="single" w:sz="8" w:space="0" w:color="auto"/>
+            </w:tcBorders>
+          </w:tcPr>
+          <w:p>
+            <w:pPr>
+              <w:jc w:val="center"/>
+              <w:rPr>
+                <w:rFonts w:ascii="Times New Roman" w:eastAsiaTheme="minorEastAsia" w:hAnsi="Times New Roman" w:cs="Times New Roman"/>
+              </w:rPr>
+            </w:pPr>
+            <w:r>
+              <w:rPr>
+                <w:rFonts w:ascii="Times New Roman" w:eastAsiaTheme="minorEastAsia" w:hAnsi="Times New Roman" w:cs="Times New Roman"/>
+              </w:rPr>
+              <w:t>700</w:t>
+            </w:r>
+          </w:p>
+        </w:tc>
+        <w:tc>
+          <w:tcPr>
+            <w:tcW w:w="0" w:type="auto"/>
+            <w:tcBorders>
+              <w:left w:val="single" w:sz="8" w:space="0" w:color="auto"/>
+              <w:right w:val="single" w:sz="8" w:space="0" w:color="auto"/>
+            </w:tcBorders>
+          </w:tcPr>
+          <w:p>
+            <w:pPr>
+              <w:jc w:val="center"/>
+              <w:rPr>
+                <w:rFonts w:ascii="Times New Roman" w:eastAsiaTheme="minorEastAsia" w:hAnsi="Times New Roman" w:cs="Times New Roman"/>
+              </w:rPr>
+            </w:pPr>
+            <w:r>
+              <w:rPr>
+                <w:rFonts w:ascii="Times New Roman" w:eastAsiaTheme="minorEastAsia" w:hAnsi="Times New Roman" w:cs="Times New Roman"/>
+              </w:rPr>
+              <w:t>-0.2987</w:t>
+            </w:r>
+          </w:p>
+        </w:tc>
+        <w:tc>
+          <w:tcPr>
+            <w:tcW w:w="0" w:type="auto"/>
+            <w:tcBorders>
+              <w:left w:val="single" w:sz="8" w:space="0" w:color="auto"/>
+              <w:right w:val="single" w:sz="8" w:space="0" w:color="auto"/>
+            </w:tcBorders>
+          </w:tcPr>
+          <w:p>
+            <w:pPr>
+              <w:jc w:val="center"/>
+              <w:rPr>
+                <w:rFonts w:ascii="Times New Roman" w:eastAsiaTheme="minorEastAsia" w:hAnsi="Times New Roman" w:cs="Times New Roman"/>
+              </w:rPr>
+            </w:pPr>
+            <w:r>
+              <w:rPr>
+                <w:rFonts w:ascii="Times New Roman" w:eastAsiaTheme="minorEastAsia" w:hAnsi="Times New Roman" w:cs="Times New Roman"/>
+              </w:rPr>
+              <w:t>12.329</w:t>
+            </w:r>
+          </w:p>
+        </w:tc>
+      </w:tr>
+      <w:tr>
+        <w:trPr>
+          <w:jc w:val="center"/>
+        </w:trPr>
+        <w:tc>
+          <w:tcPr>
+            <w:tcW w:w="0" w:type="auto"/>
+            <w:tcBorders>
+              <w:left w:val="single" w:sz="8" w:space="0" w:color="auto"/>
+              <w:right w:val="single" w:sz="8" w:space="0" w:color="auto"/>
+            </w:tcBorders>
+          </w:tcPr>
+          <w:p>
+            <w:pPr>
+              <w:jc w:val="center"/>
+              <w:rPr>
+                <w:rFonts w:ascii="Times New Roman" w:eastAsiaTheme="minorEastAsia" w:hAnsi="Times New Roman" w:cs="Times New Roman"/>
+              </w:rPr>
+            </w:pPr>
+            <w:r>
+              <w:rPr>
+                <w:rFonts w:ascii="Times New Roman" w:eastAsiaTheme="minorEastAsia" w:hAnsi="Times New Roman" w:cs="Times New Roman"/>
+              </w:rPr>
+              <w:t>800</w:t>
+            </w:r>
+          </w:p>
+        </w:tc>
+        <w:tc>
+          <w:tcPr>
+            <w:tcW w:w="0" w:type="auto"/>
+            <w:tcBorders>
+              <w:left w:val="single" w:sz="8" w:space="0" w:color="auto"/>
+              <w:right w:val="single" w:sz="8" w:space="0" w:color="auto"/>
+            </w:tcBorders>
+          </w:tcPr>
+          <w:p>
+            <w:pPr>
+              <w:jc w:val="center"/>
+              <w:rPr>
+                <w:rFonts w:ascii="Times New Roman" w:eastAsiaTheme="minorEastAsia" w:hAnsi="Times New Roman" w:cs="Times New Roman"/>
+              </w:rPr>
+            </w:pPr>
+            <w:r>
+              <w:rPr>
+                <w:rFonts w:ascii="Times New Roman" w:eastAsiaTheme="minorEastAsia" w:hAnsi="Times New Roman" w:cs="Times New Roman"/>
+              </w:rPr>
+              <w:t>-0.2443</w:t>
+            </w:r>
+          </w:p>
+        </w:tc>
+        <w:tc>
+          <w:tcPr>
+            <w:tcW w:w="0" w:type="auto"/>
+            <w:tcBorders>
+              <w:left w:val="single" w:sz="8" w:space="0" w:color="auto"/>
+              <w:right w:val="single" w:sz="8" w:space="0" w:color="auto"/>
+            </w:tcBorders>
+          </w:tcPr>
+          <w:p>
+            <w:pPr>
+              <w:jc w:val="center"/>
+              <w:rPr>
+                <w:rFonts w:ascii="Times New Roman" w:eastAsiaTheme="minorEastAsia" w:hAnsi="Times New Roman" w:cs="Times New Roman"/>
+              </w:rPr>
+            </w:pPr>
+            <w:r>
+              <w:rPr>
+                <w:rFonts w:ascii="Times New Roman" w:eastAsiaTheme="minorEastAsia" w:hAnsi="Times New Roman" w:cs="Times New Roman"/>
+              </w:rPr>
+              <w:t>10.876</w:t>
+            </w:r>
+          </w:p>
+        </w:tc>
+      </w:tr>
+      <w:tr>
+        <w:trPr>
+          <w:jc w:val="center"/>
+        </w:trPr>
+        <w:tc>
+          <w:tcPr>
+            <w:tcW w:w="0" w:type="auto"/>
+            <w:tcBorders>
+              <w:left w:val="single" w:sz="8" w:space="0" w:color="auto"/>
+              <w:right w:val="single" w:sz="8" w:space="0" w:color="auto"/>
+            </w:tcBorders>
+          </w:tcPr>
+          <w:p>
+            <w:pPr>
+              <w:jc w:val="center"/>
+              <w:rPr>
+                <w:rFonts w:ascii="Times New Roman" w:eastAsiaTheme="minorEastAsia" w:hAnsi="Times New Roman" w:cs="Times New Roman"/>
+              </w:rPr>
+            </w:pPr>
+            <w:r>
+              <w:rPr>
+                <w:rFonts w:ascii="Times New Roman" w:eastAsiaTheme="minorEastAsia" w:hAnsi="Times New Roman" w:cs="Times New Roman"/>
+              </w:rPr>
+              <w:t>900</w:t>
+            </w:r>
+          </w:p>
+        </w:tc>
+        <w:tc>
+          <w:tcPr>
+            <w:tcW w:w="0" w:type="auto"/>
+            <w:tcBorders>
+              <w:left w:val="single" w:sz="8" w:space="0" w:color="auto"/>
+              <w:right w:val="single" w:sz="8" w:space="0" w:color="auto"/>
+            </w:tcBorders>
+          </w:tcPr>
+          <w:p>
+            <w:pPr>
+              <w:jc w:val="center"/>
+              <w:rPr>
+                <w:rFonts w:ascii="Times New Roman" w:eastAsiaTheme="minorEastAsia" w:hAnsi="Times New Roman" w:cs="Times New Roman"/>
+              </w:rPr>
+            </w:pPr>
+            <w:r>
+              <w:rPr>
+                <w:rFonts w:ascii="Times New Roman" w:eastAsiaTheme="minorEastAsia" w:hAnsi="Times New Roman" w:cs="Times New Roman"/>
+              </w:rPr>
+              <w:t>-0.2057</w:t>
+            </w:r>
+          </w:p>
+        </w:tc>
+        <w:tc>
+          <w:tcPr>
+            <w:tcW w:w="0" w:type="auto"/>
+            <w:tcBorders>
+              <w:left w:val="single" w:sz="8" w:space="0" w:color="auto"/>
+              <w:right w:val="single" w:sz="8" w:space="0" w:color="auto"/>
+            </w:tcBorders>
+          </w:tcPr>
+          <w:p>
+            <w:pPr>
+              <w:jc w:val="center"/>
+              <w:rPr>
+                <w:rFonts w:ascii="Times New Roman" w:eastAsiaTheme="minorEastAsia" w:hAnsi="Times New Roman" w:cs="Times New Roman"/>
+              </w:rPr>
+            </w:pPr>
+            <w:r>
+              <w:rPr>
+                <w:rFonts w:ascii="Times New Roman" w:eastAsiaTheme="minorEastAsia" w:hAnsi="Times New Roman" w:cs="Times New Roman"/>
+              </w:rPr>
+              <w:t>9.7364</w:t>
+            </w:r>
+          </w:p>
+        </w:tc>
+      </w:tr>
+      <w:tr>
+        <w:trPr>
+          <w:jc w:val="center"/>
+        </w:trPr>
+        <w:tc>
+          <w:tcPr>
+            <w:tcW w:w="0" w:type="auto"/>
+            <w:tcBorders>
+              <w:left w:val="single" w:sz="8" w:space="0" w:color="auto"/>
+              <w:bottom w:val="single" w:sz="8" w:space="0" w:color="auto"/>
+              <w:right w:val="single" w:sz="8" w:space="0" w:color="auto"/>
+            </w:tcBorders>
+          </w:tcPr>
+          <w:p>
+            <w:pPr>
+              <w:jc w:val="center"/>
+              <w:rPr>
+                <w:rFonts w:ascii="Times New Roman" w:eastAsiaTheme="minorEastAsia" w:hAnsi="Times New Roman" w:cs="Times New Roman"/>
+              </w:rPr>
+            </w:pPr>
+            <w:r>
+              <w:rPr>
+                <w:rFonts w:ascii="Times New Roman" w:eastAsiaTheme="minorEastAsia" w:hAnsi="Times New Roman" w:cs="Times New Roman"/>
+              </w:rPr>
+              <w:t>1000</w:t>
+            </w:r>
+          </w:p>
+        </w:tc>
+        <w:tc>
+          <w:tcPr>
+            <w:tcW w:w="0" w:type="auto"/>
+            <w:tcBorders>
+              <w:left w:val="single" w:sz="8" w:space="0" w:color="auto"/>
+              <w:bottom w:val="single" w:sz="8" w:space="0" w:color="auto"/>
+              <w:right w:val="single" w:sz="8" w:space="0" w:color="auto"/>
+            </w:tcBorders>
+          </w:tcPr>
+          <w:p>
+            <w:pPr>
+              <w:jc w:val="center"/>
+              <w:rPr>
+                <w:rFonts w:ascii="Times New Roman" w:eastAsiaTheme="minorEastAsia" w:hAnsi="Times New Roman" w:cs="Times New Roman"/>
+              </w:rPr>
+            </w:pPr>
+            <w:r>
+              <w:rPr>
+                <w:rFonts w:ascii="Times New Roman" w:eastAsiaTheme="minorEastAsia" w:hAnsi="Times New Roman" w:cs="Times New Roman"/>
+              </w:rPr>
+              <w:t>-0.177</w:t>
+            </w:r>
+          </w:p>
+        </w:tc>
+        <w:tc>
+          <w:tcPr>
+            <w:tcW w:w="0" w:type="auto"/>
+            <w:tcBorders>
+              <w:left w:val="single" w:sz="8" w:space="0" w:color="auto"/>
+              <w:bottom w:val="single" w:sz="8" w:space="0" w:color="auto"/>
+              <w:right w:val="single" w:sz="8" w:space="0" w:color="auto"/>
+            </w:tcBorders>
+          </w:tcPr>
+          <w:p>
+            <w:pPr>
+              <w:jc w:val="center"/>
+              <w:rPr>
+                <w:rFonts w:ascii="Times New Roman" w:eastAsiaTheme="minorEastAsia" w:hAnsi="Times New Roman" w:cs="Times New Roman"/>
+              </w:rPr>
+            </w:pPr>
+            <w:r>
+              <w:rPr>
+                <w:rFonts w:ascii="Times New Roman" w:eastAsiaTheme="minorEastAsia" w:hAnsi="Times New Roman" w:cs="Times New Roman"/>
+              </w:rPr>
+              <w:t>8.8067</w:t>
+            </w:r>
+          </w:p>
+        </w:tc>
+      </w:tr>
+    </w:tbl>
+    <w:p>
+      <w:pPr>
+        <w:spacing w:after="0" w:line="480" w:lineRule="auto"/>
+        <w:jc w:val="center"/>
+        <w:rPr>
+          <w:rFonts w:ascii="Times New Roman" w:hAnsi="Times New Roman" w:cs="Times New Roman"/>
+          <w:b/>
+          <w:bCs/>
+        </w:rPr>
+        <w:sectPr>
+          <w:pgSz w:w="12240" w:h="15840"/>
+          <w:pgMar w:top="1440" w:right="1440" w:bottom="1440" w:left="1440" w:header="720" w:footer="720" w:gutter="0"/>
+          <w:cols w:space="720"/>
+          <w:docGrid w:linePitch="360"/>
+        </w:sectPr>
+      </w:pPr>
+      <w:r>
+        <w:rPr>
+          <w:rFonts w:ascii="Times New Roman" w:hAnsi="Times New Roman" w:cs="Times New Roman"/>
+          <w:b/>
+          <w:bCs/>
+        </w:rPr>
+        <w:t>Table #6: High Pass Filter Experimental Result</w:t>
+      </w:r>
+      <w:r>
+        <w:rPr>
+          <w:rFonts w:ascii="Times New Roman" w:hAnsi="Times New Roman" w:cs="Times New Roman"/>
+          <w:b/>
+          <w:bCs/>
+        </w:rPr>
+        <w:t>s</w:t>
+      </w:r>
+    </w:p>
+    <w:p>
+      <w:pPr>
+        <w:rPr>
+          <w:rFonts w:ascii="Times New Roman" w:hAnsi="Times New Roman" w:cs="Times New Roman"/>
+          <w:b/>
+          <w:bCs/>
+          <w:sz w:val="28"/>
+          <w:szCs w:val="28"/>
+        </w:rPr>
+      </w:pPr>
+      <w:r>
+        <w:rPr>
+          <w:rFonts w:ascii="Times New Roman" w:hAnsi="Times New Roman" w:cs="Times New Roman"/>
+          <w:b/>
+          <w:bCs/>
+          <w:sz w:val="28"/>
+          <w:szCs w:val="28"/>
+        </w:rPr>
+        <w:t>Comparison and Discussion</w:t>
+      </w:r>
+      <w:r>
+        <w:rPr>
+          <w:rFonts w:ascii="Times New Roman" w:hAnsi="Times New Roman" w:cs="Times New Roman"/>
+          <w:b/>
+          <w:bCs/>
+          <w:sz w:val="28"/>
+          <w:szCs w:val="28"/>
+        </w:rPr>
+        <w:t>:</w:t>
+      </w:r>
+    </w:p>
+    <w:p>
+      <w:pPr>
+        <w:spacing w:after="0" w:line="480" w:lineRule="auto"/>
+        <w:rPr>
+          <w:rFonts w:ascii="Times New Roman" w:hAnsi="Times New Roman" w:cs="Times New Roman"/>
+        </w:rPr>
+      </w:pPr>
+      <w:r>
+        <w:rPr>
+          <w:rFonts w:ascii="Times New Roman" w:hAnsi="Times New Roman" w:cs="Times New Roman"/>
+        </w:rPr>
+        <w:t xml:space="preserve">The theoretical and simulation results are nearly identical, the only difference being the number of decimal places the results were rounded to. The experimental results are also </w:t>
+      </w:r>
+      <w:r>
+        <w:rPr>
+          <w:rFonts w:ascii="Times New Roman" w:hAnsi="Times New Roman" w:cs="Times New Roman"/>
+        </w:rPr>
+        <w:t xml:space="preserve">remarkably </w:t>
+      </w:r>
+      <w:proofErr w:type="gramStart"/>
+      <w:r>
+        <w:rPr>
+          <w:rFonts w:ascii="Times New Roman" w:hAnsi="Times New Roman" w:cs="Times New Roman"/>
+        </w:rPr>
+        <w:t>similar to</w:t>
+      </w:r>
+      <w:proofErr w:type="gramEnd"/>
+      <w:r>
+        <w:rPr>
+          <w:rFonts w:ascii="Times New Roman" w:hAnsi="Times New Roman" w:cs="Times New Roman"/>
+        </w:rPr>
+        <w:t xml:space="preserve"> the simulation values</w:t>
+      </w:r>
+      <w:r>
+        <w:rPr>
+          <w:rFonts w:ascii="Times New Roman" w:hAnsi="Times New Roman" w:cs="Times New Roman"/>
+        </w:rPr>
+        <w:t xml:space="preserve"> with only slight deviations</w:t>
+      </w:r>
+      <w:r>
+        <w:rPr>
+          <w:rFonts w:ascii="Times New Roman" w:hAnsi="Times New Roman" w:cs="Times New Roman"/>
+        </w:rPr>
+        <w:t xml:space="preserve">. </w:t>
+      </w:r>
+      <w:r>
+        <w:rPr>
+          <w:rFonts w:ascii="Times New Roman" w:hAnsi="Times New Roman" w:cs="Times New Roman"/>
+        </w:rPr>
+        <w:t xml:space="preserve">These differences are likely due to non-ideal components and tolerances in the resistor and capacitor. </w:t>
+      </w:r>
+      <w:r>
+        <w:rPr>
+          <w:rFonts w:ascii="Times New Roman" w:hAnsi="Times New Roman" w:cs="Times New Roman"/>
+        </w:rPr>
+        <w:t xml:space="preserve">A summary of the results and percent error </w:t>
+      </w:r>
+      <w:r>
+        <w:rPr>
+          <w:rFonts w:ascii="Times New Roman" w:hAnsi="Times New Roman" w:cs="Times New Roman"/>
+        </w:rPr>
+        <w:t xml:space="preserve">(experimental relative to simulation) </w:t>
+      </w:r>
+      <w:r>
+        <w:rPr>
+          <w:rFonts w:ascii="Times New Roman" w:hAnsi="Times New Roman" w:cs="Times New Roman"/>
+        </w:rPr>
+        <w:t>for both filters can be found in Tables 7 and 8.</w:t>
+      </w:r>
+      <w:r>
+        <w:rPr>
+          <w:rFonts w:ascii="Times New Roman" w:hAnsi="Times New Roman" w:cs="Times New Roman"/>
+        </w:rPr>
+        <w:br w:type="page"/>
+      </w:r>
+    </w:p>
+    <w:tbl>
+      <w:tblPr>
+        <w:tblStyle w:val="TableGrid"/>
+        <w:tblW w:w="0" w:type="auto"/>
+        <w:tblLook w:val="04A0" w:firstRow="1" w:lastRow="0" w:firstColumn="1" w:lastColumn="0" w:noHBand="0" w:noVBand="1"/>
+      </w:tblPr>
+      <w:tblGrid>
+        <w:gridCol w:w="696"/>
+        <w:gridCol w:w="1359"/>
+        <w:gridCol w:w="1561"/>
+        <w:gridCol w:w="1201"/>
+        <w:gridCol w:w="1566"/>
+        <w:gridCol w:w="1267"/>
+        <w:gridCol w:w="1700"/>
+      </w:tblGrid>
+      <w:tr>
+        <w:tc>
+          <w:tcPr>
+            <w:tcW w:w="0" w:type="auto"/>
+            <w:tcBorders>
+              <w:top w:val="nil"/>
+              <w:left w:val="nil"/>
+              <w:bottom w:val="single" w:sz="8" w:space="0" w:color="auto"/>
+              <w:right w:val="single" w:sz="8" w:space="0" w:color="auto"/>
+            </w:tcBorders>
+          </w:tcPr>
+          <w:p>
+            <w:pPr>
+              <w:rPr>
+                <w:rFonts w:ascii="Times New Roman" w:hAnsi="Times New Roman" w:cs="Times New Roman"/>
+              </w:rPr>
+            </w:pPr>
+          </w:p>
+        </w:tc>
+        <w:tc>
+          <w:tcPr>
+            <w:tcW w:w="0" w:type="auto"/>
+            <w:gridSpan w:val="2"/>
+            <w:tcBorders>
+              <w:top w:val="single" w:sz="8" w:space="0" w:color="auto"/>
+              <w:left w:val="single" w:sz="8" w:space="0" w:color="auto"/>
+              <w:bottom w:val="single" w:sz="8" w:space="0" w:color="auto"/>
+              <w:right w:val="single" w:sz="8" w:space="0" w:color="auto"/>
+            </w:tcBorders>
+          </w:tcPr>
+          <w:p>
+            <w:pPr>
+              <w:jc w:val="center"/>
+              <w:rPr>
+                <w:rFonts w:ascii="Times New Roman" w:hAnsi="Times New Roman" w:cs="Times New Roman"/>
+                <w:b/>
+                <w:bCs/>
+              </w:rPr>
+            </w:pPr>
+            <w:r>
+              <w:rPr>
+                <w:rFonts w:ascii="Times New Roman" w:hAnsi="Times New Roman" w:cs="Times New Roman"/>
+                <w:b/>
+                <w:bCs/>
+              </w:rPr>
+              <w:t>Simulation</w:t>
+            </w:r>
+          </w:p>
+        </w:tc>
+        <w:tc>
+          <w:tcPr>
+            <w:tcW w:w="2767" w:type="dxa"/>
+            <w:gridSpan w:val="2"/>
+            <w:tcBorders>
+              <w:top w:val="single" w:sz="8" w:space="0" w:color="auto"/>
+              <w:left w:val="single" w:sz="8" w:space="0" w:color="auto"/>
+              <w:bottom w:val="single" w:sz="8" w:space="0" w:color="auto"/>
+              <w:right w:val="single" w:sz="8" w:space="0" w:color="auto"/>
+            </w:tcBorders>
+          </w:tcPr>
+          <w:p>
+            <w:pPr>
+              <w:jc w:val="center"/>
+              <w:rPr>
+                <w:rFonts w:ascii="Times New Roman" w:hAnsi="Times New Roman" w:cs="Times New Roman"/>
+                <w:b/>
+                <w:bCs/>
+              </w:rPr>
+            </w:pPr>
+            <w:r>
+              <w:rPr>
+                <w:rFonts w:ascii="Times New Roman" w:hAnsi="Times New Roman" w:cs="Times New Roman"/>
+                <w:b/>
+                <w:bCs/>
+              </w:rPr>
+              <w:t>Experimental</w:t>
+            </w:r>
+          </w:p>
+        </w:tc>
+        <w:tc>
+          <w:tcPr>
+            <w:tcW w:w="2967" w:type="dxa"/>
+            <w:gridSpan w:val="2"/>
+            <w:tcBorders>
+              <w:top w:val="single" w:sz="8" w:space="0" w:color="auto"/>
+              <w:left w:val="single" w:sz="8" w:space="0" w:color="auto"/>
+              <w:bottom w:val="single" w:sz="8" w:space="0" w:color="auto"/>
+              <w:right w:val="single" w:sz="8" w:space="0" w:color="auto"/>
+            </w:tcBorders>
+          </w:tcPr>
+          <w:p>
+            <w:pPr>
+              <w:jc w:val="center"/>
+              <w:rPr>
+                <w:rFonts w:ascii="Times New Roman" w:hAnsi="Times New Roman" w:cs="Times New Roman"/>
+                <w:b/>
+                <w:bCs/>
+              </w:rPr>
+            </w:pPr>
+            <w:r>
+              <w:rPr>
+                <w:rFonts w:ascii="Times New Roman" w:hAnsi="Times New Roman" w:cs="Times New Roman"/>
+                <w:b/>
+                <w:bCs/>
+              </w:rPr>
+              <w:t>Percent Error</w:t>
+            </w:r>
+          </w:p>
+        </w:tc>
+      </w:tr>
+      <w:tr>
+        <w:tc>
+          <w:tcPr>
+            <w:tcW w:w="0" w:type="auto"/>
+            <w:tcBorders>
+              <w:top w:val="single" w:sz="8" w:space="0" w:color="auto"/>
+              <w:left w:val="single" w:sz="8" w:space="0" w:color="auto"/>
+              <w:bottom w:val="single" w:sz="8" w:space="0" w:color="auto"/>
+              <w:right w:val="single" w:sz="8" w:space="0" w:color="auto"/>
+            </w:tcBorders>
+          </w:tcPr>
+          <w:p>
+            <w:pPr>
+              <w:jc w:val="center"/>
+              <w:rPr>
+                <w:rFonts w:ascii="Times New Roman" w:hAnsi="Times New Roman" w:cs="Times New Roman"/>
+              </w:rPr>
+            </w:pPr>
+            <w:r>
+              <w:rPr>
+                <w:rFonts w:ascii="Times New Roman" w:eastAsiaTheme="minorEastAsia" w:hAnsi="Times New Roman" w:cs="Times New Roman"/>
+                <w:b/>
+                <w:bCs/>
+              </w:rPr>
+              <w:t>f (Hz)</w:t>
+            </w:r>
+          </w:p>
+        </w:tc>
+        <w:tc>
+          <w:tcPr>
+            <w:tcW w:w="1359" w:type="dxa"/>
+            <w:tcBorders>
+              <w:top w:val="single" w:sz="8" w:space="0" w:color="auto"/>
+              <w:left w:val="single" w:sz="8" w:space="0" w:color="auto"/>
+              <w:bottom w:val="single" w:sz="8" w:space="0" w:color="auto"/>
+            </w:tcBorders>
+          </w:tcPr>
+          <w:p>
+            <w:pPr>
+              <w:jc w:val="center"/>
+              <w:rPr>
+                <w:rFonts w:ascii="Times New Roman" w:hAnsi="Times New Roman" w:cs="Times New Roman"/>
+              </w:rPr>
+            </w:pPr>
+            <w:r>
+              <w:rPr>
+                <w:rFonts w:ascii="Times New Roman" w:eastAsiaTheme="minorEastAsia" w:hAnsi="Times New Roman" w:cs="Times New Roman"/>
+                <w:b/>
+                <w:bCs/>
+              </w:rPr>
+              <w:t>Gain (dB)</w:t>
+            </w:r>
+          </w:p>
+        </w:tc>
+        <w:tc>
+          <w:tcPr>
+            <w:tcW w:w="1561" w:type="dxa"/>
+            <w:tcBorders>
+              <w:top w:val="single" w:sz="8" w:space="0" w:color="auto"/>
+              <w:bottom w:val="single" w:sz="8" w:space="0" w:color="auto"/>
+              <w:right w:val="single" w:sz="8" w:space="0" w:color="auto"/>
+            </w:tcBorders>
+          </w:tcPr>
+          <w:p>
+            <w:pPr>
+              <w:jc w:val="center"/>
+              <w:rPr>
+                <w:rFonts w:ascii="Times New Roman" w:hAnsi="Times New Roman" w:cs="Times New Roman"/>
+              </w:rPr>
+            </w:pPr>
+            <w:r>
+              <w:rPr>
+                <w:rFonts w:ascii="Times New Roman" w:eastAsiaTheme="minorEastAsia" w:hAnsi="Times New Roman" w:cs="Times New Roman"/>
+                <w:b/>
+                <w:bCs/>
+              </w:rPr>
+              <w:t>Phase Angles (degrees)</w:t>
+            </w:r>
+          </w:p>
+        </w:tc>
+        <w:tc>
+          <w:tcPr>
+            <w:tcW w:w="1201" w:type="dxa"/>
+            <w:tcBorders>
+              <w:top w:val="single" w:sz="8" w:space="0" w:color="auto"/>
+              <w:left w:val="single" w:sz="8" w:space="0" w:color="auto"/>
+              <w:bottom w:val="single" w:sz="8" w:space="0" w:color="auto"/>
+            </w:tcBorders>
+          </w:tcPr>
+          <w:p>
+            <w:pPr>
+              <w:jc w:val="center"/>
+              <w:rPr>
+                <w:rFonts w:ascii="Times New Roman" w:hAnsi="Times New Roman" w:cs="Times New Roman"/>
+              </w:rPr>
+            </w:pPr>
+            <w:r>
+              <w:rPr>
+                <w:rFonts w:ascii="Times New Roman" w:eastAsiaTheme="minorEastAsia" w:hAnsi="Times New Roman" w:cs="Times New Roman"/>
+                <w:b/>
+                <w:bCs/>
+              </w:rPr>
+              <w:t>Gain (dB)</w:t>
+            </w:r>
+          </w:p>
+        </w:tc>
+        <w:tc>
+          <w:tcPr>
+            <w:tcW w:w="1566" w:type="dxa"/>
+            <w:tcBorders>
+              <w:top w:val="single" w:sz="8" w:space="0" w:color="auto"/>
+              <w:bottom w:val="single" w:sz="8" w:space="0" w:color="auto"/>
+              <w:right w:val="single" w:sz="8" w:space="0" w:color="auto"/>
+            </w:tcBorders>
+          </w:tcPr>
+          <w:p>
+            <w:pPr>
+              <w:jc w:val="center"/>
+              <w:rPr>
+                <w:rFonts w:ascii="Times New Roman" w:hAnsi="Times New Roman" w:cs="Times New Roman"/>
+              </w:rPr>
+            </w:pPr>
+            <w:r>
+              <w:rPr>
+                <w:rFonts w:ascii="Times New Roman" w:eastAsiaTheme="minorEastAsia" w:hAnsi="Times New Roman" w:cs="Times New Roman"/>
+                <w:b/>
+                <w:bCs/>
+              </w:rPr>
+              <w:t>Phase Angles (degrees)</w:t>
+            </w:r>
+          </w:p>
+        </w:tc>
+        <w:tc>
+          <w:tcPr>
+            <w:tcW w:w="1267" w:type="dxa"/>
+            <w:tcBorders>
+              <w:top w:val="single" w:sz="8" w:space="0" w:color="auto"/>
+              <w:left w:val="single" w:sz="8" w:space="0" w:color="auto"/>
+              <w:bottom w:val="single" w:sz="8" w:space="0" w:color="auto"/>
+              <w:right w:val="single" w:sz="4" w:space="0" w:color="auto"/>
+            </w:tcBorders>
+          </w:tcPr>
+          <w:p>
+            <w:pPr>
+              <w:jc w:val="center"/>
+              <w:rPr>
+                <w:rFonts w:ascii="Times New Roman" w:hAnsi="Times New Roman" w:cs="Times New Roman"/>
+              </w:rPr>
+            </w:pPr>
+            <w:r>
+              <w:rPr>
+                <w:rFonts w:ascii="Times New Roman" w:eastAsiaTheme="minorEastAsia" w:hAnsi="Times New Roman" w:cs="Times New Roman"/>
+                <w:b/>
+                <w:bCs/>
+              </w:rPr>
+              <w:t>Gain (dB)</w:t>
+            </w:r>
+          </w:p>
+        </w:tc>
+        <w:tc>
+          <w:tcPr>
+            <w:tcW w:w="1700" w:type="dxa"/>
+            <w:tcBorders>
+              <w:top w:val="single" w:sz="8" w:space="0" w:color="auto"/>
+              <w:left w:val="single" w:sz="4" w:space="0" w:color="auto"/>
+              <w:bottom w:val="single" w:sz="8" w:space="0" w:color="auto"/>
+              <w:right w:val="single" w:sz="8" w:space="0" w:color="auto"/>
+            </w:tcBorders>
+          </w:tcPr>
+          <w:p>
+            <w:pPr>
+              <w:jc w:val="center"/>
+              <w:rPr>
+                <w:rFonts w:ascii="Times New Roman" w:hAnsi="Times New Roman" w:cs="Times New Roman"/>
+              </w:rPr>
+            </w:pPr>
+            <w:r>
+              <w:rPr>
+                <w:rFonts w:ascii="Times New Roman" w:eastAsiaTheme="minorEastAsia" w:hAnsi="Times New Roman" w:cs="Times New Roman"/>
+                <w:b/>
+                <w:bCs/>
+              </w:rPr>
+              <w:t>Phase Angles (degrees)</w:t>
+            </w:r>
+          </w:p>
+        </w:tc>
+      </w:tr>
+      <w:tr>
+        <w:tc>
+          <w:tcPr>
+            <w:tcW w:w="0" w:type="auto"/>
+            <w:tcBorders>
+              <w:top w:val="single" w:sz="8" w:space="0" w:color="auto"/>
+              <w:left w:val="single" w:sz="8" w:space="0" w:color="auto"/>
+              <w:right w:val="single" w:sz="8" w:space="0" w:color="auto"/>
+            </w:tcBorders>
+          </w:tcPr>
+          <w:p>
+            <w:pPr>
+              <w:jc w:val="center"/>
+              <w:rPr>
+                <w:rFonts w:ascii="Times New Roman" w:hAnsi="Times New Roman" w:cs="Times New Roman"/>
+                <w:b/>
+                <w:bCs/>
+              </w:rPr>
+            </w:pPr>
+            <w:r>
+              <w:rPr>
+                <w:rFonts w:ascii="Times New Roman" w:eastAsiaTheme="minorEastAsia" w:hAnsi="Times New Roman" w:cs="Times New Roman"/>
+              </w:rPr>
+              <w:t>25</w:t>
+            </w:r>
+          </w:p>
+        </w:tc>
+        <w:tc>
+          <w:tcPr>
+            <w:tcW w:w="1359" w:type="dxa"/>
+            <w:tcBorders>
+              <w:top w:val="single" w:sz="8" w:space="0" w:color="auto"/>
+              <w:left w:val="single" w:sz="8" w:space="0" w:color="auto"/>
+            </w:tcBorders>
+          </w:tcPr>
+          <w:p>
+            <w:pPr>
+              <w:jc w:val="center"/>
+              <w:rPr>
+                <w:rFonts w:ascii="Times New Roman" w:hAnsi="Times New Roman" w:cs="Times New Roman"/>
+                <w:b/>
+                <w:bCs/>
+              </w:rPr>
+            </w:pPr>
+            <w:r>
+              <w:rPr>
+                <w:rFonts w:ascii="Times New Roman" w:eastAsiaTheme="minorEastAsia" w:hAnsi="Times New Roman" w:cs="Times New Roman"/>
+              </w:rPr>
+              <w:t>-</w:t>
+            </w:r>
+            <w:r>
+              <w:rPr>
+                <w:rFonts w:ascii="Times New Roman" w:eastAsiaTheme="minorEastAsia" w:hAnsi="Times New Roman" w:cs="Times New Roman"/>
+              </w:rPr>
+              <w:t>0.1058615</w:t>
+            </w:r>
+          </w:p>
+        </w:tc>
+        <w:tc>
+          <w:tcPr>
+            <w:tcW w:w="1561" w:type="dxa"/>
+            <w:tcBorders>
+              <w:top w:val="single" w:sz="8" w:space="0" w:color="auto"/>
+              <w:right w:val="single" w:sz="8" w:space="0" w:color="auto"/>
+            </w:tcBorders>
+          </w:tcPr>
+          <w:p>
+            <w:pPr>
+              <w:jc w:val="center"/>
+              <w:rPr>
+                <w:rFonts w:ascii="Times New Roman" w:hAnsi="Times New Roman" w:cs="Times New Roman"/>
+                <w:b/>
+                <w:bCs/>
+              </w:rPr>
+            </w:pPr>
+            <w:r>
+              <w:rPr>
+                <w:rFonts w:ascii="Times New Roman" w:eastAsiaTheme="minorEastAsia" w:hAnsi="Times New Roman" w:cs="Times New Roman"/>
+              </w:rPr>
+              <w:t>-8.9271434</w:t>
+            </w:r>
+          </w:p>
+        </w:tc>
+        <w:tc>
+          <w:tcPr>
+            <w:tcW w:w="1201" w:type="dxa"/>
+            <w:tcBorders>
+              <w:top w:val="single" w:sz="8" w:space="0" w:color="auto"/>
+              <w:left w:val="single" w:sz="8" w:space="0" w:color="auto"/>
+            </w:tcBorders>
+          </w:tcPr>
+          <w:p>
+            <w:pPr>
+              <w:jc w:val="center"/>
+              <w:rPr>
+                <w:rFonts w:ascii="Times New Roman" w:hAnsi="Times New Roman" w:cs="Times New Roman"/>
+                <w:b/>
+                <w:bCs/>
+              </w:rPr>
+            </w:pPr>
+            <w:r>
+              <w:rPr>
+                <w:rFonts w:ascii="Times New Roman" w:eastAsiaTheme="minorEastAsia" w:hAnsi="Times New Roman" w:cs="Times New Roman"/>
+              </w:rPr>
+              <w:t>-0.1559</w:t>
+            </w:r>
+          </w:p>
+        </w:tc>
+        <w:tc>
+          <w:tcPr>
+            <w:tcW w:w="1566" w:type="dxa"/>
+            <w:tcBorders>
+              <w:top w:val="single" w:sz="8" w:space="0" w:color="auto"/>
+              <w:right w:val="single" w:sz="8" w:space="0" w:color="auto"/>
+            </w:tcBorders>
+          </w:tcPr>
+          <w:p>
+            <w:pPr>
+              <w:jc w:val="center"/>
+              <w:rPr>
+                <w:rFonts w:ascii="Times New Roman" w:hAnsi="Times New Roman" w:cs="Times New Roman"/>
+                <w:b/>
+                <w:bCs/>
+              </w:rPr>
+            </w:pPr>
+            <w:r>
+              <w:rPr>
+                <w:rFonts w:ascii="Times New Roman" w:eastAsiaTheme="minorEastAsia" w:hAnsi="Times New Roman" w:cs="Times New Roman"/>
+              </w:rPr>
+              <w:t>-9.65098</w:t>
+            </w:r>
+          </w:p>
+        </w:tc>
+        <w:tc>
+          <w:tcPr>
+            <w:tcW w:w="1267" w:type="dxa"/>
+            <w:tcBorders>
+              <w:top w:val="single" w:sz="8" w:space="0" w:color="auto"/>
+              <w:left w:val="single" w:sz="8" w:space="0" w:color="auto"/>
+              <w:right w:val="single" w:sz="4" w:space="0" w:color="auto"/>
+            </w:tcBorders>
+            <w:vAlign w:val="bottom"/>
+          </w:tcPr>
+          <w:p>
+            <w:pPr>
+              <w:jc w:val="center"/>
+              <w:rPr>
+                <w:rFonts w:ascii="Times New Roman" w:hAnsi="Times New Roman" w:cs="Times New Roman"/>
+                <w:b/>
+                <w:bCs/>
+              </w:rPr>
+            </w:pPr>
+            <w:r>
+              <w:rPr>
+                <w:rFonts w:ascii="Times New Roman" w:hAnsi="Times New Roman" w:cs="Times New Roman"/>
+              </w:rPr>
+              <w:t>47.27%</w:t>
+            </w:r>
+          </w:p>
+        </w:tc>
+        <w:tc>
+          <w:tcPr>
+            <w:tcW w:w="1700" w:type="dxa"/>
+            <w:tcBorders>
+              <w:top w:val="single" w:sz="8" w:space="0" w:color="auto"/>
+              <w:left w:val="single" w:sz="4" w:space="0" w:color="auto"/>
+              <w:right w:val="single" w:sz="8" w:space="0" w:color="auto"/>
+            </w:tcBorders>
+          </w:tcPr>
+          <w:p>
+            <w:pPr>
+              <w:jc w:val="center"/>
+              <w:rPr>
+                <w:rFonts w:ascii="Times New Roman" w:hAnsi="Times New Roman" w:cs="Times New Roman"/>
+                <w:b/>
+                <w:bCs/>
+              </w:rPr>
+            </w:pPr>
+            <w:r>
+              <w:rPr>
+                <w:rFonts w:ascii="Times New Roman" w:hAnsi="Times New Roman" w:cs="Times New Roman"/>
+              </w:rPr>
+              <w:t>8.11%</w:t>
+            </w:r>
+          </w:p>
+        </w:tc>
+      </w:tr>
+      <w:tr>
+        <w:tc>
+          <w:tcPr>
+            <w:tcW w:w="0" w:type="auto"/>
+            <w:tcBorders>
+              <w:left w:val="single" w:sz="8" w:space="0" w:color="auto"/>
+              <w:right w:val="single" w:sz="8" w:space="0" w:color="auto"/>
+            </w:tcBorders>
+          </w:tcPr>
+          <w:p>
+            <w:pPr>
+              <w:jc w:val="center"/>
+              <w:rPr>
+                <w:rFonts w:ascii="Times New Roman" w:hAnsi="Times New Roman" w:cs="Times New Roman"/>
+                <w:b/>
+                <w:bCs/>
+              </w:rPr>
+            </w:pPr>
+            <w:r>
+              <w:rPr>
+                <w:rFonts w:ascii="Times New Roman" w:eastAsiaTheme="minorEastAsia" w:hAnsi="Times New Roman" w:cs="Times New Roman"/>
+              </w:rPr>
+              <w:t>50</w:t>
+            </w:r>
+          </w:p>
+        </w:tc>
+        <w:tc>
+          <w:tcPr>
+            <w:tcW w:w="1359" w:type="dxa"/>
+            <w:tcBorders>
+              <w:left w:val="single" w:sz="8" w:space="0" w:color="auto"/>
+            </w:tcBorders>
+          </w:tcPr>
+          <w:p>
+            <w:pPr>
+              <w:jc w:val="center"/>
+              <w:rPr>
+                <w:rFonts w:ascii="Times New Roman" w:hAnsi="Times New Roman" w:cs="Times New Roman"/>
+                <w:b/>
+                <w:bCs/>
+              </w:rPr>
+            </w:pPr>
+            <w:r>
+              <w:rPr>
+                <w:rFonts w:ascii="Times New Roman" w:eastAsiaTheme="minorEastAsia" w:hAnsi="Times New Roman" w:cs="Times New Roman"/>
+              </w:rPr>
+              <w:t>-0.4087871</w:t>
+            </w:r>
+          </w:p>
+        </w:tc>
+        <w:tc>
+          <w:tcPr>
+            <w:tcW w:w="1561" w:type="dxa"/>
+            <w:tcBorders>
+              <w:right w:val="single" w:sz="8" w:space="0" w:color="auto"/>
+            </w:tcBorders>
+          </w:tcPr>
+          <w:p>
+            <w:pPr>
+              <w:jc w:val="center"/>
+              <w:rPr>
+                <w:rFonts w:ascii="Times New Roman" w:hAnsi="Times New Roman" w:cs="Times New Roman"/>
+                <w:b/>
+                <w:bCs/>
+              </w:rPr>
+            </w:pPr>
+            <w:r>
+              <w:rPr>
+                <w:rFonts w:ascii="Times New Roman" w:eastAsiaTheme="minorEastAsia" w:hAnsi="Times New Roman" w:cs="Times New Roman"/>
+              </w:rPr>
+              <w:t>-17.440703</w:t>
+            </w:r>
+          </w:p>
+        </w:tc>
+        <w:tc>
+          <w:tcPr>
+            <w:tcW w:w="1201" w:type="dxa"/>
+            <w:tcBorders>
+              <w:left w:val="single" w:sz="8" w:space="0" w:color="auto"/>
+            </w:tcBorders>
+          </w:tcPr>
+          <w:p>
+            <w:pPr>
+              <w:jc w:val="center"/>
+              <w:rPr>
+                <w:rFonts w:ascii="Times New Roman" w:hAnsi="Times New Roman" w:cs="Times New Roman"/>
+                <w:b/>
+                <w:bCs/>
+              </w:rPr>
+            </w:pPr>
+            <w:r>
+              <w:rPr>
+                <w:rFonts w:ascii="Times New Roman" w:eastAsiaTheme="minorEastAsia" w:hAnsi="Times New Roman" w:cs="Times New Roman"/>
+              </w:rPr>
+              <w:t>-0.5378</w:t>
+            </w:r>
+          </w:p>
+        </w:tc>
+        <w:tc>
+          <w:tcPr>
+            <w:tcW w:w="1566" w:type="dxa"/>
+            <w:tcBorders>
+              <w:right w:val="single" w:sz="8" w:space="0" w:color="auto"/>
+            </w:tcBorders>
+          </w:tcPr>
+          <w:p>
+            <w:pPr>
+              <w:jc w:val="center"/>
+              <w:rPr>
+                <w:rFonts w:ascii="Times New Roman" w:hAnsi="Times New Roman" w:cs="Times New Roman"/>
+                <w:b/>
+                <w:bCs/>
+              </w:rPr>
+            </w:pPr>
+            <w:r>
+              <w:rPr>
+                <w:rFonts w:ascii="Times New Roman" w:eastAsiaTheme="minorEastAsia" w:hAnsi="Times New Roman" w:cs="Times New Roman"/>
+              </w:rPr>
+              <w:t>-18.54537</w:t>
+            </w:r>
+          </w:p>
+        </w:tc>
+        <w:tc>
+          <w:tcPr>
+            <w:tcW w:w="1267" w:type="dxa"/>
+            <w:tcBorders>
+              <w:left w:val="single" w:sz="8" w:space="0" w:color="auto"/>
+              <w:right w:val="single" w:sz="4" w:space="0" w:color="auto"/>
+            </w:tcBorders>
+            <w:vAlign w:val="bottom"/>
+          </w:tcPr>
+          <w:p>
+            <w:pPr>
+              <w:jc w:val="center"/>
+              <w:rPr>
+                <w:rFonts w:ascii="Times New Roman" w:hAnsi="Times New Roman" w:cs="Times New Roman"/>
+                <w:b/>
+                <w:bCs/>
+              </w:rPr>
+            </w:pPr>
+            <w:r>
+              <w:rPr>
+                <w:rFonts w:ascii="Times New Roman" w:hAnsi="Times New Roman" w:cs="Times New Roman"/>
+              </w:rPr>
+              <w:t>31.56%</w:t>
+            </w:r>
+          </w:p>
+        </w:tc>
+        <w:tc>
+          <w:tcPr>
+            <w:tcW w:w="1700" w:type="dxa"/>
+            <w:tcBorders>
+              <w:left w:val="single" w:sz="4" w:space="0" w:color="auto"/>
+              <w:right w:val="single" w:sz="8" w:space="0" w:color="auto"/>
+            </w:tcBorders>
+          </w:tcPr>
+          <w:p>
+            <w:pPr>
+              <w:jc w:val="center"/>
+              <w:rPr>
+                <w:rFonts w:ascii="Times New Roman" w:hAnsi="Times New Roman" w:cs="Times New Roman"/>
+                <w:b/>
+                <w:bCs/>
+              </w:rPr>
+            </w:pPr>
+            <w:r>
+              <w:rPr>
+                <w:rFonts w:ascii="Times New Roman" w:hAnsi="Times New Roman" w:cs="Times New Roman"/>
+              </w:rPr>
+              <w:t>6.33%</w:t>
+            </w:r>
+          </w:p>
+        </w:tc>
+      </w:tr>
+      <w:tr>
+        <w:tc>
+          <w:tcPr>
+            <w:tcW w:w="0" w:type="auto"/>
+            <w:tcBorders>
+              <w:left w:val="single" w:sz="8" w:space="0" w:color="auto"/>
+              <w:right w:val="single" w:sz="8" w:space="0" w:color="auto"/>
+            </w:tcBorders>
+          </w:tcPr>
+          <w:p>
+            <w:pPr>
+              <w:jc w:val="center"/>
+              <w:rPr>
+                <w:rFonts w:ascii="Times New Roman" w:hAnsi="Times New Roman" w:cs="Times New Roman"/>
+                <w:b/>
+                <w:bCs/>
+              </w:rPr>
+            </w:pPr>
+            <w:r>
+              <w:rPr>
+                <w:rFonts w:ascii="Times New Roman" w:eastAsiaTheme="minorEastAsia" w:hAnsi="Times New Roman" w:cs="Times New Roman"/>
+              </w:rPr>
+              <w:t>75</w:t>
+            </w:r>
+          </w:p>
+        </w:tc>
+        <w:tc>
+          <w:tcPr>
+            <w:tcW w:w="1359" w:type="dxa"/>
+            <w:tcBorders>
+              <w:left w:val="single" w:sz="8" w:space="0" w:color="auto"/>
+            </w:tcBorders>
+          </w:tcPr>
+          <w:p>
+            <w:pPr>
+              <w:jc w:val="center"/>
+              <w:rPr>
+                <w:rFonts w:ascii="Times New Roman" w:hAnsi="Times New Roman" w:cs="Times New Roman"/>
+                <w:b/>
+                <w:bCs/>
+              </w:rPr>
+            </w:pPr>
+            <w:r>
+              <w:rPr>
+                <w:rFonts w:ascii="Times New Roman" w:eastAsiaTheme="minorEastAsia" w:hAnsi="Times New Roman" w:cs="Times New Roman"/>
+              </w:rPr>
+              <w:t>-0.8709666</w:t>
+            </w:r>
+          </w:p>
+        </w:tc>
+        <w:tc>
+          <w:tcPr>
+            <w:tcW w:w="1561" w:type="dxa"/>
+            <w:tcBorders>
+              <w:right w:val="single" w:sz="8" w:space="0" w:color="auto"/>
+            </w:tcBorders>
+          </w:tcPr>
+          <w:p>
+            <w:pPr>
+              <w:jc w:val="center"/>
+              <w:rPr>
+                <w:rFonts w:ascii="Times New Roman" w:hAnsi="Times New Roman" w:cs="Times New Roman"/>
+                <w:b/>
+                <w:bCs/>
+              </w:rPr>
+            </w:pPr>
+            <w:r>
+              <w:rPr>
+                <w:rFonts w:ascii="Times New Roman" w:eastAsiaTheme="minorEastAsia" w:hAnsi="Times New Roman" w:cs="Times New Roman"/>
+              </w:rPr>
+              <w:t>-25.231744</w:t>
+            </w:r>
+          </w:p>
+        </w:tc>
+        <w:tc>
+          <w:tcPr>
+            <w:tcW w:w="1201" w:type="dxa"/>
+            <w:tcBorders>
+              <w:left w:val="single" w:sz="8" w:space="0" w:color="auto"/>
+            </w:tcBorders>
+          </w:tcPr>
+          <w:p>
+            <w:pPr>
+              <w:jc w:val="center"/>
+              <w:rPr>
+                <w:rFonts w:ascii="Times New Roman" w:hAnsi="Times New Roman" w:cs="Times New Roman"/>
+                <w:b/>
+                <w:bCs/>
+              </w:rPr>
+            </w:pPr>
+            <w:r>
+              <w:rPr>
+                <w:rFonts w:ascii="Times New Roman" w:eastAsiaTheme="minorEastAsia" w:hAnsi="Times New Roman" w:cs="Times New Roman"/>
+              </w:rPr>
+              <w:t>-1.0819</w:t>
+            </w:r>
+          </w:p>
+        </w:tc>
+        <w:tc>
+          <w:tcPr>
+            <w:tcW w:w="1566" w:type="dxa"/>
+            <w:tcBorders>
+              <w:right w:val="single" w:sz="8" w:space="0" w:color="auto"/>
+            </w:tcBorders>
+          </w:tcPr>
+          <w:p>
+            <w:pPr>
+              <w:jc w:val="center"/>
+              <w:rPr>
+                <w:rFonts w:ascii="Times New Roman" w:hAnsi="Times New Roman" w:cs="Times New Roman"/>
+                <w:b/>
+                <w:bCs/>
+              </w:rPr>
+            </w:pPr>
+            <w:r>
+              <w:rPr>
+                <w:rFonts w:ascii="Times New Roman" w:eastAsiaTheme="minorEastAsia" w:hAnsi="Times New Roman" w:cs="Times New Roman"/>
+              </w:rPr>
+              <w:t>-26.46138</w:t>
+            </w:r>
+          </w:p>
+        </w:tc>
+        <w:tc>
+          <w:tcPr>
+            <w:tcW w:w="1267" w:type="dxa"/>
+            <w:tcBorders>
+              <w:left w:val="single" w:sz="8" w:space="0" w:color="auto"/>
+              <w:right w:val="single" w:sz="4" w:space="0" w:color="auto"/>
+            </w:tcBorders>
+            <w:vAlign w:val="bottom"/>
+          </w:tcPr>
+          <w:p>
+            <w:pPr>
+              <w:jc w:val="center"/>
+              <w:rPr>
+                <w:rFonts w:ascii="Times New Roman" w:hAnsi="Times New Roman" w:cs="Times New Roman"/>
+                <w:b/>
+                <w:bCs/>
+              </w:rPr>
+            </w:pPr>
+            <w:r>
+              <w:rPr>
+                <w:rFonts w:ascii="Times New Roman" w:hAnsi="Times New Roman" w:cs="Times New Roman"/>
+              </w:rPr>
+              <w:t>24.22%</w:t>
+            </w:r>
+          </w:p>
+        </w:tc>
+        <w:tc>
+          <w:tcPr>
+            <w:tcW w:w="1700" w:type="dxa"/>
+            <w:tcBorders>
+              <w:left w:val="single" w:sz="4" w:space="0" w:color="auto"/>
+              <w:right w:val="single" w:sz="8" w:space="0" w:color="auto"/>
+            </w:tcBorders>
+          </w:tcPr>
+          <w:p>
+            <w:pPr>
+              <w:jc w:val="center"/>
+              <w:rPr>
+                <w:rFonts w:ascii="Times New Roman" w:hAnsi="Times New Roman" w:cs="Times New Roman"/>
+                <w:b/>
+                <w:bCs/>
+              </w:rPr>
+            </w:pPr>
+            <w:r>
+              <w:rPr>
+                <w:rFonts w:ascii="Times New Roman" w:hAnsi="Times New Roman" w:cs="Times New Roman"/>
+              </w:rPr>
+              <w:t>4.87%</w:t>
+            </w:r>
+          </w:p>
+        </w:tc>
+      </w:tr>
+      <w:tr>
+        <w:tc>
+          <w:tcPr>
+            <w:tcW w:w="0" w:type="auto"/>
+            <w:tcBorders>
+              <w:left w:val="single" w:sz="8" w:space="0" w:color="auto"/>
+              <w:right w:val="single" w:sz="8" w:space="0" w:color="auto"/>
+            </w:tcBorders>
+          </w:tcPr>
+          <w:p>
+            <w:pPr>
+              <w:jc w:val="center"/>
+              <w:rPr>
+                <w:rFonts w:ascii="Times New Roman" w:hAnsi="Times New Roman" w:cs="Times New Roman"/>
+                <w:b/>
+                <w:bCs/>
+              </w:rPr>
+            </w:pPr>
+            <w:r>
+              <w:rPr>
+                <w:rFonts w:ascii="Times New Roman" w:eastAsiaTheme="minorEastAsia" w:hAnsi="Times New Roman" w:cs="Times New Roman"/>
+              </w:rPr>
+              <w:t>100</w:t>
+            </w:r>
+          </w:p>
+        </w:tc>
+        <w:tc>
+          <w:tcPr>
+            <w:tcW w:w="1359" w:type="dxa"/>
+            <w:tcBorders>
+              <w:left w:val="single" w:sz="8" w:space="0" w:color="auto"/>
+            </w:tcBorders>
+          </w:tcPr>
+          <w:p>
+            <w:pPr>
+              <w:jc w:val="center"/>
+              <w:rPr>
+                <w:rFonts w:ascii="Times New Roman" w:hAnsi="Times New Roman" w:cs="Times New Roman"/>
+                <w:b/>
+                <w:bCs/>
+              </w:rPr>
+            </w:pPr>
+            <w:r>
+              <w:rPr>
+                <w:rFonts w:ascii="Times New Roman" w:eastAsiaTheme="minorEastAsia" w:hAnsi="Times New Roman" w:cs="Times New Roman"/>
+              </w:rPr>
+              <w:t>-1.4450701</w:t>
+            </w:r>
+          </w:p>
+        </w:tc>
+        <w:tc>
+          <w:tcPr>
+            <w:tcW w:w="1561" w:type="dxa"/>
+            <w:tcBorders>
+              <w:right w:val="single" w:sz="8" w:space="0" w:color="auto"/>
+            </w:tcBorders>
+          </w:tcPr>
+          <w:p>
+            <w:pPr>
+              <w:jc w:val="center"/>
+              <w:rPr>
+                <w:rFonts w:ascii="Times New Roman" w:hAnsi="Times New Roman" w:cs="Times New Roman"/>
+                <w:b/>
+                <w:bCs/>
+              </w:rPr>
+            </w:pPr>
+            <w:r>
+              <w:rPr>
+                <w:rFonts w:ascii="Times New Roman" w:eastAsiaTheme="minorEastAsia" w:hAnsi="Times New Roman" w:cs="Times New Roman"/>
+              </w:rPr>
+              <w:t>-32.141908</w:t>
+            </w:r>
+          </w:p>
+        </w:tc>
+        <w:tc>
+          <w:tcPr>
+            <w:tcW w:w="1201" w:type="dxa"/>
+            <w:tcBorders>
+              <w:left w:val="single" w:sz="8" w:space="0" w:color="auto"/>
+            </w:tcBorders>
+          </w:tcPr>
+          <w:p>
+            <w:pPr>
+              <w:jc w:val="center"/>
+              <w:rPr>
+                <w:rFonts w:ascii="Times New Roman" w:hAnsi="Times New Roman" w:cs="Times New Roman"/>
+                <w:b/>
+                <w:bCs/>
+              </w:rPr>
+            </w:pPr>
+            <w:r>
+              <w:rPr>
+                <w:rFonts w:ascii="Times New Roman" w:eastAsiaTheme="minorEastAsia" w:hAnsi="Times New Roman" w:cs="Times New Roman"/>
+              </w:rPr>
+              <w:t>-1.7268</w:t>
+            </w:r>
+          </w:p>
+        </w:tc>
+        <w:tc>
+          <w:tcPr>
+            <w:tcW w:w="1566" w:type="dxa"/>
+            <w:tcBorders>
+              <w:right w:val="single" w:sz="8" w:space="0" w:color="auto"/>
+            </w:tcBorders>
+          </w:tcPr>
+          <w:p>
+            <w:pPr>
+              <w:jc w:val="center"/>
+              <w:rPr>
+                <w:rFonts w:ascii="Times New Roman" w:hAnsi="Times New Roman" w:cs="Times New Roman"/>
+                <w:b/>
+                <w:bCs/>
+              </w:rPr>
+            </w:pPr>
+            <w:r>
+              <w:rPr>
+                <w:rFonts w:ascii="Times New Roman" w:eastAsiaTheme="minorEastAsia" w:hAnsi="Times New Roman" w:cs="Times New Roman"/>
+              </w:rPr>
+              <w:t>-33.28762</w:t>
+            </w:r>
+          </w:p>
+        </w:tc>
+        <w:tc>
+          <w:tcPr>
+            <w:tcW w:w="1267" w:type="dxa"/>
+            <w:tcBorders>
+              <w:left w:val="single" w:sz="8" w:space="0" w:color="auto"/>
+              <w:right w:val="single" w:sz="4" w:space="0" w:color="auto"/>
+            </w:tcBorders>
+            <w:vAlign w:val="bottom"/>
+          </w:tcPr>
+          <w:p>
+            <w:pPr>
+              <w:jc w:val="center"/>
+              <w:rPr>
+                <w:rFonts w:ascii="Times New Roman" w:hAnsi="Times New Roman" w:cs="Times New Roman"/>
+                <w:b/>
+                <w:bCs/>
+              </w:rPr>
+            </w:pPr>
+            <w:r>
+              <w:rPr>
+                <w:rFonts w:ascii="Times New Roman" w:hAnsi="Times New Roman" w:cs="Times New Roman"/>
+              </w:rPr>
+              <w:t>19.50%</w:t>
+            </w:r>
+          </w:p>
+        </w:tc>
+        <w:tc>
+          <w:tcPr>
+            <w:tcW w:w="1700" w:type="dxa"/>
+            <w:tcBorders>
+              <w:left w:val="single" w:sz="4" w:space="0" w:color="auto"/>
+              <w:right w:val="single" w:sz="8" w:space="0" w:color="auto"/>
+            </w:tcBorders>
+          </w:tcPr>
+          <w:p>
+            <w:pPr>
+              <w:jc w:val="center"/>
+              <w:rPr>
+                <w:rFonts w:ascii="Times New Roman" w:hAnsi="Times New Roman" w:cs="Times New Roman"/>
+                <w:b/>
+                <w:bCs/>
+              </w:rPr>
+            </w:pPr>
+            <w:r>
+              <w:rPr>
+                <w:rFonts w:ascii="Times New Roman" w:hAnsi="Times New Roman" w:cs="Times New Roman"/>
+              </w:rPr>
+              <w:t>3.56%</w:t>
+            </w:r>
+          </w:p>
+        </w:tc>
+      </w:tr>
+      <w:tr>
+        <w:tc>
+          <w:tcPr>
+            <w:tcW w:w="0" w:type="auto"/>
+            <w:tcBorders>
+              <w:left w:val="single" w:sz="8" w:space="0" w:color="auto"/>
+              <w:right w:val="single" w:sz="8" w:space="0" w:color="auto"/>
+            </w:tcBorders>
+          </w:tcPr>
+          <w:p>
+            <w:pPr>
+              <w:jc w:val="center"/>
+              <w:rPr>
+                <w:rFonts w:ascii="Times New Roman" w:hAnsi="Times New Roman" w:cs="Times New Roman"/>
+                <w:b/>
+                <w:bCs/>
+              </w:rPr>
+            </w:pPr>
+            <w:r>
+              <w:rPr>
+                <w:rFonts w:ascii="Times New Roman" w:eastAsiaTheme="minorEastAsia" w:hAnsi="Times New Roman" w:cs="Times New Roman"/>
+              </w:rPr>
+              <w:t>150</w:t>
+            </w:r>
+          </w:p>
+        </w:tc>
+        <w:tc>
+          <w:tcPr>
+            <w:tcW w:w="1359" w:type="dxa"/>
+            <w:tcBorders>
+              <w:left w:val="single" w:sz="8" w:space="0" w:color="auto"/>
+            </w:tcBorders>
+          </w:tcPr>
+          <w:p>
+            <w:pPr>
+              <w:jc w:val="center"/>
+              <w:rPr>
+                <w:rFonts w:ascii="Times New Roman" w:hAnsi="Times New Roman" w:cs="Times New Roman"/>
+                <w:b/>
+                <w:bCs/>
+              </w:rPr>
+            </w:pPr>
+            <w:r>
+              <w:rPr>
+                <w:rFonts w:ascii="Times New Roman" w:eastAsiaTheme="minorEastAsia" w:hAnsi="Times New Roman" w:cs="Times New Roman"/>
+              </w:rPr>
+              <w:t>-2.7606321</w:t>
+            </w:r>
+          </w:p>
+        </w:tc>
+        <w:tc>
+          <w:tcPr>
+            <w:tcW w:w="1561" w:type="dxa"/>
+            <w:tcBorders>
+              <w:right w:val="single" w:sz="8" w:space="0" w:color="auto"/>
+            </w:tcBorders>
+          </w:tcPr>
+          <w:p>
+            <w:pPr>
+              <w:jc w:val="center"/>
+              <w:rPr>
+                <w:rFonts w:ascii="Times New Roman" w:hAnsi="Times New Roman" w:cs="Times New Roman"/>
+                <w:b/>
+                <w:bCs/>
+              </w:rPr>
+            </w:pPr>
+            <w:r>
+              <w:rPr>
+                <w:rFonts w:ascii="Times New Roman" w:eastAsiaTheme="minorEastAsia" w:hAnsi="Times New Roman" w:cs="Times New Roman"/>
+              </w:rPr>
+              <w:t>-43.303809</w:t>
+            </w:r>
+          </w:p>
+        </w:tc>
+        <w:tc>
+          <w:tcPr>
+            <w:tcW w:w="1201" w:type="dxa"/>
+            <w:tcBorders>
+              <w:left w:val="single" w:sz="8" w:space="0" w:color="auto"/>
+            </w:tcBorders>
+          </w:tcPr>
+          <w:p>
+            <w:pPr>
+              <w:jc w:val="center"/>
+              <w:rPr>
+                <w:rFonts w:ascii="Times New Roman" w:hAnsi="Times New Roman" w:cs="Times New Roman"/>
+                <w:b/>
+                <w:bCs/>
+              </w:rPr>
+            </w:pPr>
+            <w:r>
+              <w:rPr>
+                <w:rFonts w:ascii="Times New Roman" w:eastAsiaTheme="minorEastAsia" w:hAnsi="Times New Roman" w:cs="Times New Roman"/>
+              </w:rPr>
+              <w:t>-3.1442</w:t>
+            </w:r>
+          </w:p>
+        </w:tc>
+        <w:tc>
+          <w:tcPr>
+            <w:tcW w:w="1566" w:type="dxa"/>
+            <w:tcBorders>
+              <w:right w:val="single" w:sz="8" w:space="0" w:color="auto"/>
+            </w:tcBorders>
+          </w:tcPr>
+          <w:p>
+            <w:pPr>
+              <w:jc w:val="center"/>
+              <w:rPr>
+                <w:rFonts w:ascii="Times New Roman" w:hAnsi="Times New Roman" w:cs="Times New Roman"/>
+                <w:b/>
+                <w:bCs/>
+              </w:rPr>
+            </w:pPr>
+            <w:r>
+              <w:rPr>
+                <w:rFonts w:ascii="Times New Roman" w:eastAsiaTheme="minorEastAsia" w:hAnsi="Times New Roman" w:cs="Times New Roman"/>
+              </w:rPr>
+              <w:t>-43.9651</w:t>
+            </w:r>
+          </w:p>
+        </w:tc>
+        <w:tc>
+          <w:tcPr>
+            <w:tcW w:w="1267" w:type="dxa"/>
+            <w:tcBorders>
+              <w:left w:val="single" w:sz="8" w:space="0" w:color="auto"/>
+              <w:right w:val="single" w:sz="4" w:space="0" w:color="auto"/>
+            </w:tcBorders>
+            <w:vAlign w:val="bottom"/>
+          </w:tcPr>
+          <w:p>
+            <w:pPr>
+              <w:jc w:val="center"/>
+              <w:rPr>
+                <w:rFonts w:ascii="Times New Roman" w:hAnsi="Times New Roman" w:cs="Times New Roman"/>
+                <w:b/>
+                <w:bCs/>
+              </w:rPr>
+            </w:pPr>
+            <w:r>
+              <w:rPr>
+                <w:rFonts w:ascii="Times New Roman" w:hAnsi="Times New Roman" w:cs="Times New Roman"/>
+              </w:rPr>
+              <w:t>13.89%</w:t>
+            </w:r>
+          </w:p>
+        </w:tc>
+        <w:tc>
+          <w:tcPr>
+            <w:tcW w:w="1700" w:type="dxa"/>
+            <w:tcBorders>
+              <w:left w:val="single" w:sz="4" w:space="0" w:color="auto"/>
+              <w:right w:val="single" w:sz="8" w:space="0" w:color="auto"/>
+            </w:tcBorders>
+          </w:tcPr>
+          <w:p>
+            <w:pPr>
+              <w:jc w:val="center"/>
+              <w:rPr>
+                <w:rFonts w:ascii="Times New Roman" w:hAnsi="Times New Roman" w:cs="Times New Roman"/>
+                <w:b/>
+                <w:bCs/>
+              </w:rPr>
+            </w:pPr>
+            <w:r>
+              <w:rPr>
+                <w:rFonts w:ascii="Times New Roman" w:hAnsi="Times New Roman" w:cs="Times New Roman"/>
+              </w:rPr>
+              <w:t>1.53%</w:t>
+            </w:r>
+          </w:p>
+        </w:tc>
+      </w:tr>
+      <w:tr>
+        <w:tc>
+          <w:tcPr>
+            <w:tcW w:w="0" w:type="auto"/>
+            <w:tcBorders>
+              <w:left w:val="single" w:sz="8" w:space="0" w:color="auto"/>
+              <w:right w:val="single" w:sz="8" w:space="0" w:color="auto"/>
+            </w:tcBorders>
+          </w:tcPr>
+          <w:p>
+            <w:pPr>
+              <w:jc w:val="center"/>
+              <w:rPr>
+                <w:rFonts w:ascii="Times New Roman" w:hAnsi="Times New Roman" w:cs="Times New Roman"/>
+                <w:b/>
+                <w:bCs/>
+              </w:rPr>
+            </w:pPr>
+            <w:r>
+              <w:rPr>
+                <w:rFonts w:ascii="Times New Roman" w:eastAsiaTheme="minorEastAsia" w:hAnsi="Times New Roman" w:cs="Times New Roman"/>
+              </w:rPr>
+              <w:t>200</w:t>
+            </w:r>
+          </w:p>
+        </w:tc>
+        <w:tc>
+          <w:tcPr>
+            <w:tcW w:w="1359" w:type="dxa"/>
+            <w:tcBorders>
+              <w:left w:val="single" w:sz="8" w:space="0" w:color="auto"/>
+            </w:tcBorders>
+          </w:tcPr>
+          <w:p>
+            <w:pPr>
+              <w:jc w:val="center"/>
+              <w:rPr>
+                <w:rFonts w:ascii="Times New Roman" w:hAnsi="Times New Roman" w:cs="Times New Roman"/>
+                <w:b/>
+                <w:bCs/>
+              </w:rPr>
+            </w:pPr>
+            <w:r>
+              <w:rPr>
+                <w:rFonts w:ascii="Times New Roman" w:eastAsiaTheme="minorEastAsia" w:hAnsi="Times New Roman" w:cs="Times New Roman"/>
+              </w:rPr>
+              <w:t>-4.114777</w:t>
+            </w:r>
+          </w:p>
+        </w:tc>
+        <w:tc>
+          <w:tcPr>
+            <w:tcW w:w="1561" w:type="dxa"/>
+            <w:tcBorders>
+              <w:right w:val="single" w:sz="8" w:space="0" w:color="auto"/>
+            </w:tcBorders>
+          </w:tcPr>
+          <w:p>
+            <w:pPr>
+              <w:jc w:val="center"/>
+              <w:rPr>
+                <w:rFonts w:ascii="Times New Roman" w:hAnsi="Times New Roman" w:cs="Times New Roman"/>
+                <w:b/>
+                <w:bCs/>
+              </w:rPr>
+            </w:pPr>
+            <w:r>
+              <w:rPr>
+                <w:rFonts w:ascii="Times New Roman" w:eastAsiaTheme="minorEastAsia" w:hAnsi="Times New Roman" w:cs="Times New Roman"/>
+              </w:rPr>
+              <w:t>-51.488062</w:t>
+            </w:r>
+          </w:p>
+        </w:tc>
+        <w:tc>
+          <w:tcPr>
+            <w:tcW w:w="1201" w:type="dxa"/>
+            <w:tcBorders>
+              <w:left w:val="single" w:sz="8" w:space="0" w:color="auto"/>
+            </w:tcBorders>
+          </w:tcPr>
+          <w:p>
+            <w:pPr>
+              <w:jc w:val="center"/>
+              <w:rPr>
+                <w:rFonts w:ascii="Times New Roman" w:hAnsi="Times New Roman" w:cs="Times New Roman"/>
+                <w:b/>
+                <w:bCs/>
+              </w:rPr>
+            </w:pPr>
+            <w:r>
+              <w:rPr>
+                <w:rFonts w:ascii="Times New Roman" w:eastAsiaTheme="minorEastAsia" w:hAnsi="Times New Roman" w:cs="Times New Roman"/>
+              </w:rPr>
+              <w:t>-4.541</w:t>
+            </w:r>
+          </w:p>
+        </w:tc>
+        <w:tc>
+          <w:tcPr>
+            <w:tcW w:w="1566" w:type="dxa"/>
+            <w:tcBorders>
+              <w:right w:val="single" w:sz="8" w:space="0" w:color="auto"/>
+            </w:tcBorders>
+          </w:tcPr>
+          <w:p>
+            <w:pPr>
+              <w:jc w:val="center"/>
+              <w:rPr>
+                <w:rFonts w:ascii="Times New Roman" w:hAnsi="Times New Roman" w:cs="Times New Roman"/>
+                <w:b/>
+                <w:bCs/>
+              </w:rPr>
+            </w:pPr>
+            <w:r>
+              <w:rPr>
+                <w:rFonts w:ascii="Times New Roman" w:eastAsiaTheme="minorEastAsia" w:hAnsi="Times New Roman" w:cs="Times New Roman"/>
+              </w:rPr>
+              <w:t>-51.5398</w:t>
+            </w:r>
+          </w:p>
+        </w:tc>
+        <w:tc>
+          <w:tcPr>
+            <w:tcW w:w="1267" w:type="dxa"/>
+            <w:tcBorders>
+              <w:left w:val="single" w:sz="8" w:space="0" w:color="auto"/>
+              <w:right w:val="single" w:sz="4" w:space="0" w:color="auto"/>
+            </w:tcBorders>
+            <w:vAlign w:val="bottom"/>
+          </w:tcPr>
+          <w:p>
+            <w:pPr>
+              <w:jc w:val="center"/>
+              <w:rPr>
+                <w:rFonts w:ascii="Times New Roman" w:hAnsi="Times New Roman" w:cs="Times New Roman"/>
+                <w:b/>
+                <w:bCs/>
+              </w:rPr>
+            </w:pPr>
+            <w:r>
+              <w:rPr>
+                <w:rFonts w:ascii="Times New Roman" w:hAnsi="Times New Roman" w:cs="Times New Roman"/>
+              </w:rPr>
+              <w:t>10.36%</w:t>
+            </w:r>
+          </w:p>
+        </w:tc>
+        <w:tc>
+          <w:tcPr>
+            <w:tcW w:w="1700" w:type="dxa"/>
+            <w:tcBorders>
+              <w:left w:val="single" w:sz="4" w:space="0" w:color="auto"/>
+              <w:right w:val="single" w:sz="8" w:space="0" w:color="auto"/>
+            </w:tcBorders>
+          </w:tcPr>
+          <w:p>
+            <w:pPr>
+              <w:jc w:val="center"/>
+              <w:rPr>
+                <w:rFonts w:ascii="Times New Roman" w:hAnsi="Times New Roman" w:cs="Times New Roman"/>
+                <w:b/>
+                <w:bCs/>
+              </w:rPr>
+            </w:pPr>
+            <w:r>
+              <w:rPr>
+                <w:rFonts w:ascii="Times New Roman" w:hAnsi="Times New Roman" w:cs="Times New Roman"/>
+              </w:rPr>
+              <w:t>0.10%</w:t>
+            </w:r>
+          </w:p>
+        </w:tc>
+      </w:tr>
+      <w:tr>
+        <w:tc>
+          <w:tcPr>
+            <w:tcW w:w="0" w:type="auto"/>
+            <w:tcBorders>
+              <w:left w:val="single" w:sz="8" w:space="0" w:color="auto"/>
+              <w:right w:val="single" w:sz="8" w:space="0" w:color="auto"/>
+            </w:tcBorders>
+          </w:tcPr>
+          <w:p>
+            <w:pPr>
+              <w:jc w:val="center"/>
+              <w:rPr>
+                <w:rFonts w:ascii="Times New Roman" w:hAnsi="Times New Roman" w:cs="Times New Roman"/>
+                <w:b/>
+                <w:bCs/>
+              </w:rPr>
+            </w:pPr>
+            <w:r>
+              <w:rPr>
+                <w:rFonts w:ascii="Times New Roman" w:eastAsiaTheme="minorEastAsia" w:hAnsi="Times New Roman" w:cs="Times New Roman"/>
+              </w:rPr>
+              <w:t>300</w:t>
+            </w:r>
+          </w:p>
+        </w:tc>
+        <w:tc>
+          <w:tcPr>
+            <w:tcW w:w="1359" w:type="dxa"/>
+            <w:tcBorders>
+              <w:left w:val="single" w:sz="8" w:space="0" w:color="auto"/>
+            </w:tcBorders>
+          </w:tcPr>
+          <w:p>
+            <w:pPr>
+              <w:jc w:val="center"/>
+              <w:rPr>
+                <w:rFonts w:ascii="Times New Roman" w:hAnsi="Times New Roman" w:cs="Times New Roman"/>
+                <w:b/>
+                <w:bCs/>
+              </w:rPr>
+            </w:pPr>
+            <w:r>
+              <w:rPr>
+                <w:rFonts w:ascii="Times New Roman" w:eastAsiaTheme="minorEastAsia" w:hAnsi="Times New Roman" w:cs="Times New Roman"/>
+              </w:rPr>
+              <w:t>-6.5830569</w:t>
+            </w:r>
+          </w:p>
+        </w:tc>
+        <w:tc>
+          <w:tcPr>
+            <w:tcW w:w="1561" w:type="dxa"/>
+            <w:tcBorders>
+              <w:right w:val="single" w:sz="8" w:space="0" w:color="auto"/>
+            </w:tcBorders>
+          </w:tcPr>
+          <w:p>
+            <w:pPr>
+              <w:jc w:val="center"/>
+              <w:rPr>
+                <w:rFonts w:ascii="Times New Roman" w:hAnsi="Times New Roman" w:cs="Times New Roman"/>
+                <w:b/>
+                <w:bCs/>
+              </w:rPr>
+            </w:pPr>
+            <w:r>
+              <w:rPr>
+                <w:rFonts w:ascii="Times New Roman" w:eastAsiaTheme="minorEastAsia" w:hAnsi="Times New Roman" w:cs="Times New Roman"/>
+              </w:rPr>
+              <w:t>-62.053199</w:t>
+            </w:r>
+          </w:p>
+        </w:tc>
+        <w:tc>
+          <w:tcPr>
+            <w:tcW w:w="1201" w:type="dxa"/>
+            <w:tcBorders>
+              <w:left w:val="single" w:sz="8" w:space="0" w:color="auto"/>
+            </w:tcBorders>
+          </w:tcPr>
+          <w:p>
+            <w:pPr>
+              <w:jc w:val="center"/>
+              <w:rPr>
+                <w:rFonts w:ascii="Times New Roman" w:hAnsi="Times New Roman" w:cs="Times New Roman"/>
+                <w:b/>
+                <w:bCs/>
+              </w:rPr>
+            </w:pPr>
+            <w:r>
+              <w:rPr>
+                <w:rFonts w:ascii="Times New Roman" w:eastAsiaTheme="minorEastAsia" w:hAnsi="Times New Roman" w:cs="Times New Roman"/>
+              </w:rPr>
+              <w:t>-7.0072</w:t>
+            </w:r>
+          </w:p>
+        </w:tc>
+        <w:tc>
+          <w:tcPr>
+            <w:tcW w:w="1566" w:type="dxa"/>
+            <w:tcBorders>
+              <w:right w:val="single" w:sz="8" w:space="0" w:color="auto"/>
+            </w:tcBorders>
+          </w:tcPr>
+          <w:p>
+            <w:pPr>
+              <w:jc w:val="center"/>
+              <w:rPr>
+                <w:rFonts w:ascii="Times New Roman" w:hAnsi="Times New Roman" w:cs="Times New Roman"/>
+                <w:b/>
+                <w:bCs/>
+              </w:rPr>
+            </w:pPr>
+            <w:r>
+              <w:rPr>
+                <w:rFonts w:ascii="Times New Roman" w:eastAsiaTheme="minorEastAsia" w:hAnsi="Times New Roman" w:cs="Times New Roman"/>
+              </w:rPr>
+              <w:t>-61.06341</w:t>
+            </w:r>
+          </w:p>
+        </w:tc>
+        <w:tc>
+          <w:tcPr>
+            <w:tcW w:w="1267" w:type="dxa"/>
+            <w:tcBorders>
+              <w:left w:val="single" w:sz="8" w:space="0" w:color="auto"/>
+              <w:right w:val="single" w:sz="4" w:space="0" w:color="auto"/>
+            </w:tcBorders>
+            <w:vAlign w:val="bottom"/>
+          </w:tcPr>
+          <w:p>
+            <w:pPr>
+              <w:jc w:val="center"/>
+              <w:rPr>
+                <w:rFonts w:ascii="Times New Roman" w:hAnsi="Times New Roman" w:cs="Times New Roman"/>
+                <w:b/>
+                <w:bCs/>
+              </w:rPr>
+            </w:pPr>
+            <w:r>
+              <w:rPr>
+                <w:rFonts w:ascii="Times New Roman" w:hAnsi="Times New Roman" w:cs="Times New Roman"/>
+              </w:rPr>
+              <w:t>6.44%</w:t>
+            </w:r>
+          </w:p>
+        </w:tc>
+        <w:tc>
+          <w:tcPr>
+            <w:tcW w:w="1700" w:type="dxa"/>
+            <w:tcBorders>
+              <w:left w:val="single" w:sz="4" w:space="0" w:color="auto"/>
+              <w:right w:val="single" w:sz="8" w:space="0" w:color="auto"/>
+            </w:tcBorders>
+          </w:tcPr>
+          <w:p>
+            <w:pPr>
+              <w:jc w:val="center"/>
+              <w:rPr>
+                <w:rFonts w:ascii="Times New Roman" w:hAnsi="Times New Roman" w:cs="Times New Roman"/>
+                <w:b/>
+                <w:bCs/>
+              </w:rPr>
+            </w:pPr>
+            <w:r>
+              <w:rPr>
+                <w:rFonts w:ascii="Times New Roman" w:hAnsi="Times New Roman" w:cs="Times New Roman"/>
+              </w:rPr>
+              <w:t>1.60%</w:t>
+            </w:r>
+          </w:p>
+        </w:tc>
+      </w:tr>
+      <w:tr>
+        <w:tc>
+          <w:tcPr>
+            <w:tcW w:w="0" w:type="auto"/>
+            <w:tcBorders>
+              <w:left w:val="single" w:sz="8" w:space="0" w:color="auto"/>
+              <w:right w:val="single" w:sz="8" w:space="0" w:color="auto"/>
+            </w:tcBorders>
+          </w:tcPr>
+          <w:p>
+            <w:pPr>
+              <w:jc w:val="center"/>
+              <w:rPr>
+                <w:rFonts w:ascii="Times New Roman" w:hAnsi="Times New Roman" w:cs="Times New Roman"/>
+                <w:b/>
+                <w:bCs/>
+              </w:rPr>
+            </w:pPr>
+            <w:r>
+              <w:rPr>
+                <w:rFonts w:ascii="Times New Roman" w:eastAsiaTheme="minorEastAsia" w:hAnsi="Times New Roman" w:cs="Times New Roman"/>
+              </w:rPr>
+              <w:t>500</w:t>
+            </w:r>
+          </w:p>
+        </w:tc>
+        <w:tc>
+          <w:tcPr>
+            <w:tcW w:w="1359" w:type="dxa"/>
+            <w:tcBorders>
+              <w:left w:val="single" w:sz="8" w:space="0" w:color="auto"/>
+            </w:tcBorders>
+          </w:tcPr>
+          <w:p>
+            <w:pPr>
+              <w:jc w:val="center"/>
+              <w:rPr>
+                <w:rFonts w:ascii="Times New Roman" w:hAnsi="Times New Roman" w:cs="Times New Roman"/>
+                <w:b/>
+                <w:bCs/>
+              </w:rPr>
+            </w:pPr>
+            <w:r>
+              <w:rPr>
+                <w:rFonts w:ascii="Times New Roman" w:eastAsiaTheme="minorEastAsia" w:hAnsi="Times New Roman" w:cs="Times New Roman"/>
+              </w:rPr>
+              <w:t>-10.362149</w:t>
+            </w:r>
+          </w:p>
+        </w:tc>
+        <w:tc>
+          <w:tcPr>
+            <w:tcW w:w="1561" w:type="dxa"/>
+            <w:tcBorders>
+              <w:right w:val="single" w:sz="8" w:space="0" w:color="auto"/>
+            </w:tcBorders>
+          </w:tcPr>
+          <w:p>
+            <w:pPr>
+              <w:jc w:val="center"/>
+              <w:rPr>
+                <w:rFonts w:ascii="Times New Roman" w:hAnsi="Times New Roman" w:cs="Times New Roman"/>
+                <w:b/>
+                <w:bCs/>
+              </w:rPr>
+            </w:pPr>
+            <w:r>
+              <w:rPr>
+                <w:rFonts w:ascii="Times New Roman" w:eastAsiaTheme="minorEastAsia" w:hAnsi="Times New Roman" w:cs="Times New Roman"/>
+              </w:rPr>
+              <w:t>-72.343103</w:t>
+            </w:r>
+          </w:p>
+        </w:tc>
+        <w:tc>
+          <w:tcPr>
+            <w:tcW w:w="1201" w:type="dxa"/>
+            <w:tcBorders>
+              <w:left w:val="single" w:sz="8" w:space="0" w:color="auto"/>
+            </w:tcBorders>
+          </w:tcPr>
+          <w:p>
+            <w:pPr>
+              <w:jc w:val="center"/>
+              <w:rPr>
+                <w:rFonts w:ascii="Times New Roman" w:hAnsi="Times New Roman" w:cs="Times New Roman"/>
+                <w:b/>
+                <w:bCs/>
+              </w:rPr>
+            </w:pPr>
+            <w:r>
+              <w:rPr>
+                <w:rFonts w:ascii="Times New Roman" w:eastAsiaTheme="minorEastAsia" w:hAnsi="Times New Roman" w:cs="Times New Roman"/>
+              </w:rPr>
+              <w:t>-10.6832</w:t>
+            </w:r>
+          </w:p>
+        </w:tc>
+        <w:tc>
+          <w:tcPr>
+            <w:tcW w:w="1566" w:type="dxa"/>
+            <w:tcBorders>
+              <w:right w:val="single" w:sz="8" w:space="0" w:color="auto"/>
+            </w:tcBorders>
+          </w:tcPr>
+          <w:p>
+            <w:pPr>
+              <w:jc w:val="center"/>
+              <w:rPr>
+                <w:rFonts w:ascii="Times New Roman" w:hAnsi="Times New Roman" w:cs="Times New Roman"/>
+                <w:b/>
+                <w:bCs/>
+              </w:rPr>
+            </w:pPr>
+            <w:r>
+              <w:rPr>
+                <w:rFonts w:ascii="Times New Roman" w:eastAsiaTheme="minorEastAsia" w:hAnsi="Times New Roman" w:cs="Times New Roman"/>
+              </w:rPr>
+              <w:t>-70.16734</w:t>
+            </w:r>
+          </w:p>
+        </w:tc>
+        <w:tc>
+          <w:tcPr>
+            <w:tcW w:w="1267" w:type="dxa"/>
+            <w:tcBorders>
+              <w:left w:val="single" w:sz="8" w:space="0" w:color="auto"/>
+              <w:right w:val="single" w:sz="4" w:space="0" w:color="auto"/>
+            </w:tcBorders>
+            <w:vAlign w:val="bottom"/>
+          </w:tcPr>
+          <w:p>
+            <w:pPr>
+              <w:jc w:val="center"/>
+              <w:rPr>
+                <w:rFonts w:ascii="Times New Roman" w:hAnsi="Times New Roman" w:cs="Times New Roman"/>
+                <w:b/>
+                <w:bCs/>
+              </w:rPr>
+            </w:pPr>
+            <w:r>
+              <w:rPr>
+                <w:rFonts w:ascii="Times New Roman" w:hAnsi="Times New Roman" w:cs="Times New Roman"/>
+              </w:rPr>
+              <w:t>3.10%</w:t>
+            </w:r>
+          </w:p>
+        </w:tc>
+        <w:tc>
+          <w:tcPr>
+            <w:tcW w:w="1700" w:type="dxa"/>
+            <w:tcBorders>
+              <w:left w:val="single" w:sz="4" w:space="0" w:color="auto"/>
+              <w:right w:val="single" w:sz="8" w:space="0" w:color="auto"/>
+            </w:tcBorders>
+          </w:tcPr>
+          <w:p>
+            <w:pPr>
+              <w:jc w:val="center"/>
+              <w:rPr>
+                <w:rFonts w:ascii="Times New Roman" w:hAnsi="Times New Roman" w:cs="Times New Roman"/>
+                <w:b/>
+                <w:bCs/>
+              </w:rPr>
+            </w:pPr>
+            <w:r>
+              <w:rPr>
+                <w:rFonts w:ascii="Times New Roman" w:hAnsi="Times New Roman" w:cs="Times New Roman"/>
+              </w:rPr>
+              <w:t>3.01%</w:t>
+            </w:r>
+          </w:p>
+        </w:tc>
+      </w:tr>
+      <w:tr>
+        <w:tc>
+          <w:tcPr>
+            <w:tcW w:w="0" w:type="auto"/>
+            <w:tcBorders>
+              <w:left w:val="single" w:sz="8" w:space="0" w:color="auto"/>
+              <w:right w:val="single" w:sz="8" w:space="0" w:color="auto"/>
+            </w:tcBorders>
+          </w:tcPr>
+          <w:p>
+            <w:pPr>
+              <w:jc w:val="center"/>
+              <w:rPr>
+                <w:rFonts w:ascii="Times New Roman" w:hAnsi="Times New Roman" w:cs="Times New Roman"/>
+                <w:b/>
+                <w:bCs/>
+              </w:rPr>
+            </w:pPr>
+            <w:r>
+              <w:rPr>
+                <w:rFonts w:ascii="Times New Roman" w:eastAsiaTheme="minorEastAsia" w:hAnsi="Times New Roman" w:cs="Times New Roman"/>
+              </w:rPr>
+              <w:t>600</w:t>
+            </w:r>
+          </w:p>
+        </w:tc>
+        <w:tc>
+          <w:tcPr>
+            <w:tcW w:w="1359" w:type="dxa"/>
+            <w:tcBorders>
+              <w:left w:val="single" w:sz="8" w:space="0" w:color="auto"/>
+            </w:tcBorders>
+          </w:tcPr>
+          <w:p>
+            <w:pPr>
+              <w:jc w:val="center"/>
+              <w:rPr>
+                <w:rFonts w:ascii="Times New Roman" w:hAnsi="Times New Roman" w:cs="Times New Roman"/>
+                <w:b/>
+                <w:bCs/>
+              </w:rPr>
+            </w:pPr>
+            <w:r>
+              <w:rPr>
+                <w:rFonts w:ascii="Times New Roman" w:eastAsiaTheme="minorEastAsia" w:hAnsi="Times New Roman" w:cs="Times New Roman"/>
+              </w:rPr>
+              <w:t>-11.82194</w:t>
+            </w:r>
+          </w:p>
+        </w:tc>
+        <w:tc>
+          <w:tcPr>
+            <w:tcW w:w="1561" w:type="dxa"/>
+            <w:tcBorders>
+              <w:right w:val="single" w:sz="8" w:space="0" w:color="auto"/>
+            </w:tcBorders>
+          </w:tcPr>
+          <w:p>
+            <w:pPr>
+              <w:jc w:val="center"/>
+              <w:rPr>
+                <w:rFonts w:ascii="Times New Roman" w:hAnsi="Times New Roman" w:cs="Times New Roman"/>
+                <w:b/>
+                <w:bCs/>
+              </w:rPr>
+            </w:pPr>
+            <w:r>
+              <w:rPr>
+                <w:rFonts w:ascii="Times New Roman" w:eastAsiaTheme="minorEastAsia" w:hAnsi="Times New Roman" w:cs="Times New Roman"/>
+              </w:rPr>
+              <w:t>-75.143819</w:t>
+            </w:r>
+          </w:p>
+        </w:tc>
+        <w:tc>
+          <w:tcPr>
+            <w:tcW w:w="1201" w:type="dxa"/>
+            <w:tcBorders>
+              <w:left w:val="single" w:sz="8" w:space="0" w:color="auto"/>
+            </w:tcBorders>
+          </w:tcPr>
+          <w:p>
+            <w:pPr>
+              <w:jc w:val="center"/>
+              <w:rPr>
+                <w:rFonts w:ascii="Times New Roman" w:hAnsi="Times New Roman" w:cs="Times New Roman"/>
+                <w:b/>
+                <w:bCs/>
+              </w:rPr>
+            </w:pPr>
+            <w:r>
+              <w:rPr>
+                <w:rFonts w:ascii="Times New Roman" w:eastAsiaTheme="minorEastAsia" w:hAnsi="Times New Roman" w:cs="Times New Roman"/>
+              </w:rPr>
+              <w:t>-12.0914</w:t>
+            </w:r>
+          </w:p>
+        </w:tc>
+        <w:tc>
+          <w:tcPr>
+            <w:tcW w:w="1566" w:type="dxa"/>
+            <w:tcBorders>
+              <w:right w:val="single" w:sz="8" w:space="0" w:color="auto"/>
+            </w:tcBorders>
+          </w:tcPr>
+          <w:p>
+            <w:pPr>
+              <w:jc w:val="center"/>
+              <w:rPr>
+                <w:rFonts w:ascii="Times New Roman" w:hAnsi="Times New Roman" w:cs="Times New Roman"/>
+                <w:b/>
+                <w:bCs/>
+              </w:rPr>
+            </w:pPr>
+            <w:r>
+              <w:rPr>
+                <w:rFonts w:ascii="Times New Roman" w:eastAsiaTheme="minorEastAsia" w:hAnsi="Times New Roman" w:cs="Times New Roman"/>
+              </w:rPr>
+              <w:t>-72.6128</w:t>
+            </w:r>
+          </w:p>
+        </w:tc>
+        <w:tc>
+          <w:tcPr>
+            <w:tcW w:w="1267" w:type="dxa"/>
+            <w:tcBorders>
+              <w:left w:val="single" w:sz="8" w:space="0" w:color="auto"/>
+              <w:right w:val="single" w:sz="4" w:space="0" w:color="auto"/>
+            </w:tcBorders>
+            <w:vAlign w:val="bottom"/>
+          </w:tcPr>
+          <w:p>
+            <w:pPr>
+              <w:jc w:val="center"/>
+              <w:rPr>
+                <w:rFonts w:ascii="Times New Roman" w:hAnsi="Times New Roman" w:cs="Times New Roman"/>
+                <w:b/>
+                <w:bCs/>
+              </w:rPr>
+            </w:pPr>
+            <w:r>
+              <w:rPr>
+                <w:rFonts w:ascii="Times New Roman" w:hAnsi="Times New Roman" w:cs="Times New Roman"/>
+              </w:rPr>
+              <w:t>2.28%</w:t>
+            </w:r>
+          </w:p>
+        </w:tc>
+        <w:tc>
+          <w:tcPr>
+            <w:tcW w:w="1700" w:type="dxa"/>
+            <w:tcBorders>
+              <w:left w:val="single" w:sz="4" w:space="0" w:color="auto"/>
+              <w:right w:val="single" w:sz="8" w:space="0" w:color="auto"/>
+            </w:tcBorders>
+          </w:tcPr>
+          <w:p>
+            <w:pPr>
+              <w:jc w:val="center"/>
+              <w:rPr>
+                <w:rFonts w:ascii="Times New Roman" w:hAnsi="Times New Roman" w:cs="Times New Roman"/>
+                <w:b/>
+                <w:bCs/>
+              </w:rPr>
+            </w:pPr>
+            <w:r>
+              <w:rPr>
+                <w:rFonts w:ascii="Times New Roman" w:hAnsi="Times New Roman" w:cs="Times New Roman"/>
+              </w:rPr>
+              <w:t>3.37%</w:t>
+            </w:r>
+          </w:p>
+        </w:tc>
+      </w:tr>
+      <w:tr>
+        <w:tc>
+          <w:tcPr>
+            <w:tcW w:w="0" w:type="auto"/>
+            <w:tcBorders>
+              <w:left w:val="single" w:sz="8" w:space="0" w:color="auto"/>
+              <w:right w:val="single" w:sz="8" w:space="0" w:color="auto"/>
+            </w:tcBorders>
+          </w:tcPr>
+          <w:p>
+            <w:pPr>
+              <w:jc w:val="center"/>
+              <w:rPr>
+                <w:rFonts w:ascii="Times New Roman" w:hAnsi="Times New Roman" w:cs="Times New Roman"/>
+                <w:b/>
+                <w:bCs/>
+              </w:rPr>
+            </w:pPr>
+            <w:r>
+              <w:rPr>
+                <w:rFonts w:ascii="Times New Roman" w:eastAsiaTheme="minorEastAsia" w:hAnsi="Times New Roman" w:cs="Times New Roman"/>
+              </w:rPr>
+              <w:t>700</w:t>
+            </w:r>
+          </w:p>
+        </w:tc>
+        <w:tc>
+          <w:tcPr>
+            <w:tcW w:w="1359" w:type="dxa"/>
+            <w:tcBorders>
+              <w:left w:val="single" w:sz="8" w:space="0" w:color="auto"/>
+            </w:tcBorders>
+          </w:tcPr>
+          <w:p>
+            <w:pPr>
+              <w:jc w:val="center"/>
+              <w:rPr>
+                <w:rFonts w:ascii="Times New Roman" w:hAnsi="Times New Roman" w:cs="Times New Roman"/>
+                <w:b/>
+                <w:bCs/>
+              </w:rPr>
+            </w:pPr>
+            <w:r>
+              <w:rPr>
+                <w:rFonts w:ascii="Times New Roman" w:eastAsiaTheme="minorEastAsia" w:hAnsi="Times New Roman" w:cs="Times New Roman"/>
+              </w:rPr>
+              <w:t>-13.084461</w:t>
+            </w:r>
+          </w:p>
+        </w:tc>
+        <w:tc>
+          <w:tcPr>
+            <w:tcW w:w="1561" w:type="dxa"/>
+            <w:tcBorders>
+              <w:right w:val="single" w:sz="8" w:space="0" w:color="auto"/>
+            </w:tcBorders>
+          </w:tcPr>
+          <w:p>
+            <w:pPr>
+              <w:jc w:val="center"/>
+              <w:rPr>
+                <w:rFonts w:ascii="Times New Roman" w:hAnsi="Times New Roman" w:cs="Times New Roman"/>
+                <w:b/>
+                <w:bCs/>
+              </w:rPr>
+            </w:pPr>
+            <w:r>
+              <w:rPr>
+                <w:rFonts w:ascii="Times New Roman" w:eastAsiaTheme="minorEastAsia" w:hAnsi="Times New Roman" w:cs="Times New Roman"/>
+              </w:rPr>
+              <w:t>-77.190656</w:t>
+            </w:r>
+          </w:p>
+        </w:tc>
+        <w:tc>
+          <w:tcPr>
+            <w:tcW w:w="1201" w:type="dxa"/>
+            <w:tcBorders>
+              <w:left w:val="single" w:sz="8" w:space="0" w:color="auto"/>
+            </w:tcBorders>
+          </w:tcPr>
+          <w:p>
+            <w:pPr>
+              <w:jc w:val="center"/>
+              <w:rPr>
+                <w:rFonts w:ascii="Times New Roman" w:hAnsi="Times New Roman" w:cs="Times New Roman"/>
+                <w:b/>
+                <w:bCs/>
+              </w:rPr>
+            </w:pPr>
+            <w:r>
+              <w:rPr>
+                <w:rFonts w:ascii="Times New Roman" w:eastAsiaTheme="minorEastAsia" w:hAnsi="Times New Roman" w:cs="Times New Roman"/>
+              </w:rPr>
+              <w:t>-13.3067</w:t>
+            </w:r>
+          </w:p>
+        </w:tc>
+        <w:tc>
+          <w:tcPr>
+            <w:tcW w:w="1566" w:type="dxa"/>
+            <w:tcBorders>
+              <w:right w:val="single" w:sz="8" w:space="0" w:color="auto"/>
+            </w:tcBorders>
+          </w:tcPr>
+          <w:p>
+            <w:pPr>
+              <w:jc w:val="center"/>
+              <w:rPr>
+                <w:rFonts w:ascii="Times New Roman" w:hAnsi="Times New Roman" w:cs="Times New Roman"/>
+                <w:b/>
+                <w:bCs/>
+              </w:rPr>
+            </w:pPr>
+            <w:r>
+              <w:rPr>
+                <w:rFonts w:ascii="Times New Roman" w:eastAsiaTheme="minorEastAsia" w:hAnsi="Times New Roman" w:cs="Times New Roman"/>
+              </w:rPr>
+              <w:t>-74.39027</w:t>
+            </w:r>
+          </w:p>
+        </w:tc>
+        <w:tc>
+          <w:tcPr>
+            <w:tcW w:w="1267" w:type="dxa"/>
+            <w:tcBorders>
+              <w:left w:val="single" w:sz="8" w:space="0" w:color="auto"/>
+              <w:right w:val="single" w:sz="4" w:space="0" w:color="auto"/>
+            </w:tcBorders>
+            <w:vAlign w:val="bottom"/>
+          </w:tcPr>
+          <w:p>
+            <w:pPr>
+              <w:jc w:val="center"/>
+              <w:rPr>
+                <w:rFonts w:ascii="Times New Roman" w:hAnsi="Times New Roman" w:cs="Times New Roman"/>
+                <w:b/>
+                <w:bCs/>
+              </w:rPr>
+            </w:pPr>
+            <w:r>
+              <w:rPr>
+                <w:rFonts w:ascii="Times New Roman" w:hAnsi="Times New Roman" w:cs="Times New Roman"/>
+              </w:rPr>
+              <w:t>1.70%</w:t>
+            </w:r>
+          </w:p>
+        </w:tc>
+        <w:tc>
+          <w:tcPr>
+            <w:tcW w:w="1700" w:type="dxa"/>
+            <w:tcBorders>
+              <w:left w:val="single" w:sz="4" w:space="0" w:color="auto"/>
+              <w:right w:val="single" w:sz="8" w:space="0" w:color="auto"/>
+            </w:tcBorders>
+          </w:tcPr>
+          <w:p>
+            <w:pPr>
+              <w:jc w:val="center"/>
+              <w:rPr>
+                <w:rFonts w:ascii="Times New Roman" w:hAnsi="Times New Roman" w:cs="Times New Roman"/>
+                <w:b/>
+                <w:bCs/>
+              </w:rPr>
+            </w:pPr>
+            <w:r>
+              <w:rPr>
+                <w:rFonts w:ascii="Times New Roman" w:hAnsi="Times New Roman" w:cs="Times New Roman"/>
+              </w:rPr>
+              <w:t>3.63%</w:t>
+            </w:r>
+          </w:p>
+        </w:tc>
+      </w:tr>
+      <w:tr>
+        <w:tc>
+          <w:tcPr>
+            <w:tcW w:w="0" w:type="auto"/>
+            <w:tcBorders>
+              <w:left w:val="single" w:sz="8" w:space="0" w:color="auto"/>
+              <w:right w:val="single" w:sz="8" w:space="0" w:color="auto"/>
+            </w:tcBorders>
+          </w:tcPr>
+          <w:p>
+            <w:pPr>
+              <w:jc w:val="center"/>
+              <w:rPr>
+                <w:rFonts w:ascii="Times New Roman" w:hAnsi="Times New Roman" w:cs="Times New Roman"/>
+                <w:b/>
+                <w:bCs/>
+              </w:rPr>
+            </w:pPr>
+            <w:r>
+              <w:rPr>
+                <w:rFonts w:ascii="Times New Roman" w:eastAsiaTheme="minorEastAsia" w:hAnsi="Times New Roman" w:cs="Times New Roman"/>
+              </w:rPr>
+              <w:t>800</w:t>
+            </w:r>
+          </w:p>
+        </w:tc>
+        <w:tc>
+          <w:tcPr>
+            <w:tcW w:w="1359" w:type="dxa"/>
+            <w:tcBorders>
+              <w:left w:val="single" w:sz="8" w:space="0" w:color="auto"/>
+            </w:tcBorders>
+          </w:tcPr>
+          <w:p>
+            <w:pPr>
+              <w:jc w:val="center"/>
+              <w:rPr>
+                <w:rFonts w:ascii="Times New Roman" w:hAnsi="Times New Roman" w:cs="Times New Roman"/>
+                <w:b/>
+                <w:bCs/>
+              </w:rPr>
+            </w:pPr>
+            <w:r>
+              <w:rPr>
+                <w:rFonts w:ascii="Times New Roman" w:eastAsiaTheme="minorEastAsia" w:hAnsi="Times New Roman" w:cs="Times New Roman"/>
+              </w:rPr>
+              <w:t>-14.193975</w:t>
+            </w:r>
+          </w:p>
+        </w:tc>
+        <w:tc>
+          <w:tcPr>
+            <w:tcW w:w="1561" w:type="dxa"/>
+            <w:tcBorders>
+              <w:right w:val="single" w:sz="8" w:space="0" w:color="auto"/>
+            </w:tcBorders>
+          </w:tcPr>
+          <w:p>
+            <w:pPr>
+              <w:jc w:val="center"/>
+              <w:rPr>
+                <w:rFonts w:ascii="Times New Roman" w:hAnsi="Times New Roman" w:cs="Times New Roman"/>
+                <w:b/>
+                <w:bCs/>
+              </w:rPr>
+            </w:pPr>
+            <w:r>
+              <w:rPr>
+                <w:rFonts w:ascii="Times New Roman" w:eastAsiaTheme="minorEastAsia" w:hAnsi="Times New Roman" w:cs="Times New Roman"/>
+              </w:rPr>
+              <w:t>-78.748199</w:t>
+            </w:r>
+          </w:p>
+        </w:tc>
+        <w:tc>
+          <w:tcPr>
+            <w:tcW w:w="1201" w:type="dxa"/>
+            <w:tcBorders>
+              <w:left w:val="single" w:sz="8" w:space="0" w:color="auto"/>
+            </w:tcBorders>
+          </w:tcPr>
+          <w:p>
+            <w:pPr>
+              <w:jc w:val="center"/>
+              <w:rPr>
+                <w:rFonts w:ascii="Times New Roman" w:hAnsi="Times New Roman" w:cs="Times New Roman"/>
+                <w:b/>
+                <w:bCs/>
+              </w:rPr>
+            </w:pPr>
+            <w:r>
+              <w:rPr>
+                <w:rFonts w:ascii="Times New Roman" w:eastAsiaTheme="minorEastAsia" w:hAnsi="Times New Roman" w:cs="Times New Roman"/>
+              </w:rPr>
+              <w:t>-14.372</w:t>
+            </w:r>
+          </w:p>
+        </w:tc>
+        <w:tc>
+          <w:tcPr>
+            <w:tcW w:w="1566" w:type="dxa"/>
+            <w:tcBorders>
+              <w:right w:val="single" w:sz="8" w:space="0" w:color="auto"/>
+            </w:tcBorders>
+          </w:tcPr>
+          <w:p>
+            <w:pPr>
+              <w:jc w:val="center"/>
+              <w:rPr>
+                <w:rFonts w:ascii="Times New Roman" w:hAnsi="Times New Roman" w:cs="Times New Roman"/>
+                <w:b/>
+                <w:bCs/>
+              </w:rPr>
+            </w:pPr>
+            <w:r>
+              <w:rPr>
+                <w:rFonts w:ascii="Times New Roman" w:eastAsiaTheme="minorEastAsia" w:hAnsi="Times New Roman" w:cs="Times New Roman"/>
+              </w:rPr>
+              <w:t>-75.74325</w:t>
+            </w:r>
+          </w:p>
+        </w:tc>
+        <w:tc>
+          <w:tcPr>
+            <w:tcW w:w="1267" w:type="dxa"/>
+            <w:tcBorders>
+              <w:left w:val="single" w:sz="8" w:space="0" w:color="auto"/>
+              <w:right w:val="single" w:sz="4" w:space="0" w:color="auto"/>
+            </w:tcBorders>
+            <w:vAlign w:val="bottom"/>
+          </w:tcPr>
+          <w:p>
+            <w:pPr>
+              <w:jc w:val="center"/>
+              <w:rPr>
+                <w:rFonts w:ascii="Times New Roman" w:hAnsi="Times New Roman" w:cs="Times New Roman"/>
+                <w:b/>
+                <w:bCs/>
+              </w:rPr>
+            </w:pPr>
+            <w:r>
+              <w:rPr>
+                <w:rFonts w:ascii="Times New Roman" w:hAnsi="Times New Roman" w:cs="Times New Roman"/>
+              </w:rPr>
+              <w:t>1.25%</w:t>
+            </w:r>
+          </w:p>
+        </w:tc>
+        <w:tc>
+          <w:tcPr>
+            <w:tcW w:w="1700" w:type="dxa"/>
+            <w:tcBorders>
+              <w:left w:val="single" w:sz="4" w:space="0" w:color="auto"/>
+              <w:right w:val="single" w:sz="8" w:space="0" w:color="auto"/>
+            </w:tcBorders>
+          </w:tcPr>
+          <w:p>
+            <w:pPr>
+              <w:jc w:val="center"/>
+              <w:rPr>
+                <w:rFonts w:ascii="Times New Roman" w:hAnsi="Times New Roman" w:cs="Times New Roman"/>
+                <w:b/>
+                <w:bCs/>
+              </w:rPr>
+            </w:pPr>
+            <w:r>
+              <w:rPr>
+                <w:rFonts w:ascii="Times New Roman" w:hAnsi="Times New Roman" w:cs="Times New Roman"/>
+              </w:rPr>
+              <w:t>3.82%</w:t>
+            </w:r>
+          </w:p>
+        </w:tc>
+      </w:tr>
+      <w:tr>
+        <w:tc>
+          <w:tcPr>
+            <w:tcW w:w="0" w:type="auto"/>
+            <w:tcBorders>
+              <w:left w:val="single" w:sz="8" w:space="0" w:color="auto"/>
+              <w:right w:val="single" w:sz="8" w:space="0" w:color="auto"/>
+            </w:tcBorders>
+          </w:tcPr>
+          <w:p>
+            <w:pPr>
+              <w:jc w:val="center"/>
+              <w:rPr>
+                <w:rFonts w:ascii="Times New Roman" w:hAnsi="Times New Roman" w:cs="Times New Roman"/>
+                <w:b/>
+                <w:bCs/>
+              </w:rPr>
+            </w:pPr>
+            <w:r>
+              <w:rPr>
+                <w:rFonts w:ascii="Times New Roman" w:eastAsiaTheme="minorEastAsia" w:hAnsi="Times New Roman" w:cs="Times New Roman"/>
+              </w:rPr>
+              <w:t>900</w:t>
+            </w:r>
+          </w:p>
+        </w:tc>
+        <w:tc>
+          <w:tcPr>
+            <w:tcW w:w="1359" w:type="dxa"/>
+            <w:tcBorders>
+              <w:left w:val="single" w:sz="8" w:space="0" w:color="auto"/>
+            </w:tcBorders>
+          </w:tcPr>
+          <w:p>
+            <w:pPr>
+              <w:jc w:val="center"/>
+              <w:rPr>
+                <w:rFonts w:ascii="Times New Roman" w:hAnsi="Times New Roman" w:cs="Times New Roman"/>
+                <w:b/>
+                <w:bCs/>
+              </w:rPr>
+            </w:pPr>
+            <w:r>
+              <w:rPr>
+                <w:rFonts w:ascii="Times New Roman" w:eastAsiaTheme="minorEastAsia" w:hAnsi="Times New Roman" w:cs="Times New Roman"/>
+              </w:rPr>
+              <w:t>-</w:t>
+            </w:r>
+            <w:r>
+              <w:rPr>
+                <w:rFonts w:ascii="Times New Roman" w:eastAsiaTheme="minorEastAsia" w:hAnsi="Times New Roman" w:cs="Times New Roman"/>
+              </w:rPr>
+              <w:t>15.182185</w:t>
+            </w:r>
+          </w:p>
+        </w:tc>
+        <w:tc>
+          <w:tcPr>
+            <w:tcW w:w="1561" w:type="dxa"/>
+            <w:tcBorders>
+              <w:right w:val="single" w:sz="8" w:space="0" w:color="auto"/>
+            </w:tcBorders>
+          </w:tcPr>
+          <w:p>
+            <w:pPr>
+              <w:jc w:val="center"/>
+              <w:rPr>
+                <w:rFonts w:ascii="Times New Roman" w:hAnsi="Times New Roman" w:cs="Times New Roman"/>
+                <w:b/>
+                <w:bCs/>
+              </w:rPr>
+            </w:pPr>
+            <w:r>
+              <w:rPr>
+                <w:rFonts w:ascii="Times New Roman" w:eastAsiaTheme="minorEastAsia" w:hAnsi="Times New Roman" w:cs="Times New Roman"/>
+              </w:rPr>
+              <w:t>-79.971464</w:t>
+            </w:r>
+          </w:p>
+        </w:tc>
+        <w:tc>
+          <w:tcPr>
+            <w:tcW w:w="1201" w:type="dxa"/>
+            <w:tcBorders>
+              <w:left w:val="single" w:sz="8" w:space="0" w:color="auto"/>
+            </w:tcBorders>
+          </w:tcPr>
+          <w:p>
+            <w:pPr>
+              <w:jc w:val="center"/>
+              <w:rPr>
+                <w:rFonts w:ascii="Times New Roman" w:hAnsi="Times New Roman" w:cs="Times New Roman"/>
+                <w:b/>
+                <w:bCs/>
+              </w:rPr>
+            </w:pPr>
+            <w:r>
+              <w:rPr>
+                <w:rFonts w:ascii="Times New Roman" w:eastAsiaTheme="minorEastAsia" w:hAnsi="Times New Roman" w:cs="Times New Roman"/>
+              </w:rPr>
+              <w:t>-15.3224</w:t>
+            </w:r>
+          </w:p>
+        </w:tc>
+        <w:tc>
+          <w:tcPr>
+            <w:tcW w:w="1566" w:type="dxa"/>
+            <w:tcBorders>
+              <w:right w:val="single" w:sz="8" w:space="0" w:color="auto"/>
+            </w:tcBorders>
+          </w:tcPr>
+          <w:p>
+            <w:pPr>
+              <w:jc w:val="center"/>
+              <w:rPr>
+                <w:rFonts w:ascii="Times New Roman" w:hAnsi="Times New Roman" w:cs="Times New Roman"/>
+                <w:b/>
+                <w:bCs/>
+              </w:rPr>
+            </w:pPr>
+            <w:r>
+              <w:rPr>
+                <w:rFonts w:ascii="Times New Roman" w:eastAsiaTheme="minorEastAsia" w:hAnsi="Times New Roman" w:cs="Times New Roman"/>
+              </w:rPr>
+              <w:t>-76.78301</w:t>
+            </w:r>
+          </w:p>
+        </w:tc>
+        <w:tc>
+          <w:tcPr>
+            <w:tcW w:w="1267" w:type="dxa"/>
+            <w:tcBorders>
+              <w:left w:val="single" w:sz="8" w:space="0" w:color="auto"/>
+              <w:right w:val="single" w:sz="4" w:space="0" w:color="auto"/>
+            </w:tcBorders>
+            <w:vAlign w:val="bottom"/>
+          </w:tcPr>
+          <w:p>
+            <w:pPr>
+              <w:jc w:val="center"/>
+              <w:rPr>
+                <w:rFonts w:ascii="Times New Roman" w:hAnsi="Times New Roman" w:cs="Times New Roman"/>
+                <w:b/>
+                <w:bCs/>
+              </w:rPr>
+            </w:pPr>
+            <w:r>
+              <w:rPr>
+                <w:rFonts w:ascii="Times New Roman" w:hAnsi="Times New Roman" w:cs="Times New Roman"/>
+              </w:rPr>
+              <w:t>0.92%</w:t>
+            </w:r>
+          </w:p>
+        </w:tc>
+        <w:tc>
+          <w:tcPr>
+            <w:tcW w:w="1700" w:type="dxa"/>
+            <w:tcBorders>
+              <w:left w:val="single" w:sz="4" w:space="0" w:color="auto"/>
+              <w:right w:val="single" w:sz="8" w:space="0" w:color="auto"/>
+            </w:tcBorders>
+          </w:tcPr>
+          <w:p>
+            <w:pPr>
+              <w:jc w:val="center"/>
+              <w:rPr>
+                <w:rFonts w:ascii="Times New Roman" w:hAnsi="Times New Roman" w:cs="Times New Roman"/>
+                <w:b/>
+                <w:bCs/>
+              </w:rPr>
+            </w:pPr>
+            <w:r>
+              <w:rPr>
+                <w:rFonts w:ascii="Times New Roman" w:hAnsi="Times New Roman" w:cs="Times New Roman"/>
+              </w:rPr>
+              <w:t>3.99%</w:t>
+            </w:r>
+          </w:p>
+        </w:tc>
+      </w:tr>
+      <w:tr>
+        <w:tc>
+          <w:tcPr>
+            <w:tcW w:w="0" w:type="auto"/>
+            <w:tcBorders>
+              <w:left w:val="single" w:sz="8" w:space="0" w:color="auto"/>
+              <w:bottom w:val="single" w:sz="8" w:space="0" w:color="auto"/>
+              <w:right w:val="single" w:sz="8" w:space="0" w:color="auto"/>
+            </w:tcBorders>
+          </w:tcPr>
+          <w:p>
+            <w:pPr>
+              <w:jc w:val="center"/>
+              <w:rPr>
+                <w:rFonts w:ascii="Times New Roman" w:hAnsi="Times New Roman" w:cs="Times New Roman"/>
+                <w:b/>
+                <w:bCs/>
+              </w:rPr>
+            </w:pPr>
+            <w:r>
+              <w:rPr>
+                <w:rFonts w:ascii="Times New Roman" w:eastAsiaTheme="minorEastAsia" w:hAnsi="Times New Roman" w:cs="Times New Roman"/>
+              </w:rPr>
+              <w:t>1000</w:t>
+            </w:r>
+          </w:p>
+        </w:tc>
+        <w:tc>
+          <w:tcPr>
+            <w:tcW w:w="1359" w:type="dxa"/>
+            <w:tcBorders>
+              <w:left w:val="single" w:sz="8" w:space="0" w:color="auto"/>
+              <w:bottom w:val="single" w:sz="8" w:space="0" w:color="auto"/>
+            </w:tcBorders>
+          </w:tcPr>
+          <w:p>
+            <w:pPr>
+              <w:jc w:val="center"/>
+              <w:rPr>
+                <w:rFonts w:ascii="Times New Roman" w:hAnsi="Times New Roman" w:cs="Times New Roman"/>
+                <w:b/>
+                <w:bCs/>
+              </w:rPr>
+            </w:pPr>
+            <w:r>
+              <w:rPr>
+                <w:rFonts w:ascii="Times New Roman" w:eastAsiaTheme="minorEastAsia" w:hAnsi="Times New Roman" w:cs="Times New Roman"/>
+              </w:rPr>
+              <w:t>-16.072235</w:t>
+            </w:r>
+          </w:p>
+        </w:tc>
+        <w:tc>
+          <w:tcPr>
+            <w:tcW w:w="1561" w:type="dxa"/>
+            <w:tcBorders>
+              <w:bottom w:val="single" w:sz="8" w:space="0" w:color="auto"/>
+              <w:right w:val="single" w:sz="8" w:space="0" w:color="auto"/>
+            </w:tcBorders>
+          </w:tcPr>
+          <w:p>
+            <w:pPr>
+              <w:jc w:val="center"/>
+              <w:rPr>
+                <w:rFonts w:ascii="Times New Roman" w:hAnsi="Times New Roman" w:cs="Times New Roman"/>
+                <w:b/>
+                <w:bCs/>
+              </w:rPr>
+            </w:pPr>
+            <w:r>
+              <w:rPr>
+                <w:rFonts w:ascii="Times New Roman" w:eastAsiaTheme="minorEastAsia" w:hAnsi="Times New Roman" w:cs="Times New Roman"/>
+              </w:rPr>
+              <w:t>-80.956939</w:t>
+            </w:r>
+          </w:p>
+        </w:tc>
+        <w:tc>
+          <w:tcPr>
+            <w:tcW w:w="1201" w:type="dxa"/>
+            <w:tcBorders>
+              <w:left w:val="single" w:sz="8" w:space="0" w:color="auto"/>
+              <w:bottom w:val="single" w:sz="8" w:space="0" w:color="auto"/>
+            </w:tcBorders>
+          </w:tcPr>
+          <w:p>
+            <w:pPr>
+              <w:jc w:val="center"/>
+              <w:rPr>
+                <w:rFonts w:ascii="Times New Roman" w:hAnsi="Times New Roman" w:cs="Times New Roman"/>
+                <w:b/>
+                <w:bCs/>
+              </w:rPr>
+            </w:pPr>
+            <w:r>
+              <w:rPr>
+                <w:rFonts w:ascii="Times New Roman" w:eastAsiaTheme="minorEastAsia" w:hAnsi="Times New Roman" w:cs="Times New Roman"/>
+              </w:rPr>
+              <w:t>-16.1778</w:t>
+            </w:r>
+          </w:p>
+        </w:tc>
+        <w:tc>
+          <w:tcPr>
+            <w:tcW w:w="1566" w:type="dxa"/>
+            <w:tcBorders>
+              <w:bottom w:val="single" w:sz="8" w:space="0" w:color="auto"/>
+              <w:right w:val="single" w:sz="8" w:space="0" w:color="auto"/>
+            </w:tcBorders>
+          </w:tcPr>
+          <w:p>
+            <w:pPr>
+              <w:jc w:val="center"/>
+              <w:rPr>
+                <w:rFonts w:ascii="Times New Roman" w:hAnsi="Times New Roman" w:cs="Times New Roman"/>
+                <w:b/>
+                <w:bCs/>
+              </w:rPr>
+            </w:pPr>
+            <w:r>
+              <w:rPr>
+                <w:rFonts w:ascii="Times New Roman" w:eastAsiaTheme="minorEastAsia" w:hAnsi="Times New Roman" w:cs="Times New Roman"/>
+              </w:rPr>
+              <w:t>-77.60788</w:t>
+            </w:r>
+          </w:p>
+        </w:tc>
+        <w:tc>
+          <w:tcPr>
+            <w:tcW w:w="1267" w:type="dxa"/>
+            <w:tcBorders>
+              <w:left w:val="single" w:sz="8" w:space="0" w:color="auto"/>
+              <w:bottom w:val="single" w:sz="8" w:space="0" w:color="auto"/>
+              <w:right w:val="single" w:sz="4" w:space="0" w:color="auto"/>
+            </w:tcBorders>
+            <w:vAlign w:val="bottom"/>
+          </w:tcPr>
+          <w:p>
+            <w:pPr>
+              <w:jc w:val="center"/>
+              <w:rPr>
+                <w:rFonts w:ascii="Times New Roman" w:hAnsi="Times New Roman" w:cs="Times New Roman"/>
+                <w:b/>
+                <w:bCs/>
+              </w:rPr>
+            </w:pPr>
+            <w:r>
+              <w:rPr>
+                <w:rFonts w:ascii="Times New Roman" w:hAnsi="Times New Roman" w:cs="Times New Roman"/>
+              </w:rPr>
+              <w:t>0.66%</w:t>
+            </w:r>
+          </w:p>
+        </w:tc>
+        <w:tc>
+          <w:tcPr>
+            <w:tcW w:w="1700" w:type="dxa"/>
+            <w:tcBorders>
+              <w:left w:val="single" w:sz="4" w:space="0" w:color="auto"/>
+              <w:bottom w:val="single" w:sz="8" w:space="0" w:color="auto"/>
+              <w:right w:val="single" w:sz="8" w:space="0" w:color="auto"/>
+            </w:tcBorders>
+          </w:tcPr>
+          <w:p>
+            <w:pPr>
+              <w:jc w:val="center"/>
+              <w:rPr>
+                <w:rFonts w:ascii="Times New Roman" w:hAnsi="Times New Roman" w:cs="Times New Roman"/>
+                <w:b/>
+                <w:bCs/>
+              </w:rPr>
+            </w:pPr>
+            <w:r>
+              <w:rPr>
+                <w:rFonts w:ascii="Times New Roman" w:hAnsi="Times New Roman" w:cs="Times New Roman"/>
+              </w:rPr>
+              <w:t>4.14%</w:t>
+            </w:r>
+          </w:p>
+        </w:tc>
+      </w:tr>
+    </w:tbl>
+    <w:p>
+      <w:pPr>
+        <w:spacing w:after="0" w:line="480" w:lineRule="auto"/>
+        <w:jc w:val="center"/>
+        <w:rPr>
+          <w:rFonts w:ascii="Times New Roman" w:hAnsi="Times New Roman" w:cs="Times New Roman"/>
+          <w:b/>
+          <w:bCs/>
+        </w:rPr>
+      </w:pPr>
+      <w:r>
+        <w:rPr>
+          <w:rFonts w:ascii="Times New Roman" w:hAnsi="Times New Roman" w:cs="Times New Roman"/>
+          <w:b/>
+          <w:bCs/>
+        </w:rPr>
+        <w:t>Table #7: Low Pass Filter Results and Percent Error</w:t>
+      </w:r>
+    </w:p>
+    <w:tbl>
+      <w:tblPr>
+        <w:tblStyle w:val="TableGrid"/>
+        <w:tblW w:w="0" w:type="auto"/>
+        <w:tblLook w:val="04A0" w:firstRow="1" w:lastRow="0" w:firstColumn="1" w:lastColumn="0" w:noHBand="0" w:noVBand="1"/>
+      </w:tblPr>
+      <w:tblGrid>
+        <w:gridCol w:w="696"/>
+        <w:gridCol w:w="1441"/>
+        <w:gridCol w:w="1304"/>
+        <w:gridCol w:w="1244"/>
+        <w:gridCol w:w="1637"/>
+        <w:gridCol w:w="1328"/>
+        <w:gridCol w:w="1700"/>
+      </w:tblGrid>
+      <w:tr>
+        <w:tc>
+          <w:tcPr>
+            <w:tcW w:w="0" w:type="auto"/>
+            <w:tcBorders>
+              <w:top w:val="nil"/>
+              <w:left w:val="nil"/>
+              <w:bottom w:val="single" w:sz="8" w:space="0" w:color="auto"/>
+              <w:right w:val="single" w:sz="8" w:space="0" w:color="auto"/>
+            </w:tcBorders>
+          </w:tcPr>
+          <w:p>
+            <w:pPr>
+              <w:jc w:val="center"/>
+              <w:rPr>
+                <w:rFonts w:ascii="Times New Roman" w:hAnsi="Times New Roman" w:cs="Times New Roman"/>
+              </w:rPr>
+            </w:pPr>
+          </w:p>
+        </w:tc>
+        <w:tc>
+          <w:tcPr>
+            <w:tcW w:w="2745" w:type="dxa"/>
+            <w:gridSpan w:val="2"/>
+            <w:tcBorders>
+              <w:top w:val="single" w:sz="8" w:space="0" w:color="auto"/>
+              <w:left w:val="single" w:sz="8" w:space="0" w:color="auto"/>
+              <w:bottom w:val="single" w:sz="8" w:space="0" w:color="auto"/>
+              <w:right w:val="single" w:sz="8" w:space="0" w:color="auto"/>
+            </w:tcBorders>
+          </w:tcPr>
+          <w:p>
+            <w:pPr>
+              <w:jc w:val="center"/>
+              <w:rPr>
+                <w:rFonts w:ascii="Times New Roman" w:hAnsi="Times New Roman" w:cs="Times New Roman"/>
+                <w:b/>
+                <w:bCs/>
+              </w:rPr>
+            </w:pPr>
+            <w:r>
+              <w:rPr>
+                <w:rFonts w:ascii="Times New Roman" w:hAnsi="Times New Roman" w:cs="Times New Roman"/>
+                <w:b/>
+                <w:bCs/>
+              </w:rPr>
+              <w:t>Simulation</w:t>
+            </w:r>
+          </w:p>
+        </w:tc>
+        <w:tc>
+          <w:tcPr>
+            <w:tcW w:w="2881" w:type="dxa"/>
+            <w:gridSpan w:val="2"/>
+            <w:tcBorders>
+              <w:top w:val="single" w:sz="8" w:space="0" w:color="auto"/>
+              <w:left w:val="single" w:sz="8" w:space="0" w:color="auto"/>
+              <w:bottom w:val="single" w:sz="8" w:space="0" w:color="auto"/>
+              <w:right w:val="single" w:sz="8" w:space="0" w:color="auto"/>
+            </w:tcBorders>
+          </w:tcPr>
+          <w:p>
+            <w:pPr>
+              <w:jc w:val="center"/>
+              <w:rPr>
+                <w:rFonts w:ascii="Times New Roman" w:hAnsi="Times New Roman" w:cs="Times New Roman"/>
+                <w:b/>
+                <w:bCs/>
+              </w:rPr>
+            </w:pPr>
+            <w:r>
+              <w:rPr>
+                <w:rFonts w:ascii="Times New Roman" w:hAnsi="Times New Roman" w:cs="Times New Roman"/>
+                <w:b/>
+                <w:bCs/>
+              </w:rPr>
+              <w:t>Experimental</w:t>
+            </w:r>
+          </w:p>
+        </w:tc>
+        <w:tc>
+          <w:tcPr>
+            <w:tcW w:w="3028" w:type="dxa"/>
+            <w:gridSpan w:val="2"/>
+            <w:tcBorders>
+              <w:top w:val="single" w:sz="8" w:space="0" w:color="auto"/>
+              <w:left w:val="single" w:sz="8" w:space="0" w:color="auto"/>
+              <w:bottom w:val="single" w:sz="8" w:space="0" w:color="auto"/>
+              <w:right w:val="single" w:sz="8" w:space="0" w:color="auto"/>
+            </w:tcBorders>
+          </w:tcPr>
+          <w:p>
+            <w:pPr>
+              <w:jc w:val="center"/>
+              <w:rPr>
+                <w:rFonts w:ascii="Times New Roman" w:hAnsi="Times New Roman" w:cs="Times New Roman"/>
+                <w:b/>
+                <w:bCs/>
+              </w:rPr>
+            </w:pPr>
+            <w:r>
+              <w:rPr>
+                <w:rFonts w:ascii="Times New Roman" w:hAnsi="Times New Roman" w:cs="Times New Roman"/>
+                <w:b/>
+                <w:bCs/>
+              </w:rPr>
+              <w:t>Percent Error</w:t>
+            </w:r>
+          </w:p>
+        </w:tc>
+      </w:tr>
+      <w:tr>
+        <w:tc>
+          <w:tcPr>
+            <w:tcW w:w="0" w:type="auto"/>
+            <w:tcBorders>
+              <w:top w:val="single" w:sz="8" w:space="0" w:color="auto"/>
+              <w:left w:val="single" w:sz="8" w:space="0" w:color="auto"/>
+              <w:bottom w:val="single" w:sz="8" w:space="0" w:color="auto"/>
+              <w:right w:val="single" w:sz="8" w:space="0" w:color="auto"/>
+            </w:tcBorders>
+          </w:tcPr>
+          <w:p>
+            <w:pPr>
+              <w:jc w:val="center"/>
+              <w:rPr>
+                <w:rFonts w:ascii="Times New Roman" w:hAnsi="Times New Roman" w:cs="Times New Roman"/>
+              </w:rPr>
+            </w:pPr>
+            <w:r>
+              <w:rPr>
+                <w:rFonts w:ascii="Times New Roman" w:eastAsiaTheme="minorEastAsia" w:hAnsi="Times New Roman" w:cs="Times New Roman"/>
+                <w:b/>
+                <w:bCs/>
+              </w:rPr>
+              <w:t>f (Hz)</w:t>
+            </w:r>
+          </w:p>
+        </w:tc>
+        <w:tc>
+          <w:tcPr>
+            <w:tcW w:w="1441" w:type="dxa"/>
+            <w:tcBorders>
+              <w:top w:val="single" w:sz="8" w:space="0" w:color="auto"/>
+              <w:left w:val="single" w:sz="8" w:space="0" w:color="auto"/>
+              <w:bottom w:val="single" w:sz="8" w:space="0" w:color="auto"/>
+            </w:tcBorders>
+          </w:tcPr>
+          <w:p>
+            <w:pPr>
+              <w:jc w:val="center"/>
+              <w:rPr>
+                <w:rFonts w:ascii="Times New Roman" w:hAnsi="Times New Roman" w:cs="Times New Roman"/>
+              </w:rPr>
+            </w:pPr>
+            <w:r>
+              <w:rPr>
+                <w:rFonts w:ascii="Times New Roman" w:eastAsiaTheme="minorEastAsia" w:hAnsi="Times New Roman" w:cs="Times New Roman"/>
+                <w:b/>
+                <w:bCs/>
+              </w:rPr>
+              <w:t>Gain (dB)</w:t>
+            </w:r>
+          </w:p>
+        </w:tc>
+        <w:tc>
+          <w:tcPr>
+            <w:tcW w:w="1304" w:type="dxa"/>
+            <w:tcBorders>
+              <w:top w:val="single" w:sz="8" w:space="0" w:color="auto"/>
+              <w:bottom w:val="single" w:sz="8" w:space="0" w:color="auto"/>
+              <w:right w:val="single" w:sz="8" w:space="0" w:color="auto"/>
+            </w:tcBorders>
+          </w:tcPr>
+          <w:p>
+            <w:pPr>
+              <w:jc w:val="center"/>
+              <w:rPr>
+                <w:rFonts w:ascii="Times New Roman" w:hAnsi="Times New Roman" w:cs="Times New Roman"/>
+              </w:rPr>
+            </w:pPr>
+            <w:r>
+              <w:rPr>
+                <w:rFonts w:ascii="Times New Roman" w:eastAsiaTheme="minorEastAsia" w:hAnsi="Times New Roman" w:cs="Times New Roman"/>
+                <w:b/>
+                <w:bCs/>
+              </w:rPr>
+              <w:t>Phase Angles (degrees)</w:t>
+            </w:r>
+          </w:p>
+        </w:tc>
+        <w:tc>
+          <w:tcPr>
+            <w:tcW w:w="1244" w:type="dxa"/>
+            <w:tcBorders>
+              <w:top w:val="single" w:sz="8" w:space="0" w:color="auto"/>
+              <w:left w:val="single" w:sz="8" w:space="0" w:color="auto"/>
+              <w:bottom w:val="single" w:sz="8" w:space="0" w:color="auto"/>
+            </w:tcBorders>
+          </w:tcPr>
+          <w:p>
+            <w:pPr>
+              <w:jc w:val="center"/>
+              <w:rPr>
+                <w:rFonts w:ascii="Times New Roman" w:hAnsi="Times New Roman" w:cs="Times New Roman"/>
+              </w:rPr>
+            </w:pPr>
+            <w:r>
+              <w:rPr>
+                <w:rFonts w:ascii="Times New Roman" w:eastAsiaTheme="minorEastAsia" w:hAnsi="Times New Roman" w:cs="Times New Roman"/>
+                <w:b/>
+                <w:bCs/>
+              </w:rPr>
+              <w:t>Gain (dB)</w:t>
+            </w:r>
+          </w:p>
+        </w:tc>
+        <w:tc>
+          <w:tcPr>
+            <w:tcW w:w="1637" w:type="dxa"/>
+            <w:tcBorders>
+              <w:top w:val="single" w:sz="8" w:space="0" w:color="auto"/>
+              <w:bottom w:val="single" w:sz="8" w:space="0" w:color="auto"/>
+              <w:right w:val="single" w:sz="8" w:space="0" w:color="auto"/>
+            </w:tcBorders>
+          </w:tcPr>
+          <w:p>
+            <w:pPr>
+              <w:jc w:val="center"/>
+              <w:rPr>
+                <w:rFonts w:ascii="Times New Roman" w:hAnsi="Times New Roman" w:cs="Times New Roman"/>
+              </w:rPr>
+            </w:pPr>
+            <w:r>
+              <w:rPr>
+                <w:rFonts w:ascii="Times New Roman" w:eastAsiaTheme="minorEastAsia" w:hAnsi="Times New Roman" w:cs="Times New Roman"/>
+                <w:b/>
+                <w:bCs/>
+              </w:rPr>
+              <w:t>Phase Angles (degrees)</w:t>
+            </w:r>
+          </w:p>
+        </w:tc>
+        <w:tc>
+          <w:tcPr>
+            <w:tcW w:w="1328" w:type="dxa"/>
+            <w:tcBorders>
+              <w:top w:val="single" w:sz="8" w:space="0" w:color="auto"/>
+              <w:left w:val="single" w:sz="8" w:space="0" w:color="auto"/>
+              <w:bottom w:val="single" w:sz="8" w:space="0" w:color="auto"/>
+              <w:right w:val="single" w:sz="4" w:space="0" w:color="auto"/>
+            </w:tcBorders>
+          </w:tcPr>
+          <w:p>
+            <w:pPr>
+              <w:jc w:val="center"/>
+              <w:rPr>
+                <w:rFonts w:ascii="Times New Roman" w:hAnsi="Times New Roman" w:cs="Times New Roman"/>
+              </w:rPr>
+            </w:pPr>
+            <w:r>
+              <w:rPr>
+                <w:rFonts w:ascii="Times New Roman" w:eastAsiaTheme="minorEastAsia" w:hAnsi="Times New Roman" w:cs="Times New Roman"/>
+                <w:b/>
+                <w:bCs/>
+              </w:rPr>
+              <w:t>Gain (dB)</w:t>
+            </w:r>
+          </w:p>
+        </w:tc>
+        <w:tc>
+          <w:tcPr>
+            <w:tcW w:w="1700" w:type="dxa"/>
+            <w:tcBorders>
+              <w:top w:val="single" w:sz="8" w:space="0" w:color="auto"/>
+              <w:left w:val="single" w:sz="4" w:space="0" w:color="auto"/>
+              <w:bottom w:val="single" w:sz="8" w:space="0" w:color="auto"/>
+              <w:right w:val="single" w:sz="8" w:space="0" w:color="auto"/>
+            </w:tcBorders>
+          </w:tcPr>
+          <w:p>
+            <w:pPr>
+              <w:jc w:val="center"/>
+              <w:rPr>
+                <w:rFonts w:ascii="Times New Roman" w:hAnsi="Times New Roman" w:cs="Times New Roman"/>
+              </w:rPr>
+            </w:pPr>
+            <w:r>
+              <w:rPr>
+                <w:rFonts w:ascii="Times New Roman" w:eastAsiaTheme="minorEastAsia" w:hAnsi="Times New Roman" w:cs="Times New Roman"/>
+                <w:b/>
+                <w:bCs/>
+              </w:rPr>
+              <w:t>Phase Angles (degrees)</w:t>
+            </w:r>
+          </w:p>
+        </w:tc>
+      </w:tr>
+      <w:tr>
+        <w:tc>
+          <w:tcPr>
+            <w:tcW w:w="0" w:type="auto"/>
+            <w:tcBorders>
+              <w:top w:val="single" w:sz="8" w:space="0" w:color="auto"/>
+              <w:left w:val="single" w:sz="8" w:space="0" w:color="auto"/>
+              <w:right w:val="single" w:sz="8" w:space="0" w:color="auto"/>
+            </w:tcBorders>
+          </w:tcPr>
+          <w:p>
+            <w:pPr>
+              <w:jc w:val="center"/>
+              <w:rPr>
+                <w:rFonts w:ascii="Times New Roman" w:hAnsi="Times New Roman" w:cs="Times New Roman"/>
+                <w:b/>
+                <w:bCs/>
+              </w:rPr>
+            </w:pPr>
+            <w:r>
+              <w:rPr>
+                <w:rFonts w:ascii="Times New Roman" w:eastAsiaTheme="minorEastAsia" w:hAnsi="Times New Roman" w:cs="Times New Roman"/>
+              </w:rPr>
+              <w:t>25</w:t>
+            </w:r>
+          </w:p>
+        </w:tc>
+        <w:tc>
+          <w:tcPr>
+            <w:tcW w:w="1441" w:type="dxa"/>
+            <w:tcBorders>
+              <w:top w:val="single" w:sz="8" w:space="0" w:color="auto"/>
+              <w:left w:val="single" w:sz="8" w:space="0" w:color="auto"/>
+            </w:tcBorders>
+          </w:tcPr>
+          <w:p>
+            <w:pPr>
+              <w:jc w:val="center"/>
+              <w:rPr>
+                <w:rFonts w:ascii="Times New Roman" w:hAnsi="Times New Roman" w:cs="Times New Roman"/>
+                <w:b/>
+                <w:bCs/>
+              </w:rPr>
+            </w:pPr>
+            <w:r>
+              <w:rPr>
+                <w:rFonts w:ascii="Times New Roman" w:eastAsiaTheme="minorEastAsia" w:hAnsi="Times New Roman" w:cs="Times New Roman"/>
+              </w:rPr>
+              <w:t>-16.183464</w:t>
+            </w:r>
+          </w:p>
+        </w:tc>
+        <w:tc>
+          <w:tcPr>
+            <w:tcW w:w="1304" w:type="dxa"/>
+            <w:tcBorders>
+              <w:top w:val="single" w:sz="8" w:space="0" w:color="auto"/>
+              <w:right w:val="single" w:sz="8" w:space="0" w:color="auto"/>
+            </w:tcBorders>
+          </w:tcPr>
+          <w:p>
+            <w:pPr>
+              <w:jc w:val="center"/>
+              <w:rPr>
+                <w:rFonts w:ascii="Times New Roman" w:hAnsi="Times New Roman" w:cs="Times New Roman"/>
+                <w:b/>
+                <w:bCs/>
+              </w:rPr>
+            </w:pPr>
+            <w:r>
+              <w:rPr>
+                <w:rFonts w:ascii="Times New Roman" w:eastAsiaTheme="minorEastAsia" w:hAnsi="Times New Roman" w:cs="Times New Roman"/>
+              </w:rPr>
+              <w:t>81.072857</w:t>
+            </w:r>
+          </w:p>
+        </w:tc>
+        <w:tc>
+          <w:tcPr>
+            <w:tcW w:w="1244" w:type="dxa"/>
+            <w:tcBorders>
+              <w:top w:val="single" w:sz="8" w:space="0" w:color="auto"/>
+              <w:left w:val="single" w:sz="8" w:space="0" w:color="auto"/>
+            </w:tcBorders>
+          </w:tcPr>
+          <w:p>
+            <w:pPr>
+              <w:jc w:val="center"/>
+              <w:rPr>
+                <w:rFonts w:ascii="Times New Roman" w:hAnsi="Times New Roman" w:cs="Times New Roman"/>
+                <w:b/>
+                <w:bCs/>
+              </w:rPr>
+            </w:pPr>
+            <w:r>
+              <w:rPr>
+                <w:rFonts w:ascii="Times New Roman" w:eastAsiaTheme="minorEastAsia" w:hAnsi="Times New Roman" w:cs="Times New Roman"/>
+              </w:rPr>
+              <w:t>-15.4241</w:t>
+            </w:r>
+          </w:p>
+        </w:tc>
+        <w:tc>
+          <w:tcPr>
+            <w:tcW w:w="1637" w:type="dxa"/>
+            <w:tcBorders>
+              <w:top w:val="single" w:sz="8" w:space="0" w:color="auto"/>
+              <w:right w:val="single" w:sz="8" w:space="0" w:color="auto"/>
+            </w:tcBorders>
+          </w:tcPr>
+          <w:p>
+            <w:pPr>
+              <w:jc w:val="center"/>
+              <w:rPr>
+                <w:rFonts w:ascii="Times New Roman" w:hAnsi="Times New Roman" w:cs="Times New Roman"/>
+                <w:b/>
+                <w:bCs/>
+              </w:rPr>
+            </w:pPr>
+            <w:r>
+              <w:rPr>
+                <w:rFonts w:ascii="Times New Roman" w:eastAsiaTheme="minorEastAsia" w:hAnsi="Times New Roman" w:cs="Times New Roman"/>
+              </w:rPr>
+              <w:t>78.864</w:t>
+            </w:r>
+          </w:p>
+        </w:tc>
+        <w:tc>
+          <w:tcPr>
+            <w:tcW w:w="1328" w:type="dxa"/>
+            <w:tcBorders>
+              <w:top w:val="single" w:sz="8" w:space="0" w:color="auto"/>
+              <w:left w:val="single" w:sz="8" w:space="0" w:color="auto"/>
+              <w:right w:val="single" w:sz="4" w:space="0" w:color="auto"/>
+            </w:tcBorders>
+          </w:tcPr>
+          <w:p>
+            <w:pPr>
+              <w:jc w:val="center"/>
+              <w:rPr>
+                <w:rFonts w:ascii="Times New Roman" w:hAnsi="Times New Roman" w:cs="Times New Roman"/>
+                <w:b/>
+                <w:bCs/>
+              </w:rPr>
+            </w:pPr>
+            <w:r>
+              <w:rPr>
+                <w:rFonts w:ascii="Times New Roman" w:hAnsi="Times New Roman" w:cs="Times New Roman"/>
+              </w:rPr>
+              <w:t>4.69%</w:t>
+            </w:r>
+          </w:p>
+        </w:tc>
+        <w:tc>
+          <w:tcPr>
+            <w:tcW w:w="1700" w:type="dxa"/>
+            <w:tcBorders>
+              <w:top w:val="single" w:sz="8" w:space="0" w:color="auto"/>
+              <w:left w:val="single" w:sz="4" w:space="0" w:color="auto"/>
+              <w:right w:val="single" w:sz="8" w:space="0" w:color="auto"/>
+            </w:tcBorders>
+          </w:tcPr>
+          <w:p>
+            <w:pPr>
+              <w:jc w:val="center"/>
+              <w:rPr>
+                <w:rFonts w:ascii="Times New Roman" w:hAnsi="Times New Roman" w:cs="Times New Roman"/>
+                <w:b/>
+                <w:bCs/>
+              </w:rPr>
+            </w:pPr>
+            <w:r>
+              <w:rPr>
+                <w:rFonts w:ascii="Times New Roman" w:hAnsi="Times New Roman" w:cs="Times New Roman"/>
+              </w:rPr>
+              <w:t>2.72%</w:t>
+            </w:r>
+          </w:p>
+        </w:tc>
+      </w:tr>
+      <w:tr>
+        <w:tc>
+          <w:tcPr>
+            <w:tcW w:w="0" w:type="auto"/>
+            <w:tcBorders>
+              <w:left w:val="single" w:sz="8" w:space="0" w:color="auto"/>
+              <w:right w:val="single" w:sz="8" w:space="0" w:color="auto"/>
+            </w:tcBorders>
+          </w:tcPr>
+          <w:p>
+            <w:pPr>
+              <w:jc w:val="center"/>
+              <w:rPr>
+                <w:rFonts w:ascii="Times New Roman" w:hAnsi="Times New Roman" w:cs="Times New Roman"/>
+                <w:b/>
+                <w:bCs/>
+              </w:rPr>
+            </w:pPr>
+            <w:r>
+              <w:rPr>
+                <w:rFonts w:ascii="Times New Roman" w:eastAsiaTheme="minorEastAsia" w:hAnsi="Times New Roman" w:cs="Times New Roman"/>
+              </w:rPr>
+              <w:t>50</w:t>
+            </w:r>
+          </w:p>
+        </w:tc>
+        <w:tc>
+          <w:tcPr>
+            <w:tcW w:w="1441" w:type="dxa"/>
+            <w:tcBorders>
+              <w:left w:val="single" w:sz="8" w:space="0" w:color="auto"/>
+            </w:tcBorders>
+          </w:tcPr>
+          <w:p>
+            <w:pPr>
+              <w:jc w:val="center"/>
+              <w:rPr>
+                <w:rFonts w:ascii="Times New Roman" w:hAnsi="Times New Roman" w:cs="Times New Roman"/>
+                <w:b/>
+                <w:bCs/>
+              </w:rPr>
+            </w:pPr>
+            <w:r>
+              <w:rPr>
+                <w:rFonts w:ascii="Times New Roman" w:eastAsiaTheme="minorEastAsia" w:hAnsi="Times New Roman" w:cs="Times New Roman"/>
+              </w:rPr>
+              <w:t>-10.46579</w:t>
+            </w:r>
+          </w:p>
+        </w:tc>
+        <w:tc>
+          <w:tcPr>
+            <w:tcW w:w="1304" w:type="dxa"/>
+            <w:tcBorders>
+              <w:right w:val="single" w:sz="8" w:space="0" w:color="auto"/>
+            </w:tcBorders>
+          </w:tcPr>
+          <w:p>
+            <w:pPr>
+              <w:jc w:val="center"/>
+              <w:rPr>
+                <w:rFonts w:ascii="Times New Roman" w:hAnsi="Times New Roman" w:cs="Times New Roman"/>
+                <w:b/>
+                <w:bCs/>
+              </w:rPr>
+            </w:pPr>
+            <w:r>
+              <w:rPr>
+                <w:rFonts w:ascii="Times New Roman" w:eastAsiaTheme="minorEastAsia" w:hAnsi="Times New Roman" w:cs="Times New Roman"/>
+              </w:rPr>
+              <w:t>72.559297</w:t>
+            </w:r>
+          </w:p>
+        </w:tc>
+        <w:tc>
+          <w:tcPr>
+            <w:tcW w:w="1244" w:type="dxa"/>
+            <w:tcBorders>
+              <w:left w:val="single" w:sz="8" w:space="0" w:color="auto"/>
+            </w:tcBorders>
+          </w:tcPr>
+          <w:p>
+            <w:pPr>
+              <w:jc w:val="center"/>
+              <w:rPr>
+                <w:rFonts w:ascii="Times New Roman" w:hAnsi="Times New Roman" w:cs="Times New Roman"/>
+                <w:b/>
+                <w:bCs/>
+              </w:rPr>
+            </w:pPr>
+            <w:r>
+              <w:rPr>
+                <w:rFonts w:ascii="Times New Roman" w:eastAsiaTheme="minorEastAsia" w:hAnsi="Times New Roman" w:cs="Times New Roman"/>
+              </w:rPr>
+              <w:t>-9.8709</w:t>
+            </w:r>
+          </w:p>
+        </w:tc>
+        <w:tc>
+          <w:tcPr>
+            <w:tcW w:w="1637" w:type="dxa"/>
+            <w:tcBorders>
+              <w:right w:val="single" w:sz="8" w:space="0" w:color="auto"/>
+            </w:tcBorders>
+          </w:tcPr>
+          <w:p>
+            <w:pPr>
+              <w:jc w:val="center"/>
+              <w:rPr>
+                <w:rFonts w:ascii="Times New Roman" w:hAnsi="Times New Roman" w:cs="Times New Roman"/>
+                <w:b/>
+                <w:bCs/>
+              </w:rPr>
+            </w:pPr>
+            <w:r>
+              <w:rPr>
+                <w:rFonts w:ascii="Times New Roman" w:eastAsiaTheme="minorEastAsia" w:hAnsi="Times New Roman" w:cs="Times New Roman"/>
+              </w:rPr>
+              <w:t>69.852</w:t>
+            </w:r>
+          </w:p>
+        </w:tc>
+        <w:tc>
+          <w:tcPr>
+            <w:tcW w:w="1328" w:type="dxa"/>
+            <w:tcBorders>
+              <w:left w:val="single" w:sz="8" w:space="0" w:color="auto"/>
+              <w:right w:val="single" w:sz="4" w:space="0" w:color="auto"/>
+            </w:tcBorders>
+          </w:tcPr>
+          <w:p>
+            <w:pPr>
+              <w:jc w:val="center"/>
+              <w:rPr>
+                <w:rFonts w:ascii="Times New Roman" w:hAnsi="Times New Roman" w:cs="Times New Roman"/>
+                <w:b/>
+                <w:bCs/>
+              </w:rPr>
+            </w:pPr>
+            <w:r>
+              <w:rPr>
+                <w:rFonts w:ascii="Times New Roman" w:hAnsi="Times New Roman" w:cs="Times New Roman"/>
+              </w:rPr>
+              <w:t>5.68%</w:t>
+            </w:r>
+          </w:p>
+        </w:tc>
+        <w:tc>
+          <w:tcPr>
+            <w:tcW w:w="1700" w:type="dxa"/>
+            <w:tcBorders>
+              <w:left w:val="single" w:sz="4" w:space="0" w:color="auto"/>
+              <w:right w:val="single" w:sz="8" w:space="0" w:color="auto"/>
+            </w:tcBorders>
+          </w:tcPr>
+          <w:p>
+            <w:pPr>
+              <w:jc w:val="center"/>
+              <w:rPr>
+                <w:rFonts w:ascii="Times New Roman" w:hAnsi="Times New Roman" w:cs="Times New Roman"/>
+                <w:b/>
+                <w:bCs/>
+              </w:rPr>
+            </w:pPr>
+            <w:r>
+              <w:rPr>
+                <w:rFonts w:ascii="Times New Roman" w:hAnsi="Times New Roman" w:cs="Times New Roman"/>
+              </w:rPr>
+              <w:t>3.73%</w:t>
+            </w:r>
+          </w:p>
+        </w:tc>
+      </w:tr>
+      <w:tr>
+        <w:tc>
+          <w:tcPr>
+            <w:tcW w:w="0" w:type="auto"/>
+            <w:tcBorders>
+              <w:left w:val="single" w:sz="8" w:space="0" w:color="auto"/>
+              <w:right w:val="single" w:sz="8" w:space="0" w:color="auto"/>
+            </w:tcBorders>
+          </w:tcPr>
+          <w:p>
+            <w:pPr>
+              <w:jc w:val="center"/>
+              <w:rPr>
+                <w:rFonts w:ascii="Times New Roman" w:hAnsi="Times New Roman" w:cs="Times New Roman"/>
+                <w:b/>
+                <w:bCs/>
+              </w:rPr>
+            </w:pPr>
+            <w:r>
+              <w:rPr>
+                <w:rFonts w:ascii="Times New Roman" w:eastAsiaTheme="minorEastAsia" w:hAnsi="Times New Roman" w:cs="Times New Roman"/>
+              </w:rPr>
+              <w:t>75</w:t>
+            </w:r>
+          </w:p>
+        </w:tc>
+        <w:tc>
+          <w:tcPr>
+            <w:tcW w:w="1441" w:type="dxa"/>
+            <w:tcBorders>
+              <w:left w:val="single" w:sz="8" w:space="0" w:color="auto"/>
+            </w:tcBorders>
+          </w:tcPr>
+          <w:p>
+            <w:pPr>
+              <w:jc w:val="center"/>
+              <w:rPr>
+                <w:rFonts w:ascii="Times New Roman" w:hAnsi="Times New Roman" w:cs="Times New Roman"/>
+                <w:b/>
+                <w:bCs/>
+              </w:rPr>
+            </w:pPr>
+            <w:r>
+              <w:rPr>
+                <w:rFonts w:ascii="Times New Roman" w:eastAsiaTheme="minorEastAsia" w:hAnsi="Times New Roman" w:cs="Times New Roman"/>
+              </w:rPr>
+              <w:t>-7.406144</w:t>
+            </w:r>
+          </w:p>
+        </w:tc>
+        <w:tc>
+          <w:tcPr>
+            <w:tcW w:w="1304" w:type="dxa"/>
+            <w:tcBorders>
+              <w:right w:val="single" w:sz="8" w:space="0" w:color="auto"/>
+            </w:tcBorders>
+          </w:tcPr>
+          <w:p>
+            <w:pPr>
+              <w:jc w:val="center"/>
+              <w:rPr>
+                <w:rFonts w:ascii="Times New Roman" w:hAnsi="Times New Roman" w:cs="Times New Roman"/>
+                <w:b/>
+                <w:bCs/>
+              </w:rPr>
+            </w:pPr>
+            <w:r>
+              <w:rPr>
+                <w:rFonts w:ascii="Times New Roman" w:eastAsiaTheme="minorEastAsia" w:hAnsi="Times New Roman" w:cs="Times New Roman"/>
+              </w:rPr>
+              <w:t>64.768256</w:t>
+            </w:r>
+          </w:p>
+        </w:tc>
+        <w:tc>
+          <w:tcPr>
+            <w:tcW w:w="1244" w:type="dxa"/>
+            <w:tcBorders>
+              <w:left w:val="single" w:sz="8" w:space="0" w:color="auto"/>
+            </w:tcBorders>
+          </w:tcPr>
+          <w:p>
+            <w:pPr>
+              <w:jc w:val="center"/>
+              <w:rPr>
+                <w:rFonts w:ascii="Times New Roman" w:hAnsi="Times New Roman" w:cs="Times New Roman"/>
+                <w:b/>
+                <w:bCs/>
+              </w:rPr>
+            </w:pPr>
+            <w:r>
+              <w:rPr>
+                <w:rFonts w:ascii="Times New Roman" w:eastAsiaTheme="minorEastAsia" w:hAnsi="Times New Roman" w:cs="Times New Roman"/>
+              </w:rPr>
+              <w:t>-6.9518</w:t>
+            </w:r>
+          </w:p>
+        </w:tc>
+        <w:tc>
+          <w:tcPr>
+            <w:tcW w:w="1637" w:type="dxa"/>
+            <w:tcBorders>
+              <w:right w:val="single" w:sz="8" w:space="0" w:color="auto"/>
+            </w:tcBorders>
+          </w:tcPr>
+          <w:p>
+            <w:pPr>
+              <w:jc w:val="center"/>
+              <w:rPr>
+                <w:rFonts w:ascii="Times New Roman" w:hAnsi="Times New Roman" w:cs="Times New Roman"/>
+                <w:b/>
+                <w:bCs/>
+              </w:rPr>
+            </w:pPr>
+            <w:r>
+              <w:rPr>
+                <w:rFonts w:ascii="Times New Roman" w:eastAsiaTheme="minorEastAsia" w:hAnsi="Times New Roman" w:cs="Times New Roman"/>
+              </w:rPr>
+              <w:t>61.797</w:t>
+            </w:r>
+          </w:p>
+        </w:tc>
+        <w:tc>
+          <w:tcPr>
+            <w:tcW w:w="1328" w:type="dxa"/>
+            <w:tcBorders>
+              <w:left w:val="single" w:sz="8" w:space="0" w:color="auto"/>
+              <w:right w:val="single" w:sz="4" w:space="0" w:color="auto"/>
+            </w:tcBorders>
+          </w:tcPr>
+          <w:p>
+            <w:pPr>
+              <w:jc w:val="center"/>
+              <w:rPr>
+                <w:rFonts w:ascii="Times New Roman" w:hAnsi="Times New Roman" w:cs="Times New Roman"/>
+                <w:b/>
+                <w:bCs/>
+              </w:rPr>
+            </w:pPr>
+            <w:r>
+              <w:rPr>
+                <w:rFonts w:ascii="Times New Roman" w:hAnsi="Times New Roman" w:cs="Times New Roman"/>
+              </w:rPr>
+              <w:t>6.13%</w:t>
+            </w:r>
+          </w:p>
+        </w:tc>
+        <w:tc>
+          <w:tcPr>
+            <w:tcW w:w="1700" w:type="dxa"/>
+            <w:tcBorders>
+              <w:left w:val="single" w:sz="4" w:space="0" w:color="auto"/>
+              <w:right w:val="single" w:sz="8" w:space="0" w:color="auto"/>
+            </w:tcBorders>
+          </w:tcPr>
+          <w:p>
+            <w:pPr>
+              <w:jc w:val="center"/>
+              <w:rPr>
+                <w:rFonts w:ascii="Times New Roman" w:hAnsi="Times New Roman" w:cs="Times New Roman"/>
+                <w:b/>
+                <w:bCs/>
+              </w:rPr>
+            </w:pPr>
+            <w:r>
+              <w:rPr>
+                <w:rFonts w:ascii="Times New Roman" w:hAnsi="Times New Roman" w:cs="Times New Roman"/>
+              </w:rPr>
+              <w:t>4.59%</w:t>
+            </w:r>
+          </w:p>
+        </w:tc>
+      </w:tr>
+      <w:tr>
+        <w:tc>
+          <w:tcPr>
+            <w:tcW w:w="0" w:type="auto"/>
+            <w:tcBorders>
+              <w:left w:val="single" w:sz="8" w:space="0" w:color="auto"/>
+              <w:right w:val="single" w:sz="8" w:space="0" w:color="auto"/>
+            </w:tcBorders>
+          </w:tcPr>
+          <w:p>
+            <w:pPr>
+              <w:jc w:val="center"/>
+              <w:rPr>
+                <w:rFonts w:ascii="Times New Roman" w:hAnsi="Times New Roman" w:cs="Times New Roman"/>
+                <w:b/>
+                <w:bCs/>
+              </w:rPr>
+            </w:pPr>
+            <w:r>
+              <w:rPr>
+                <w:rFonts w:ascii="Times New Roman" w:eastAsiaTheme="minorEastAsia" w:hAnsi="Times New Roman" w:cs="Times New Roman"/>
+              </w:rPr>
+              <w:t>100</w:t>
+            </w:r>
+          </w:p>
+        </w:tc>
+        <w:tc>
+          <w:tcPr>
+            <w:tcW w:w="1441" w:type="dxa"/>
+            <w:tcBorders>
+              <w:left w:val="single" w:sz="8" w:space="0" w:color="auto"/>
+            </w:tcBorders>
+          </w:tcPr>
+          <w:p>
+            <w:pPr>
+              <w:jc w:val="center"/>
+              <w:rPr>
+                <w:rFonts w:ascii="Times New Roman" w:hAnsi="Times New Roman" w:cs="Times New Roman"/>
+                <w:b/>
+                <w:bCs/>
+              </w:rPr>
+            </w:pPr>
+            <w:r>
+              <w:rPr>
+                <w:rFonts w:ascii="Times New Roman" w:eastAsiaTheme="minorEastAsia" w:hAnsi="Times New Roman" w:cs="Times New Roman"/>
+              </w:rPr>
+              <w:t>-5.4814727</w:t>
+            </w:r>
+          </w:p>
+        </w:tc>
+        <w:tc>
+          <w:tcPr>
+            <w:tcW w:w="1304" w:type="dxa"/>
+            <w:tcBorders>
+              <w:right w:val="single" w:sz="8" w:space="0" w:color="auto"/>
+            </w:tcBorders>
+          </w:tcPr>
+          <w:p>
+            <w:pPr>
+              <w:jc w:val="center"/>
+              <w:rPr>
+                <w:rFonts w:ascii="Times New Roman" w:hAnsi="Times New Roman" w:cs="Times New Roman"/>
+                <w:b/>
+                <w:bCs/>
+              </w:rPr>
+            </w:pPr>
+            <w:r>
+              <w:rPr>
+                <w:rFonts w:ascii="Times New Roman" w:eastAsiaTheme="minorEastAsia" w:hAnsi="Times New Roman" w:cs="Times New Roman"/>
+              </w:rPr>
+              <w:t>57.858092</w:t>
+            </w:r>
+          </w:p>
+        </w:tc>
+        <w:tc>
+          <w:tcPr>
+            <w:tcW w:w="1244" w:type="dxa"/>
+            <w:tcBorders>
+              <w:left w:val="single" w:sz="8" w:space="0" w:color="auto"/>
+            </w:tcBorders>
+          </w:tcPr>
+          <w:p>
+            <w:pPr>
+              <w:jc w:val="center"/>
+              <w:rPr>
+                <w:rFonts w:ascii="Times New Roman" w:hAnsi="Times New Roman" w:cs="Times New Roman"/>
+                <w:b/>
+                <w:bCs/>
+              </w:rPr>
+            </w:pPr>
+            <w:r>
+              <w:rPr>
+                <w:rFonts w:ascii="Times New Roman" w:eastAsiaTheme="minorEastAsia" w:hAnsi="Times New Roman" w:cs="Times New Roman"/>
+              </w:rPr>
+              <w:t>-5.144</w:t>
+            </w:r>
+          </w:p>
+        </w:tc>
+        <w:tc>
+          <w:tcPr>
+            <w:tcW w:w="1637" w:type="dxa"/>
+            <w:tcBorders>
+              <w:right w:val="single" w:sz="8" w:space="0" w:color="auto"/>
+            </w:tcBorders>
+          </w:tcPr>
+          <w:p>
+            <w:pPr>
+              <w:jc w:val="center"/>
+              <w:rPr>
+                <w:rFonts w:ascii="Times New Roman" w:hAnsi="Times New Roman" w:cs="Times New Roman"/>
+                <w:b/>
+                <w:bCs/>
+              </w:rPr>
+            </w:pPr>
+            <w:r>
+              <w:rPr>
+                <w:rFonts w:ascii="Times New Roman" w:eastAsiaTheme="minorEastAsia" w:hAnsi="Times New Roman" w:cs="Times New Roman"/>
+              </w:rPr>
+              <w:t>54.83</w:t>
+            </w:r>
+          </w:p>
+        </w:tc>
+        <w:tc>
+          <w:tcPr>
+            <w:tcW w:w="1328" w:type="dxa"/>
+            <w:tcBorders>
+              <w:left w:val="single" w:sz="8" w:space="0" w:color="auto"/>
+              <w:right w:val="single" w:sz="4" w:space="0" w:color="auto"/>
+            </w:tcBorders>
+          </w:tcPr>
+          <w:p>
+            <w:pPr>
+              <w:jc w:val="center"/>
+              <w:rPr>
+                <w:rFonts w:ascii="Times New Roman" w:hAnsi="Times New Roman" w:cs="Times New Roman"/>
+                <w:b/>
+                <w:bCs/>
+              </w:rPr>
+            </w:pPr>
+            <w:r>
+              <w:rPr>
+                <w:rFonts w:ascii="Times New Roman" w:hAnsi="Times New Roman" w:cs="Times New Roman"/>
+              </w:rPr>
+              <w:t>6.16%</w:t>
+            </w:r>
+          </w:p>
+        </w:tc>
+        <w:tc>
+          <w:tcPr>
+            <w:tcW w:w="1700" w:type="dxa"/>
+            <w:tcBorders>
+              <w:left w:val="single" w:sz="4" w:space="0" w:color="auto"/>
+              <w:right w:val="single" w:sz="8" w:space="0" w:color="auto"/>
+            </w:tcBorders>
+          </w:tcPr>
+          <w:p>
+            <w:pPr>
+              <w:jc w:val="center"/>
+              <w:rPr>
+                <w:rFonts w:ascii="Times New Roman" w:hAnsi="Times New Roman" w:cs="Times New Roman"/>
+                <w:b/>
+                <w:bCs/>
+              </w:rPr>
+            </w:pPr>
+            <w:r>
+              <w:rPr>
+                <w:rFonts w:ascii="Times New Roman" w:hAnsi="Times New Roman" w:cs="Times New Roman"/>
+              </w:rPr>
+              <w:t>5.23%</w:t>
+            </w:r>
+          </w:p>
+        </w:tc>
+      </w:tr>
+      <w:tr>
+        <w:tc>
+          <w:tcPr>
+            <w:tcW w:w="0" w:type="auto"/>
+            <w:tcBorders>
+              <w:left w:val="single" w:sz="8" w:space="0" w:color="auto"/>
+              <w:right w:val="single" w:sz="8" w:space="0" w:color="auto"/>
+            </w:tcBorders>
+          </w:tcPr>
+          <w:p>
+            <w:pPr>
+              <w:jc w:val="center"/>
+              <w:rPr>
+                <w:rFonts w:ascii="Times New Roman" w:hAnsi="Times New Roman" w:cs="Times New Roman"/>
+                <w:b/>
+                <w:bCs/>
+              </w:rPr>
+            </w:pPr>
+            <w:r>
+              <w:rPr>
+                <w:rFonts w:ascii="Times New Roman" w:eastAsiaTheme="minorEastAsia" w:hAnsi="Times New Roman" w:cs="Times New Roman"/>
+              </w:rPr>
+              <w:t>150</w:t>
+            </w:r>
+          </w:p>
+        </w:tc>
+        <w:tc>
+          <w:tcPr>
+            <w:tcW w:w="1441" w:type="dxa"/>
+            <w:tcBorders>
+              <w:left w:val="single" w:sz="8" w:space="0" w:color="auto"/>
+            </w:tcBorders>
+          </w:tcPr>
+          <w:p>
+            <w:pPr>
+              <w:jc w:val="center"/>
+              <w:rPr>
+                <w:rFonts w:ascii="Times New Roman" w:hAnsi="Times New Roman" w:cs="Times New Roman"/>
+                <w:b/>
+                <w:bCs/>
+              </w:rPr>
+            </w:pPr>
+            <w:r>
+              <w:rPr>
+                <w:rFonts w:ascii="Times New Roman" w:eastAsiaTheme="minorEastAsia" w:hAnsi="Times New Roman" w:cs="Times New Roman"/>
+              </w:rPr>
+              <w:t>-3.2752096</w:t>
+            </w:r>
+          </w:p>
+        </w:tc>
+        <w:tc>
+          <w:tcPr>
+            <w:tcW w:w="1304" w:type="dxa"/>
+            <w:tcBorders>
+              <w:right w:val="single" w:sz="8" w:space="0" w:color="auto"/>
+            </w:tcBorders>
+          </w:tcPr>
+          <w:p>
+            <w:pPr>
+              <w:jc w:val="center"/>
+              <w:rPr>
+                <w:rFonts w:ascii="Times New Roman" w:hAnsi="Times New Roman" w:cs="Times New Roman"/>
+                <w:b/>
+                <w:bCs/>
+              </w:rPr>
+            </w:pPr>
+            <w:r>
+              <w:rPr>
+                <w:rFonts w:ascii="Times New Roman" w:eastAsiaTheme="minorEastAsia" w:hAnsi="Times New Roman" w:cs="Times New Roman"/>
+              </w:rPr>
+              <w:t>46.696191</w:t>
+            </w:r>
+          </w:p>
+        </w:tc>
+        <w:tc>
+          <w:tcPr>
+            <w:tcW w:w="1244" w:type="dxa"/>
+            <w:tcBorders>
+              <w:left w:val="single" w:sz="8" w:space="0" w:color="auto"/>
+            </w:tcBorders>
+          </w:tcPr>
+          <w:p>
+            <w:pPr>
+              <w:jc w:val="center"/>
+              <w:rPr>
+                <w:rFonts w:ascii="Times New Roman" w:hAnsi="Times New Roman" w:cs="Times New Roman"/>
+                <w:b/>
+                <w:bCs/>
+              </w:rPr>
+            </w:pPr>
+            <w:r>
+              <w:rPr>
+                <w:rFonts w:ascii="Times New Roman" w:eastAsiaTheme="minorEastAsia" w:hAnsi="Times New Roman" w:cs="Times New Roman"/>
+              </w:rPr>
+              <w:t>-3.1148</w:t>
+            </w:r>
+          </w:p>
+        </w:tc>
+        <w:tc>
+          <w:tcPr>
+            <w:tcW w:w="1637" w:type="dxa"/>
+            <w:tcBorders>
+              <w:right w:val="single" w:sz="8" w:space="0" w:color="auto"/>
+            </w:tcBorders>
+          </w:tcPr>
+          <w:p>
+            <w:pPr>
+              <w:jc w:val="center"/>
+              <w:rPr>
+                <w:rFonts w:ascii="Times New Roman" w:hAnsi="Times New Roman" w:cs="Times New Roman"/>
+                <w:b/>
+                <w:bCs/>
+              </w:rPr>
+            </w:pPr>
+            <w:r>
+              <w:rPr>
+                <w:rFonts w:ascii="Times New Roman" w:eastAsiaTheme="minorEastAsia" w:hAnsi="Times New Roman" w:cs="Times New Roman"/>
+              </w:rPr>
+              <w:t>43.899</w:t>
+            </w:r>
+          </w:p>
+        </w:tc>
+        <w:tc>
+          <w:tcPr>
+            <w:tcW w:w="1328" w:type="dxa"/>
+            <w:tcBorders>
+              <w:left w:val="single" w:sz="8" w:space="0" w:color="auto"/>
+              <w:right w:val="single" w:sz="4" w:space="0" w:color="auto"/>
+            </w:tcBorders>
+          </w:tcPr>
+          <w:p>
+            <w:pPr>
+              <w:jc w:val="center"/>
+              <w:rPr>
+                <w:rFonts w:ascii="Times New Roman" w:hAnsi="Times New Roman" w:cs="Times New Roman"/>
+                <w:b/>
+                <w:bCs/>
+              </w:rPr>
+            </w:pPr>
+            <w:r>
+              <w:rPr>
+                <w:rFonts w:ascii="Times New Roman" w:hAnsi="Times New Roman" w:cs="Times New Roman"/>
+              </w:rPr>
+              <w:t>4.90%</w:t>
+            </w:r>
+          </w:p>
+        </w:tc>
+        <w:tc>
+          <w:tcPr>
+            <w:tcW w:w="1700" w:type="dxa"/>
+            <w:tcBorders>
+              <w:left w:val="single" w:sz="4" w:space="0" w:color="auto"/>
+              <w:right w:val="single" w:sz="8" w:space="0" w:color="auto"/>
+            </w:tcBorders>
+          </w:tcPr>
+          <w:p>
+            <w:pPr>
+              <w:jc w:val="center"/>
+              <w:rPr>
+                <w:rFonts w:ascii="Times New Roman" w:hAnsi="Times New Roman" w:cs="Times New Roman"/>
+                <w:b/>
+                <w:bCs/>
+              </w:rPr>
+            </w:pPr>
+            <w:r>
+              <w:rPr>
+                <w:rFonts w:ascii="Times New Roman" w:hAnsi="Times New Roman" w:cs="Times New Roman"/>
+              </w:rPr>
+              <w:t>5.99%</w:t>
+            </w:r>
+          </w:p>
+        </w:tc>
+      </w:tr>
+      <w:tr>
+        <w:tc>
+          <w:tcPr>
+            <w:tcW w:w="0" w:type="auto"/>
+            <w:tcBorders>
+              <w:left w:val="single" w:sz="8" w:space="0" w:color="auto"/>
+              <w:right w:val="single" w:sz="8" w:space="0" w:color="auto"/>
+            </w:tcBorders>
+          </w:tcPr>
+          <w:p>
+            <w:pPr>
+              <w:jc w:val="center"/>
+              <w:rPr>
+                <w:rFonts w:ascii="Times New Roman" w:hAnsi="Times New Roman" w:cs="Times New Roman"/>
+                <w:b/>
+                <w:bCs/>
+              </w:rPr>
+            </w:pPr>
+            <w:r>
+              <w:rPr>
+                <w:rFonts w:ascii="Times New Roman" w:eastAsiaTheme="minorEastAsia" w:hAnsi="Times New Roman" w:cs="Times New Roman"/>
+              </w:rPr>
+              <w:t>200</w:t>
+            </w:r>
+          </w:p>
+        </w:tc>
+        <w:tc>
+          <w:tcPr>
+            <w:tcW w:w="1441" w:type="dxa"/>
+            <w:tcBorders>
+              <w:left w:val="single" w:sz="8" w:space="0" w:color="auto"/>
+            </w:tcBorders>
+          </w:tcPr>
+          <w:p>
+            <w:pPr>
+              <w:jc w:val="center"/>
+              <w:rPr>
+                <w:rFonts w:ascii="Times New Roman" w:hAnsi="Times New Roman" w:cs="Times New Roman"/>
+                <w:b/>
+                <w:bCs/>
+              </w:rPr>
+            </w:pPr>
+            <w:r>
+              <w:rPr>
+                <w:rFonts w:ascii="Times New Roman" w:eastAsiaTheme="minorEastAsia" w:hAnsi="Times New Roman" w:cs="Times New Roman"/>
+              </w:rPr>
+              <w:t>-</w:t>
+            </w:r>
+            <w:r>
+              <w:rPr>
+                <w:rFonts w:ascii="Times New Roman" w:eastAsiaTheme="minorEastAsia" w:hAnsi="Times New Roman" w:cs="Times New Roman"/>
+              </w:rPr>
+              <w:t>2.1305798</w:t>
+            </w:r>
+          </w:p>
+        </w:tc>
+        <w:tc>
+          <w:tcPr>
+            <w:tcW w:w="1304" w:type="dxa"/>
+            <w:tcBorders>
+              <w:right w:val="single" w:sz="8" w:space="0" w:color="auto"/>
+            </w:tcBorders>
+          </w:tcPr>
+          <w:p>
+            <w:pPr>
+              <w:jc w:val="center"/>
+              <w:rPr>
+                <w:rFonts w:ascii="Times New Roman" w:hAnsi="Times New Roman" w:cs="Times New Roman"/>
+                <w:b/>
+                <w:bCs/>
+              </w:rPr>
+            </w:pPr>
+            <w:r>
+              <w:rPr>
+                <w:rFonts w:ascii="Times New Roman" w:eastAsiaTheme="minorEastAsia" w:hAnsi="Times New Roman" w:cs="Times New Roman"/>
+              </w:rPr>
+              <w:t>38.511938</w:t>
+            </w:r>
+          </w:p>
+        </w:tc>
+        <w:tc>
+          <w:tcPr>
+            <w:tcW w:w="1244" w:type="dxa"/>
+            <w:tcBorders>
+              <w:left w:val="single" w:sz="8" w:space="0" w:color="auto"/>
+            </w:tcBorders>
+          </w:tcPr>
+          <w:p>
+            <w:pPr>
+              <w:jc w:val="center"/>
+              <w:rPr>
+                <w:rFonts w:ascii="Times New Roman" w:hAnsi="Times New Roman" w:cs="Times New Roman"/>
+                <w:b/>
+                <w:bCs/>
+              </w:rPr>
+            </w:pPr>
+            <w:r>
+              <w:rPr>
+                <w:rFonts w:ascii="Times New Roman" w:eastAsiaTheme="minorEastAsia" w:hAnsi="Times New Roman" w:cs="Times New Roman"/>
+              </w:rPr>
+              <w:t>-2.0742</w:t>
+            </w:r>
+          </w:p>
+        </w:tc>
+        <w:tc>
+          <w:tcPr>
+            <w:tcW w:w="1637" w:type="dxa"/>
+            <w:tcBorders>
+              <w:right w:val="single" w:sz="8" w:space="0" w:color="auto"/>
+            </w:tcBorders>
+          </w:tcPr>
+          <w:p>
+            <w:pPr>
+              <w:jc w:val="center"/>
+              <w:rPr>
+                <w:rFonts w:ascii="Times New Roman" w:hAnsi="Times New Roman" w:cs="Times New Roman"/>
+                <w:b/>
+                <w:bCs/>
+              </w:rPr>
+            </w:pPr>
+            <w:r>
+              <w:rPr>
+                <w:rFonts w:ascii="Times New Roman" w:eastAsiaTheme="minorEastAsia" w:hAnsi="Times New Roman" w:cs="Times New Roman"/>
+              </w:rPr>
+              <w:t>36.111</w:t>
+            </w:r>
+          </w:p>
+        </w:tc>
+        <w:tc>
+          <w:tcPr>
+            <w:tcW w:w="1328" w:type="dxa"/>
+            <w:tcBorders>
+              <w:left w:val="single" w:sz="8" w:space="0" w:color="auto"/>
+              <w:right w:val="single" w:sz="4" w:space="0" w:color="auto"/>
+            </w:tcBorders>
+          </w:tcPr>
+          <w:p>
+            <w:pPr>
+              <w:jc w:val="center"/>
+              <w:rPr>
+                <w:rFonts w:ascii="Times New Roman" w:hAnsi="Times New Roman" w:cs="Times New Roman"/>
+                <w:b/>
+                <w:bCs/>
+              </w:rPr>
+            </w:pPr>
+            <w:r>
+              <w:rPr>
+                <w:rFonts w:ascii="Times New Roman" w:hAnsi="Times New Roman" w:cs="Times New Roman"/>
+              </w:rPr>
+              <w:t>2.65%</w:t>
+            </w:r>
+          </w:p>
+        </w:tc>
+        <w:tc>
+          <w:tcPr>
+            <w:tcW w:w="1700" w:type="dxa"/>
+            <w:tcBorders>
+              <w:left w:val="single" w:sz="4" w:space="0" w:color="auto"/>
+              <w:right w:val="single" w:sz="8" w:space="0" w:color="auto"/>
+            </w:tcBorders>
+          </w:tcPr>
+          <w:p>
+            <w:pPr>
+              <w:jc w:val="center"/>
+              <w:rPr>
+                <w:rFonts w:ascii="Times New Roman" w:hAnsi="Times New Roman" w:cs="Times New Roman"/>
+                <w:b/>
+                <w:bCs/>
+              </w:rPr>
+            </w:pPr>
+            <w:r>
+              <w:rPr>
+                <w:rFonts w:ascii="Times New Roman" w:hAnsi="Times New Roman" w:cs="Times New Roman"/>
+              </w:rPr>
+              <w:t>6.23%</w:t>
+            </w:r>
+          </w:p>
+        </w:tc>
+      </w:tr>
+      <w:tr>
+        <w:tc>
+          <w:tcPr>
+            <w:tcW w:w="0" w:type="auto"/>
+            <w:tcBorders>
+              <w:left w:val="single" w:sz="8" w:space="0" w:color="auto"/>
+              <w:right w:val="single" w:sz="8" w:space="0" w:color="auto"/>
+            </w:tcBorders>
+          </w:tcPr>
+          <w:p>
+            <w:pPr>
+              <w:jc w:val="center"/>
+              <w:rPr>
+                <w:rFonts w:ascii="Times New Roman" w:hAnsi="Times New Roman" w:cs="Times New Roman"/>
+                <w:b/>
+                <w:bCs/>
+              </w:rPr>
+            </w:pPr>
+            <w:r>
+              <w:rPr>
+                <w:rFonts w:ascii="Times New Roman" w:eastAsiaTheme="minorEastAsia" w:hAnsi="Times New Roman" w:cs="Times New Roman"/>
+              </w:rPr>
+              <w:t>300</w:t>
+            </w:r>
+          </w:p>
+        </w:tc>
+        <w:tc>
+          <w:tcPr>
+            <w:tcW w:w="1441" w:type="dxa"/>
+            <w:tcBorders>
+              <w:left w:val="single" w:sz="8" w:space="0" w:color="auto"/>
+            </w:tcBorders>
+          </w:tcPr>
+          <w:p>
+            <w:pPr>
+              <w:jc w:val="center"/>
+              <w:rPr>
+                <w:rFonts w:ascii="Times New Roman" w:hAnsi="Times New Roman" w:cs="Times New Roman"/>
+                <w:b/>
+                <w:bCs/>
+              </w:rPr>
+            </w:pPr>
+            <w:r>
+              <w:rPr>
+                <w:rFonts w:ascii="Times New Roman" w:eastAsiaTheme="minorEastAsia" w:hAnsi="Times New Roman" w:cs="Times New Roman"/>
+              </w:rPr>
+              <w:t>-1.0770344</w:t>
+            </w:r>
+          </w:p>
+        </w:tc>
+        <w:tc>
+          <w:tcPr>
+            <w:tcW w:w="1304" w:type="dxa"/>
+            <w:tcBorders>
+              <w:right w:val="single" w:sz="8" w:space="0" w:color="auto"/>
+            </w:tcBorders>
+          </w:tcPr>
+          <w:p>
+            <w:pPr>
+              <w:jc w:val="center"/>
+              <w:rPr>
+                <w:rFonts w:ascii="Times New Roman" w:hAnsi="Times New Roman" w:cs="Times New Roman"/>
+                <w:b/>
+                <w:bCs/>
+              </w:rPr>
+            </w:pPr>
+            <w:r>
+              <w:rPr>
+                <w:rFonts w:ascii="Times New Roman" w:eastAsiaTheme="minorEastAsia" w:hAnsi="Times New Roman" w:cs="Times New Roman"/>
+              </w:rPr>
+              <w:t>27.946801</w:t>
+            </w:r>
+          </w:p>
+        </w:tc>
+        <w:tc>
+          <w:tcPr>
+            <w:tcW w:w="1244" w:type="dxa"/>
+            <w:tcBorders>
+              <w:left w:val="single" w:sz="8" w:space="0" w:color="auto"/>
+            </w:tcBorders>
+          </w:tcPr>
+          <w:p>
+            <w:pPr>
+              <w:jc w:val="center"/>
+              <w:rPr>
+                <w:rFonts w:ascii="Times New Roman" w:hAnsi="Times New Roman" w:cs="Times New Roman"/>
+                <w:b/>
+                <w:bCs/>
+              </w:rPr>
+            </w:pPr>
+            <w:r>
+              <w:rPr>
+                <w:rFonts w:ascii="Times New Roman" w:eastAsiaTheme="minorEastAsia" w:hAnsi="Times New Roman" w:cs="Times New Roman"/>
+              </w:rPr>
+              <w:t>-1.1192</w:t>
+            </w:r>
+          </w:p>
+        </w:tc>
+        <w:tc>
+          <w:tcPr>
+            <w:tcW w:w="1637" w:type="dxa"/>
+            <w:tcBorders>
+              <w:right w:val="single" w:sz="8" w:space="0" w:color="auto"/>
+            </w:tcBorders>
+          </w:tcPr>
+          <w:p>
+            <w:pPr>
+              <w:jc w:val="center"/>
+              <w:rPr>
+                <w:rFonts w:ascii="Times New Roman" w:hAnsi="Times New Roman" w:cs="Times New Roman"/>
+                <w:b/>
+                <w:bCs/>
+              </w:rPr>
+            </w:pPr>
+            <w:r>
+              <w:rPr>
+                <w:rFonts w:ascii="Times New Roman" w:eastAsiaTheme="minorEastAsia" w:hAnsi="Times New Roman" w:cs="Times New Roman"/>
+              </w:rPr>
+              <w:t>26.28</w:t>
+            </w:r>
+          </w:p>
+        </w:tc>
+        <w:tc>
+          <w:tcPr>
+            <w:tcW w:w="1328" w:type="dxa"/>
+            <w:tcBorders>
+              <w:left w:val="single" w:sz="8" w:space="0" w:color="auto"/>
+              <w:right w:val="single" w:sz="4" w:space="0" w:color="auto"/>
+            </w:tcBorders>
+          </w:tcPr>
+          <w:p>
+            <w:pPr>
+              <w:jc w:val="center"/>
+              <w:rPr>
+                <w:rFonts w:ascii="Times New Roman" w:hAnsi="Times New Roman" w:cs="Times New Roman"/>
+                <w:b/>
+                <w:bCs/>
+              </w:rPr>
+            </w:pPr>
+            <w:r>
+              <w:rPr>
+                <w:rFonts w:ascii="Times New Roman" w:hAnsi="Times New Roman" w:cs="Times New Roman"/>
+              </w:rPr>
+              <w:t>3.91%</w:t>
+            </w:r>
+          </w:p>
+        </w:tc>
+        <w:tc>
+          <w:tcPr>
+            <w:tcW w:w="1700" w:type="dxa"/>
+            <w:tcBorders>
+              <w:left w:val="single" w:sz="4" w:space="0" w:color="auto"/>
+              <w:right w:val="single" w:sz="8" w:space="0" w:color="auto"/>
+            </w:tcBorders>
+          </w:tcPr>
+          <w:p>
+            <w:pPr>
+              <w:jc w:val="center"/>
+              <w:rPr>
+                <w:rFonts w:ascii="Times New Roman" w:hAnsi="Times New Roman" w:cs="Times New Roman"/>
+                <w:b/>
+                <w:bCs/>
+              </w:rPr>
+            </w:pPr>
+            <w:r>
+              <w:rPr>
+                <w:rFonts w:ascii="Times New Roman" w:hAnsi="Times New Roman" w:cs="Times New Roman"/>
+              </w:rPr>
+              <w:t>5.96%</w:t>
+            </w:r>
+          </w:p>
+        </w:tc>
+      </w:tr>
+      <w:tr>
+        <w:tc>
+          <w:tcPr>
+            <w:tcW w:w="0" w:type="auto"/>
+            <w:tcBorders>
+              <w:left w:val="single" w:sz="8" w:space="0" w:color="auto"/>
+              <w:right w:val="single" w:sz="8" w:space="0" w:color="auto"/>
+            </w:tcBorders>
+          </w:tcPr>
+          <w:p>
+            <w:pPr>
+              <w:jc w:val="center"/>
+              <w:rPr>
+                <w:rFonts w:ascii="Times New Roman" w:hAnsi="Times New Roman" w:cs="Times New Roman"/>
+                <w:b/>
+                <w:bCs/>
+              </w:rPr>
+            </w:pPr>
+            <w:r>
+              <w:rPr>
+                <w:rFonts w:ascii="Times New Roman" w:eastAsiaTheme="minorEastAsia" w:hAnsi="Times New Roman" w:cs="Times New Roman"/>
+              </w:rPr>
+              <w:t>500</w:t>
+            </w:r>
+          </w:p>
+        </w:tc>
+        <w:tc>
+          <w:tcPr>
+            <w:tcW w:w="1441" w:type="dxa"/>
+            <w:tcBorders>
+              <w:left w:val="single" w:sz="8" w:space="0" w:color="auto"/>
+            </w:tcBorders>
+          </w:tcPr>
+          <w:p>
+            <w:pPr>
+              <w:jc w:val="center"/>
+              <w:rPr>
+                <w:rFonts w:ascii="Times New Roman" w:hAnsi="Times New Roman" w:cs="Times New Roman"/>
+                <w:b/>
+                <w:bCs/>
+              </w:rPr>
+            </w:pPr>
+            <w:r>
+              <w:rPr>
+                <w:rFonts w:ascii="Times New Roman" w:eastAsiaTheme="minorEastAsia" w:hAnsi="Times New Roman" w:cs="Times New Roman"/>
+              </w:rPr>
+              <w:t>-0.41915173</w:t>
+            </w:r>
+          </w:p>
+        </w:tc>
+        <w:tc>
+          <w:tcPr>
+            <w:tcW w:w="1304" w:type="dxa"/>
+            <w:tcBorders>
+              <w:right w:val="single" w:sz="8" w:space="0" w:color="auto"/>
+            </w:tcBorders>
+          </w:tcPr>
+          <w:p>
+            <w:pPr>
+              <w:jc w:val="center"/>
+              <w:rPr>
+                <w:rFonts w:ascii="Times New Roman" w:hAnsi="Times New Roman" w:cs="Times New Roman"/>
+                <w:b/>
+                <w:bCs/>
+              </w:rPr>
+            </w:pPr>
+            <w:r>
+              <w:rPr>
+                <w:rFonts w:ascii="Times New Roman" w:eastAsiaTheme="minorEastAsia" w:hAnsi="Times New Roman" w:cs="Times New Roman"/>
+              </w:rPr>
+              <w:t>17.656897</w:t>
+            </w:r>
+          </w:p>
+        </w:tc>
+        <w:tc>
+          <w:tcPr>
+            <w:tcW w:w="1244" w:type="dxa"/>
+            <w:tcBorders>
+              <w:left w:val="single" w:sz="8" w:space="0" w:color="auto"/>
+            </w:tcBorders>
+          </w:tcPr>
+          <w:p>
+            <w:pPr>
+              <w:jc w:val="center"/>
+              <w:rPr>
+                <w:rFonts w:ascii="Times New Roman" w:hAnsi="Times New Roman" w:cs="Times New Roman"/>
+                <w:b/>
+                <w:bCs/>
+              </w:rPr>
+            </w:pPr>
+            <w:r>
+              <w:rPr>
+                <w:rFonts w:ascii="Times New Roman" w:eastAsiaTheme="minorEastAsia" w:hAnsi="Times New Roman" w:cs="Times New Roman"/>
+              </w:rPr>
+              <w:t>-0.5001</w:t>
+            </w:r>
+          </w:p>
+        </w:tc>
+        <w:tc>
+          <w:tcPr>
+            <w:tcW w:w="1637" w:type="dxa"/>
+            <w:tcBorders>
+              <w:right w:val="single" w:sz="8" w:space="0" w:color="auto"/>
+            </w:tcBorders>
+          </w:tcPr>
+          <w:p>
+            <w:pPr>
+              <w:jc w:val="center"/>
+              <w:rPr>
+                <w:rFonts w:ascii="Times New Roman" w:hAnsi="Times New Roman" w:cs="Times New Roman"/>
+                <w:b/>
+                <w:bCs/>
+              </w:rPr>
+            </w:pPr>
+            <w:r>
+              <w:rPr>
+                <w:rFonts w:ascii="Times New Roman" w:eastAsiaTheme="minorEastAsia" w:hAnsi="Times New Roman" w:cs="Times New Roman"/>
+              </w:rPr>
+              <w:t>16.804</w:t>
+            </w:r>
+          </w:p>
+        </w:tc>
+        <w:tc>
+          <w:tcPr>
+            <w:tcW w:w="1328" w:type="dxa"/>
+            <w:tcBorders>
+              <w:left w:val="single" w:sz="8" w:space="0" w:color="auto"/>
+              <w:right w:val="single" w:sz="4" w:space="0" w:color="auto"/>
+            </w:tcBorders>
+          </w:tcPr>
+          <w:p>
+            <w:pPr>
+              <w:jc w:val="center"/>
+              <w:rPr>
+                <w:rFonts w:ascii="Times New Roman" w:hAnsi="Times New Roman" w:cs="Times New Roman"/>
+                <w:b/>
+                <w:bCs/>
+              </w:rPr>
+            </w:pPr>
+            <w:r>
+              <w:rPr>
+                <w:rFonts w:ascii="Times New Roman" w:hAnsi="Times New Roman" w:cs="Times New Roman"/>
+              </w:rPr>
+              <w:t>19.31%</w:t>
+            </w:r>
+          </w:p>
+        </w:tc>
+        <w:tc>
+          <w:tcPr>
+            <w:tcW w:w="1700" w:type="dxa"/>
+            <w:tcBorders>
+              <w:left w:val="single" w:sz="4" w:space="0" w:color="auto"/>
+              <w:right w:val="single" w:sz="8" w:space="0" w:color="auto"/>
+            </w:tcBorders>
+          </w:tcPr>
+          <w:p>
+            <w:pPr>
+              <w:jc w:val="center"/>
+              <w:rPr>
+                <w:rFonts w:ascii="Times New Roman" w:hAnsi="Times New Roman" w:cs="Times New Roman"/>
+                <w:b/>
+                <w:bCs/>
+              </w:rPr>
+            </w:pPr>
+            <w:r>
+              <w:rPr>
+                <w:rFonts w:ascii="Times New Roman" w:hAnsi="Times New Roman" w:cs="Times New Roman"/>
+              </w:rPr>
+              <w:t>4.83%</w:t>
+            </w:r>
+          </w:p>
+        </w:tc>
+      </w:tr>
+      <w:tr>
+        <w:tc>
+          <w:tcPr>
+            <w:tcW w:w="0" w:type="auto"/>
+            <w:tcBorders>
+              <w:left w:val="single" w:sz="8" w:space="0" w:color="auto"/>
+              <w:right w:val="single" w:sz="8" w:space="0" w:color="auto"/>
+            </w:tcBorders>
+          </w:tcPr>
+          <w:p>
+            <w:pPr>
+              <w:jc w:val="center"/>
+              <w:rPr>
+                <w:rFonts w:ascii="Times New Roman" w:hAnsi="Times New Roman" w:cs="Times New Roman"/>
+                <w:b/>
+                <w:bCs/>
+              </w:rPr>
+            </w:pPr>
+            <w:r>
+              <w:rPr>
+                <w:rFonts w:ascii="Times New Roman" w:eastAsiaTheme="minorEastAsia" w:hAnsi="Times New Roman" w:cs="Times New Roman"/>
+              </w:rPr>
+              <w:t>600</w:t>
+            </w:r>
+          </w:p>
+        </w:tc>
+        <w:tc>
+          <w:tcPr>
+            <w:tcW w:w="1441" w:type="dxa"/>
+            <w:tcBorders>
+              <w:left w:val="single" w:sz="8" w:space="0" w:color="auto"/>
+            </w:tcBorders>
+          </w:tcPr>
+          <w:p>
+            <w:pPr>
+              <w:jc w:val="center"/>
+              <w:rPr>
+                <w:rFonts w:ascii="Times New Roman" w:hAnsi="Times New Roman" w:cs="Times New Roman"/>
+                <w:b/>
+                <w:bCs/>
+              </w:rPr>
+            </w:pPr>
+            <w:r>
+              <w:rPr>
+                <w:rFonts w:ascii="Times New Roman" w:eastAsiaTheme="minorEastAsia" w:hAnsi="Times New Roman" w:cs="Times New Roman"/>
+              </w:rPr>
+              <w:t>-0.29531781</w:t>
+            </w:r>
+          </w:p>
+        </w:tc>
+        <w:tc>
+          <w:tcPr>
+            <w:tcW w:w="1304" w:type="dxa"/>
+            <w:tcBorders>
+              <w:right w:val="single" w:sz="8" w:space="0" w:color="auto"/>
+            </w:tcBorders>
+          </w:tcPr>
+          <w:p>
+            <w:pPr>
+              <w:jc w:val="center"/>
+              <w:rPr>
+                <w:rFonts w:ascii="Times New Roman" w:hAnsi="Times New Roman" w:cs="Times New Roman"/>
+                <w:b/>
+                <w:bCs/>
+              </w:rPr>
+            </w:pPr>
+            <w:r>
+              <w:rPr>
+                <w:rFonts w:ascii="Times New Roman" w:eastAsiaTheme="minorEastAsia" w:hAnsi="Times New Roman" w:cs="Times New Roman"/>
+              </w:rPr>
+              <w:t>14.856181</w:t>
+            </w:r>
+          </w:p>
+        </w:tc>
+        <w:tc>
+          <w:tcPr>
+            <w:tcW w:w="1244" w:type="dxa"/>
+            <w:tcBorders>
+              <w:left w:val="single" w:sz="8" w:space="0" w:color="auto"/>
+            </w:tcBorders>
+          </w:tcPr>
+          <w:p>
+            <w:pPr>
+              <w:jc w:val="center"/>
+              <w:rPr>
+                <w:rFonts w:ascii="Times New Roman" w:hAnsi="Times New Roman" w:cs="Times New Roman"/>
+                <w:b/>
+                <w:bCs/>
+              </w:rPr>
+            </w:pPr>
+            <w:r>
+              <w:rPr>
+                <w:rFonts w:ascii="Times New Roman" w:eastAsiaTheme="minorEastAsia" w:hAnsi="Times New Roman" w:cs="Times New Roman"/>
+              </w:rPr>
+              <w:t>-0.3775</w:t>
+            </w:r>
+          </w:p>
+        </w:tc>
+        <w:tc>
+          <w:tcPr>
+            <w:tcW w:w="1637" w:type="dxa"/>
+            <w:tcBorders>
+              <w:right w:val="single" w:sz="8" w:space="0" w:color="auto"/>
+            </w:tcBorders>
+          </w:tcPr>
+          <w:p>
+            <w:pPr>
+              <w:jc w:val="center"/>
+              <w:rPr>
+                <w:rFonts w:ascii="Times New Roman" w:hAnsi="Times New Roman" w:cs="Times New Roman"/>
+                <w:b/>
+                <w:bCs/>
+              </w:rPr>
+            </w:pPr>
+            <w:r>
+              <w:rPr>
+                <w:rFonts w:ascii="Times New Roman" w:eastAsiaTheme="minorEastAsia" w:hAnsi="Times New Roman" w:cs="Times New Roman"/>
+              </w:rPr>
+              <w:t>14.225</w:t>
+            </w:r>
+          </w:p>
+        </w:tc>
+        <w:tc>
+          <w:tcPr>
+            <w:tcW w:w="1328" w:type="dxa"/>
+            <w:tcBorders>
+              <w:left w:val="single" w:sz="8" w:space="0" w:color="auto"/>
+              <w:right w:val="single" w:sz="4" w:space="0" w:color="auto"/>
+            </w:tcBorders>
+          </w:tcPr>
+          <w:p>
+            <w:pPr>
+              <w:jc w:val="center"/>
+              <w:rPr>
+                <w:rFonts w:ascii="Times New Roman" w:hAnsi="Times New Roman" w:cs="Times New Roman"/>
+                <w:b/>
+                <w:bCs/>
+              </w:rPr>
+            </w:pPr>
+            <w:r>
+              <w:rPr>
+                <w:rFonts w:ascii="Times New Roman" w:hAnsi="Times New Roman" w:cs="Times New Roman"/>
+              </w:rPr>
+              <w:t>27.83%</w:t>
+            </w:r>
+          </w:p>
+        </w:tc>
+        <w:tc>
+          <w:tcPr>
+            <w:tcW w:w="1700" w:type="dxa"/>
+            <w:tcBorders>
+              <w:left w:val="single" w:sz="4" w:space="0" w:color="auto"/>
+              <w:right w:val="single" w:sz="8" w:space="0" w:color="auto"/>
+            </w:tcBorders>
+          </w:tcPr>
+          <w:p>
+            <w:pPr>
+              <w:jc w:val="center"/>
+              <w:rPr>
+                <w:rFonts w:ascii="Times New Roman" w:hAnsi="Times New Roman" w:cs="Times New Roman"/>
+                <w:b/>
+                <w:bCs/>
+              </w:rPr>
+            </w:pPr>
+            <w:r>
+              <w:rPr>
+                <w:rFonts w:ascii="Times New Roman" w:hAnsi="Times New Roman" w:cs="Times New Roman"/>
+              </w:rPr>
+              <w:t>4.25%</w:t>
+            </w:r>
+          </w:p>
+        </w:tc>
+      </w:tr>
+      <w:tr>
+        <w:tc>
+          <w:tcPr>
+            <w:tcW w:w="0" w:type="auto"/>
+            <w:tcBorders>
+              <w:left w:val="single" w:sz="8" w:space="0" w:color="auto"/>
+              <w:right w:val="single" w:sz="8" w:space="0" w:color="auto"/>
+            </w:tcBorders>
+          </w:tcPr>
+          <w:p>
+            <w:pPr>
+              <w:jc w:val="center"/>
+              <w:rPr>
+                <w:rFonts w:ascii="Times New Roman" w:hAnsi="Times New Roman" w:cs="Times New Roman"/>
+                <w:b/>
+                <w:bCs/>
+              </w:rPr>
+            </w:pPr>
+            <w:r>
+              <w:rPr>
+                <w:rFonts w:ascii="Times New Roman" w:eastAsiaTheme="minorEastAsia" w:hAnsi="Times New Roman" w:cs="Times New Roman"/>
+              </w:rPr>
+              <w:t>700</w:t>
+            </w:r>
+          </w:p>
+        </w:tc>
+        <w:tc>
+          <w:tcPr>
+            <w:tcW w:w="1441" w:type="dxa"/>
+            <w:tcBorders>
+              <w:left w:val="single" w:sz="8" w:space="0" w:color="auto"/>
+            </w:tcBorders>
+          </w:tcPr>
+          <w:p>
+            <w:pPr>
+              <w:jc w:val="center"/>
+              <w:rPr>
+                <w:rFonts w:ascii="Times New Roman" w:hAnsi="Times New Roman" w:cs="Times New Roman"/>
+                <w:b/>
+                <w:bCs/>
+              </w:rPr>
+            </w:pPr>
+            <w:r>
+              <w:rPr>
+                <w:rFonts w:ascii="Times New Roman" w:eastAsiaTheme="minorEastAsia" w:hAnsi="Times New Roman" w:cs="Times New Roman"/>
+              </w:rPr>
+              <w:t>-</w:t>
+            </w:r>
+            <w:r>
+              <w:rPr>
+                <w:rFonts w:ascii="Times New Roman" w:eastAsiaTheme="minorEastAsia" w:hAnsi="Times New Roman" w:cs="Times New Roman"/>
+              </w:rPr>
+              <w:t>0.21890279</w:t>
+            </w:r>
+          </w:p>
+        </w:tc>
+        <w:tc>
+          <w:tcPr>
+            <w:tcW w:w="1304" w:type="dxa"/>
+            <w:tcBorders>
+              <w:right w:val="single" w:sz="8" w:space="0" w:color="auto"/>
+            </w:tcBorders>
+          </w:tcPr>
+          <w:p>
+            <w:pPr>
+              <w:jc w:val="center"/>
+              <w:rPr>
+                <w:rFonts w:ascii="Times New Roman" w:hAnsi="Times New Roman" w:cs="Times New Roman"/>
+                <w:b/>
+                <w:bCs/>
+              </w:rPr>
+            </w:pPr>
+            <w:r>
+              <w:rPr>
+                <w:rFonts w:ascii="Times New Roman" w:eastAsiaTheme="minorEastAsia" w:hAnsi="Times New Roman" w:cs="Times New Roman"/>
+              </w:rPr>
+              <w:t>12.809344</w:t>
+            </w:r>
+          </w:p>
+        </w:tc>
+        <w:tc>
+          <w:tcPr>
+            <w:tcW w:w="1244" w:type="dxa"/>
+            <w:tcBorders>
+              <w:left w:val="single" w:sz="8" w:space="0" w:color="auto"/>
+            </w:tcBorders>
+          </w:tcPr>
+          <w:p>
+            <w:pPr>
+              <w:jc w:val="center"/>
+              <w:rPr>
+                <w:rFonts w:ascii="Times New Roman" w:hAnsi="Times New Roman" w:cs="Times New Roman"/>
+                <w:b/>
+                <w:bCs/>
+              </w:rPr>
+            </w:pPr>
+            <w:r>
+              <w:rPr>
+                <w:rFonts w:ascii="Times New Roman" w:eastAsiaTheme="minorEastAsia" w:hAnsi="Times New Roman" w:cs="Times New Roman"/>
+              </w:rPr>
+              <w:t>-0.2987</w:t>
+            </w:r>
+          </w:p>
+        </w:tc>
+        <w:tc>
+          <w:tcPr>
+            <w:tcW w:w="1637" w:type="dxa"/>
+            <w:tcBorders>
+              <w:right w:val="single" w:sz="8" w:space="0" w:color="auto"/>
+            </w:tcBorders>
+          </w:tcPr>
+          <w:p>
+            <w:pPr>
+              <w:jc w:val="center"/>
+              <w:rPr>
+                <w:rFonts w:ascii="Times New Roman" w:hAnsi="Times New Roman" w:cs="Times New Roman"/>
+                <w:b/>
+                <w:bCs/>
+              </w:rPr>
+            </w:pPr>
+            <w:r>
+              <w:rPr>
+                <w:rFonts w:ascii="Times New Roman" w:eastAsiaTheme="minorEastAsia" w:hAnsi="Times New Roman" w:cs="Times New Roman"/>
+              </w:rPr>
+              <w:t>12.329</w:t>
+            </w:r>
+          </w:p>
+        </w:tc>
+        <w:tc>
+          <w:tcPr>
+            <w:tcW w:w="1328" w:type="dxa"/>
+            <w:tcBorders>
+              <w:left w:val="single" w:sz="8" w:space="0" w:color="auto"/>
+              <w:right w:val="single" w:sz="4" w:space="0" w:color="auto"/>
+            </w:tcBorders>
+          </w:tcPr>
+          <w:p>
+            <w:pPr>
+              <w:jc w:val="center"/>
+              <w:rPr>
+                <w:rFonts w:ascii="Times New Roman" w:hAnsi="Times New Roman" w:cs="Times New Roman"/>
+                <w:b/>
+                <w:bCs/>
+              </w:rPr>
+            </w:pPr>
+            <w:r>
+              <w:rPr>
+                <w:rFonts w:ascii="Times New Roman" w:hAnsi="Times New Roman" w:cs="Times New Roman"/>
+              </w:rPr>
+              <w:t>36.45%</w:t>
+            </w:r>
+          </w:p>
+        </w:tc>
+        <w:tc>
+          <w:tcPr>
+            <w:tcW w:w="1700" w:type="dxa"/>
+            <w:tcBorders>
+              <w:left w:val="single" w:sz="4" w:space="0" w:color="auto"/>
+              <w:right w:val="single" w:sz="8" w:space="0" w:color="auto"/>
+            </w:tcBorders>
+          </w:tcPr>
+          <w:p>
+            <w:pPr>
+              <w:jc w:val="center"/>
+              <w:rPr>
+                <w:rFonts w:ascii="Times New Roman" w:hAnsi="Times New Roman" w:cs="Times New Roman"/>
+                <w:b/>
+                <w:bCs/>
+              </w:rPr>
+            </w:pPr>
+            <w:r>
+              <w:rPr>
+                <w:rFonts w:ascii="Times New Roman" w:hAnsi="Times New Roman" w:cs="Times New Roman"/>
+              </w:rPr>
+              <w:t>3.75%</w:t>
+            </w:r>
+          </w:p>
+        </w:tc>
+      </w:tr>
+      <w:tr>
+        <w:tc>
+          <w:tcPr>
+            <w:tcW w:w="0" w:type="auto"/>
+            <w:tcBorders>
+              <w:left w:val="single" w:sz="8" w:space="0" w:color="auto"/>
+              <w:right w:val="single" w:sz="8" w:space="0" w:color="auto"/>
+            </w:tcBorders>
+          </w:tcPr>
+          <w:p>
+            <w:pPr>
+              <w:jc w:val="center"/>
+              <w:rPr>
+                <w:rFonts w:ascii="Times New Roman" w:hAnsi="Times New Roman" w:cs="Times New Roman"/>
+                <w:b/>
+                <w:bCs/>
+              </w:rPr>
+            </w:pPr>
+            <w:r>
+              <w:rPr>
+                <w:rFonts w:ascii="Times New Roman" w:eastAsiaTheme="minorEastAsia" w:hAnsi="Times New Roman" w:cs="Times New Roman"/>
+              </w:rPr>
+              <w:t>800</w:t>
+            </w:r>
+          </w:p>
+        </w:tc>
+        <w:tc>
+          <w:tcPr>
+            <w:tcW w:w="1441" w:type="dxa"/>
+            <w:tcBorders>
+              <w:left w:val="single" w:sz="8" w:space="0" w:color="auto"/>
+            </w:tcBorders>
+          </w:tcPr>
+          <w:p>
+            <w:pPr>
+              <w:jc w:val="center"/>
+              <w:rPr>
+                <w:rFonts w:ascii="Times New Roman" w:hAnsi="Times New Roman" w:cs="Times New Roman"/>
+                <w:b/>
+                <w:bCs/>
+              </w:rPr>
+            </w:pPr>
+            <w:r>
+              <w:rPr>
+                <w:rFonts w:ascii="Times New Roman" w:eastAsiaTheme="minorEastAsia" w:hAnsi="Times New Roman" w:cs="Times New Roman"/>
+              </w:rPr>
+              <w:t>-0.16857801</w:t>
+            </w:r>
+          </w:p>
+        </w:tc>
+        <w:tc>
+          <w:tcPr>
+            <w:tcW w:w="1304" w:type="dxa"/>
+            <w:tcBorders>
+              <w:right w:val="single" w:sz="8" w:space="0" w:color="auto"/>
+            </w:tcBorders>
+          </w:tcPr>
+          <w:p>
+            <w:pPr>
+              <w:jc w:val="center"/>
+              <w:rPr>
+                <w:rFonts w:ascii="Times New Roman" w:hAnsi="Times New Roman" w:cs="Times New Roman"/>
+                <w:b/>
+                <w:bCs/>
+              </w:rPr>
+            </w:pPr>
+            <w:r>
+              <w:rPr>
+                <w:rFonts w:ascii="Times New Roman" w:eastAsiaTheme="minorEastAsia" w:hAnsi="Times New Roman" w:cs="Times New Roman"/>
+              </w:rPr>
+              <w:t>11.251801</w:t>
+            </w:r>
+          </w:p>
+        </w:tc>
+        <w:tc>
+          <w:tcPr>
+            <w:tcW w:w="1244" w:type="dxa"/>
+            <w:tcBorders>
+              <w:left w:val="single" w:sz="8" w:space="0" w:color="auto"/>
+            </w:tcBorders>
+          </w:tcPr>
+          <w:p>
+            <w:pPr>
+              <w:jc w:val="center"/>
+              <w:rPr>
+                <w:rFonts w:ascii="Times New Roman" w:hAnsi="Times New Roman" w:cs="Times New Roman"/>
+                <w:b/>
+                <w:bCs/>
+              </w:rPr>
+            </w:pPr>
+            <w:r>
+              <w:rPr>
+                <w:rFonts w:ascii="Times New Roman" w:eastAsiaTheme="minorEastAsia" w:hAnsi="Times New Roman" w:cs="Times New Roman"/>
+              </w:rPr>
+              <w:t>-0.2443</w:t>
+            </w:r>
+          </w:p>
+        </w:tc>
+        <w:tc>
+          <w:tcPr>
+            <w:tcW w:w="1637" w:type="dxa"/>
+            <w:tcBorders>
+              <w:right w:val="single" w:sz="8" w:space="0" w:color="auto"/>
+            </w:tcBorders>
+          </w:tcPr>
+          <w:p>
+            <w:pPr>
+              <w:jc w:val="center"/>
+              <w:rPr>
+                <w:rFonts w:ascii="Times New Roman" w:hAnsi="Times New Roman" w:cs="Times New Roman"/>
+                <w:b/>
+                <w:bCs/>
+              </w:rPr>
+            </w:pPr>
+            <w:r>
+              <w:rPr>
+                <w:rFonts w:ascii="Times New Roman" w:eastAsiaTheme="minorEastAsia" w:hAnsi="Times New Roman" w:cs="Times New Roman"/>
+              </w:rPr>
+              <w:t>10.876</w:t>
+            </w:r>
+          </w:p>
+        </w:tc>
+        <w:tc>
+          <w:tcPr>
+            <w:tcW w:w="1328" w:type="dxa"/>
+            <w:tcBorders>
+              <w:left w:val="single" w:sz="8" w:space="0" w:color="auto"/>
+              <w:right w:val="single" w:sz="4" w:space="0" w:color="auto"/>
+            </w:tcBorders>
+          </w:tcPr>
+          <w:p>
+            <w:pPr>
+              <w:jc w:val="center"/>
+              <w:rPr>
+                <w:rFonts w:ascii="Times New Roman" w:hAnsi="Times New Roman" w:cs="Times New Roman"/>
+                <w:b/>
+                <w:bCs/>
+              </w:rPr>
+            </w:pPr>
+            <w:r>
+              <w:rPr>
+                <w:rFonts w:ascii="Times New Roman" w:hAnsi="Times New Roman" w:cs="Times New Roman"/>
+              </w:rPr>
+              <w:t>44.92%</w:t>
+            </w:r>
+          </w:p>
+        </w:tc>
+        <w:tc>
+          <w:tcPr>
+            <w:tcW w:w="1700" w:type="dxa"/>
+            <w:tcBorders>
+              <w:left w:val="single" w:sz="4" w:space="0" w:color="auto"/>
+              <w:right w:val="single" w:sz="8" w:space="0" w:color="auto"/>
+            </w:tcBorders>
+          </w:tcPr>
+          <w:p>
+            <w:pPr>
+              <w:jc w:val="center"/>
+              <w:rPr>
+                <w:rFonts w:ascii="Times New Roman" w:hAnsi="Times New Roman" w:cs="Times New Roman"/>
+                <w:b/>
+                <w:bCs/>
+              </w:rPr>
+            </w:pPr>
+            <w:r>
+              <w:rPr>
+                <w:rFonts w:ascii="Times New Roman" w:hAnsi="Times New Roman" w:cs="Times New Roman"/>
+              </w:rPr>
+              <w:t>3.34%</w:t>
+            </w:r>
+          </w:p>
+        </w:tc>
+      </w:tr>
+      <w:tr>
+        <w:tc>
+          <w:tcPr>
+            <w:tcW w:w="0" w:type="auto"/>
+            <w:tcBorders>
+              <w:left w:val="single" w:sz="8" w:space="0" w:color="auto"/>
+              <w:right w:val="single" w:sz="8" w:space="0" w:color="auto"/>
+            </w:tcBorders>
+          </w:tcPr>
+          <w:p>
+            <w:pPr>
+              <w:jc w:val="center"/>
+              <w:rPr>
+                <w:rFonts w:ascii="Times New Roman" w:hAnsi="Times New Roman" w:cs="Times New Roman"/>
+                <w:b/>
+                <w:bCs/>
+              </w:rPr>
+            </w:pPr>
+            <w:r>
+              <w:rPr>
+                <w:rFonts w:ascii="Times New Roman" w:eastAsiaTheme="minorEastAsia" w:hAnsi="Times New Roman" w:cs="Times New Roman"/>
+              </w:rPr>
+              <w:t>900</w:t>
+            </w:r>
+          </w:p>
+        </w:tc>
+        <w:tc>
+          <w:tcPr>
+            <w:tcW w:w="1441" w:type="dxa"/>
+            <w:tcBorders>
+              <w:left w:val="single" w:sz="8" w:space="0" w:color="auto"/>
+            </w:tcBorders>
+          </w:tcPr>
+          <w:p>
+            <w:pPr>
+              <w:jc w:val="center"/>
+              <w:rPr>
+                <w:rFonts w:ascii="Times New Roman" w:hAnsi="Times New Roman" w:cs="Times New Roman"/>
+                <w:b/>
+                <w:bCs/>
+              </w:rPr>
+            </w:pPr>
+            <w:r>
+              <w:rPr>
+                <w:rFonts w:ascii="Times New Roman" w:eastAsiaTheme="minorEastAsia" w:hAnsi="Times New Roman" w:cs="Times New Roman"/>
+              </w:rPr>
+              <w:t>-0.13373748</w:t>
+            </w:r>
+          </w:p>
+        </w:tc>
+        <w:tc>
+          <w:tcPr>
+            <w:tcW w:w="1304" w:type="dxa"/>
+            <w:tcBorders>
+              <w:right w:val="single" w:sz="8" w:space="0" w:color="auto"/>
+            </w:tcBorders>
+          </w:tcPr>
+          <w:p>
+            <w:pPr>
+              <w:jc w:val="center"/>
+              <w:rPr>
+                <w:rFonts w:ascii="Times New Roman" w:hAnsi="Times New Roman" w:cs="Times New Roman"/>
+                <w:b/>
+                <w:bCs/>
+              </w:rPr>
+            </w:pPr>
+            <w:r>
+              <w:rPr>
+                <w:rFonts w:ascii="Times New Roman" w:eastAsiaTheme="minorEastAsia" w:hAnsi="Times New Roman" w:cs="Times New Roman"/>
+              </w:rPr>
+              <w:t>10.028536</w:t>
+            </w:r>
+          </w:p>
+        </w:tc>
+        <w:tc>
+          <w:tcPr>
+            <w:tcW w:w="1244" w:type="dxa"/>
+            <w:tcBorders>
+              <w:left w:val="single" w:sz="8" w:space="0" w:color="auto"/>
+            </w:tcBorders>
+          </w:tcPr>
+          <w:p>
+            <w:pPr>
+              <w:jc w:val="center"/>
+              <w:rPr>
+                <w:rFonts w:ascii="Times New Roman" w:hAnsi="Times New Roman" w:cs="Times New Roman"/>
+                <w:b/>
+                <w:bCs/>
+              </w:rPr>
+            </w:pPr>
+            <w:r>
+              <w:rPr>
+                <w:rFonts w:ascii="Times New Roman" w:eastAsiaTheme="minorEastAsia" w:hAnsi="Times New Roman" w:cs="Times New Roman"/>
+              </w:rPr>
+              <w:t>-0.2057</w:t>
+            </w:r>
+          </w:p>
+        </w:tc>
+        <w:tc>
+          <w:tcPr>
+            <w:tcW w:w="1637" w:type="dxa"/>
+            <w:tcBorders>
+              <w:right w:val="single" w:sz="8" w:space="0" w:color="auto"/>
+            </w:tcBorders>
+          </w:tcPr>
+          <w:p>
+            <w:pPr>
+              <w:jc w:val="center"/>
+              <w:rPr>
+                <w:rFonts w:ascii="Times New Roman" w:hAnsi="Times New Roman" w:cs="Times New Roman"/>
+                <w:b/>
+                <w:bCs/>
+              </w:rPr>
+            </w:pPr>
+            <w:r>
+              <w:rPr>
+                <w:rFonts w:ascii="Times New Roman" w:eastAsiaTheme="minorEastAsia" w:hAnsi="Times New Roman" w:cs="Times New Roman"/>
+              </w:rPr>
+              <w:t>9.7364</w:t>
+            </w:r>
+          </w:p>
+        </w:tc>
+        <w:tc>
+          <w:tcPr>
+            <w:tcW w:w="1328" w:type="dxa"/>
+            <w:tcBorders>
+              <w:left w:val="single" w:sz="8" w:space="0" w:color="auto"/>
+              <w:right w:val="single" w:sz="4" w:space="0" w:color="auto"/>
+            </w:tcBorders>
+          </w:tcPr>
+          <w:p>
+            <w:pPr>
+              <w:jc w:val="center"/>
+              <w:rPr>
+                <w:rFonts w:ascii="Times New Roman" w:hAnsi="Times New Roman" w:cs="Times New Roman"/>
+                <w:b/>
+                <w:bCs/>
+              </w:rPr>
+            </w:pPr>
+            <w:r>
+              <w:rPr>
+                <w:rFonts w:ascii="Times New Roman" w:hAnsi="Times New Roman" w:cs="Times New Roman"/>
+              </w:rPr>
+              <w:t>53.81%</w:t>
+            </w:r>
+          </w:p>
+        </w:tc>
+        <w:tc>
+          <w:tcPr>
+            <w:tcW w:w="1700" w:type="dxa"/>
+            <w:tcBorders>
+              <w:left w:val="single" w:sz="4" w:space="0" w:color="auto"/>
+              <w:right w:val="single" w:sz="8" w:space="0" w:color="auto"/>
+            </w:tcBorders>
+          </w:tcPr>
+          <w:p>
+            <w:pPr>
+              <w:jc w:val="center"/>
+              <w:rPr>
+                <w:rFonts w:ascii="Times New Roman" w:hAnsi="Times New Roman" w:cs="Times New Roman"/>
+                <w:b/>
+                <w:bCs/>
+              </w:rPr>
+            </w:pPr>
+            <w:r>
+              <w:rPr>
+                <w:rFonts w:ascii="Times New Roman" w:hAnsi="Times New Roman" w:cs="Times New Roman"/>
+              </w:rPr>
+              <w:t>2.91%</w:t>
+            </w:r>
+          </w:p>
+        </w:tc>
+      </w:tr>
+      <w:tr>
+        <w:tc>
+          <w:tcPr>
+            <w:tcW w:w="0" w:type="auto"/>
+            <w:tcBorders>
+              <w:left w:val="single" w:sz="8" w:space="0" w:color="auto"/>
+              <w:bottom w:val="single" w:sz="8" w:space="0" w:color="auto"/>
+              <w:right w:val="single" w:sz="8" w:space="0" w:color="auto"/>
+            </w:tcBorders>
+          </w:tcPr>
+          <w:p>
+            <w:pPr>
+              <w:jc w:val="center"/>
+              <w:rPr>
+                <w:rFonts w:ascii="Times New Roman" w:hAnsi="Times New Roman" w:cs="Times New Roman"/>
+                <w:b/>
+                <w:bCs/>
+              </w:rPr>
+            </w:pPr>
+            <w:r>
+              <w:rPr>
+                <w:rFonts w:ascii="Times New Roman" w:eastAsiaTheme="minorEastAsia" w:hAnsi="Times New Roman" w:cs="Times New Roman"/>
+              </w:rPr>
+              <w:t>1000</w:t>
+            </w:r>
+          </w:p>
+        </w:tc>
+        <w:tc>
+          <w:tcPr>
+            <w:tcW w:w="1441" w:type="dxa"/>
+            <w:tcBorders>
+              <w:left w:val="single" w:sz="8" w:space="0" w:color="auto"/>
+              <w:bottom w:val="single" w:sz="8" w:space="0" w:color="auto"/>
+            </w:tcBorders>
+          </w:tcPr>
+          <w:p>
+            <w:pPr>
+              <w:jc w:val="center"/>
+              <w:rPr>
+                <w:rFonts w:ascii="Times New Roman" w:hAnsi="Times New Roman" w:cs="Times New Roman"/>
+                <w:b/>
+                <w:bCs/>
+              </w:rPr>
+            </w:pPr>
+            <w:r>
+              <w:rPr>
+                <w:rFonts w:ascii="Times New Roman" w:eastAsiaTheme="minorEastAsia" w:hAnsi="Times New Roman" w:cs="Times New Roman"/>
+              </w:rPr>
+              <w:t>-0.1086379</w:t>
+            </w:r>
+          </w:p>
+        </w:tc>
+        <w:tc>
+          <w:tcPr>
+            <w:tcW w:w="1304" w:type="dxa"/>
+            <w:tcBorders>
+              <w:bottom w:val="single" w:sz="8" w:space="0" w:color="auto"/>
+              <w:right w:val="single" w:sz="8" w:space="0" w:color="auto"/>
+            </w:tcBorders>
+          </w:tcPr>
+          <w:p>
+            <w:pPr>
+              <w:jc w:val="center"/>
+              <w:rPr>
+                <w:rFonts w:ascii="Times New Roman" w:hAnsi="Times New Roman" w:cs="Times New Roman"/>
+                <w:b/>
+                <w:bCs/>
+              </w:rPr>
+            </w:pPr>
+            <w:r>
+              <w:rPr>
+                <w:rFonts w:ascii="Times New Roman" w:eastAsiaTheme="minorEastAsia" w:hAnsi="Times New Roman" w:cs="Times New Roman"/>
+              </w:rPr>
+              <w:t>9.0430611</w:t>
+            </w:r>
+          </w:p>
+        </w:tc>
+        <w:tc>
+          <w:tcPr>
+            <w:tcW w:w="1244" w:type="dxa"/>
+            <w:tcBorders>
+              <w:left w:val="single" w:sz="8" w:space="0" w:color="auto"/>
+              <w:bottom w:val="single" w:sz="8" w:space="0" w:color="auto"/>
+            </w:tcBorders>
+          </w:tcPr>
+          <w:p>
+            <w:pPr>
+              <w:jc w:val="center"/>
+              <w:rPr>
+                <w:rFonts w:ascii="Times New Roman" w:hAnsi="Times New Roman" w:cs="Times New Roman"/>
+                <w:b/>
+                <w:bCs/>
+              </w:rPr>
+            </w:pPr>
+            <w:r>
+              <w:rPr>
+                <w:rFonts w:ascii="Times New Roman" w:eastAsiaTheme="minorEastAsia" w:hAnsi="Times New Roman" w:cs="Times New Roman"/>
+              </w:rPr>
+              <w:t>-0.177</w:t>
+            </w:r>
+          </w:p>
+        </w:tc>
+        <w:tc>
+          <w:tcPr>
+            <w:tcW w:w="1637" w:type="dxa"/>
+            <w:tcBorders>
+              <w:bottom w:val="single" w:sz="8" w:space="0" w:color="auto"/>
+              <w:right w:val="single" w:sz="8" w:space="0" w:color="auto"/>
+            </w:tcBorders>
+          </w:tcPr>
+          <w:p>
+            <w:pPr>
+              <w:jc w:val="center"/>
+              <w:rPr>
+                <w:rFonts w:ascii="Times New Roman" w:hAnsi="Times New Roman" w:cs="Times New Roman"/>
+                <w:b/>
+                <w:bCs/>
+              </w:rPr>
+            </w:pPr>
+            <w:r>
+              <w:rPr>
+                <w:rFonts w:ascii="Times New Roman" w:eastAsiaTheme="minorEastAsia" w:hAnsi="Times New Roman" w:cs="Times New Roman"/>
+              </w:rPr>
+              <w:t>8.8067</w:t>
+            </w:r>
+          </w:p>
+        </w:tc>
+        <w:tc>
+          <w:tcPr>
+            <w:tcW w:w="1328" w:type="dxa"/>
+            <w:tcBorders>
+              <w:left w:val="single" w:sz="8" w:space="0" w:color="auto"/>
+              <w:bottom w:val="single" w:sz="8" w:space="0" w:color="auto"/>
+              <w:right w:val="single" w:sz="4" w:space="0" w:color="auto"/>
+            </w:tcBorders>
+          </w:tcPr>
+          <w:p>
+            <w:pPr>
+              <w:jc w:val="center"/>
+              <w:rPr>
+                <w:rFonts w:ascii="Times New Roman" w:hAnsi="Times New Roman" w:cs="Times New Roman"/>
+                <w:b/>
+                <w:bCs/>
+              </w:rPr>
+            </w:pPr>
+            <w:r>
+              <w:rPr>
+                <w:rFonts w:ascii="Times New Roman" w:hAnsi="Times New Roman" w:cs="Times New Roman"/>
+              </w:rPr>
+              <w:t>62.93%</w:t>
+            </w:r>
+          </w:p>
+        </w:tc>
+        <w:tc>
+          <w:tcPr>
+            <w:tcW w:w="1700" w:type="dxa"/>
+            <w:tcBorders>
+              <w:left w:val="single" w:sz="4" w:space="0" w:color="auto"/>
+              <w:bottom w:val="single" w:sz="8" w:space="0" w:color="auto"/>
+              <w:right w:val="single" w:sz="8" w:space="0" w:color="auto"/>
+            </w:tcBorders>
+          </w:tcPr>
+          <w:p>
+            <w:pPr>
+              <w:jc w:val="center"/>
+              <w:rPr>
+                <w:rFonts w:ascii="Times New Roman" w:hAnsi="Times New Roman" w:cs="Times New Roman"/>
+                <w:b/>
+                <w:bCs/>
+              </w:rPr>
+            </w:pPr>
+            <w:r>
+              <w:rPr>
+                <w:rFonts w:ascii="Times New Roman" w:hAnsi="Times New Roman" w:cs="Times New Roman"/>
+              </w:rPr>
+              <w:t>2.61%</w:t>
+            </w:r>
+          </w:p>
+        </w:tc>
+      </w:tr>
+    </w:tbl>
+    <w:p>
+      <w:pPr>
+        <w:spacing w:after="0" w:line="480" w:lineRule="auto"/>
+        <w:jc w:val="center"/>
+        <w:rPr>
+          <w:rFonts w:ascii="Times New Roman" w:hAnsi="Times New Roman" w:cs="Times New Roman"/>
+          <w:b/>
+          <w:bCs/>
+        </w:rPr>
+      </w:pPr>
+      <w:r>
+        <w:rPr>
+          <w:rFonts w:ascii="Times New Roman" w:hAnsi="Times New Roman" w:cs="Times New Roman"/>
+          <w:b/>
+          <w:bCs/>
+        </w:rPr>
+        <w:t>Table #8: High Pass Filter Results and Percent Error</w:t>
+      </w:r>
+    </w:p>
+    <w:p>
+      <w:pPr>
+        <w:rPr>
+          <w:rFonts w:ascii="Times New Roman" w:hAnsi="Times New Roman" w:cs="Times New Roman"/>
+          <w:b/>
+          <w:bCs/>
+          <w:sz w:val="28"/>
+          <w:szCs w:val="28"/>
+        </w:rPr>
+      </w:pPr>
+      <w:r>
+        <w:rPr>
+          <w:rFonts w:ascii="Times New Roman" w:hAnsi="Times New Roman" w:cs="Times New Roman"/>
+          <w:b/>
+          <w:bCs/>
+          <w:sz w:val="28"/>
+          <w:szCs w:val="28"/>
+        </w:rPr>
+        <w:t>Conclusion</w:t>
+      </w:r>
+      <w:r>
+        <w:rPr>
+          <w:rFonts w:ascii="Times New Roman" w:hAnsi="Times New Roman" w:cs="Times New Roman"/>
+          <w:b/>
+          <w:bCs/>
+          <w:sz w:val="28"/>
+          <w:szCs w:val="28"/>
+        </w:rPr>
+        <w:t>:</w:t>
+      </w:r>
+    </w:p>
+    <w:p>
+      <w:pPr>
+        <w:spacing w:after="0" w:line="480" w:lineRule="auto"/>
+        <w:rPr>
+          <w:rFonts w:ascii="Times New Roman" w:hAnsi="Times New Roman" w:cs="Times New Roman"/>
+        </w:rPr>
+      </w:pPr>
+      <w:r>
+        <w:rPr>
+          <w:rFonts w:ascii="Times New Roman" w:hAnsi="Times New Roman" w:cs="Times New Roman"/>
+        </w:rPr>
+        <w:t xml:space="preserve">This laboratory demonstrated how the frequency of an input signal affects the gain and phase angle of low-pass and high-pass filters. The theoretical calculations, simulations, and experimental measurements showed the expected filter behavior, with the gain changing as the </w:t>
+      </w:r>
+      <w:r>
+        <w:rPr>
+          <w:rFonts w:ascii="Times New Roman" w:hAnsi="Times New Roman" w:cs="Times New Roman"/>
+        </w:rPr>
+        <w:lastRenderedPageBreak/>
+        <w:t>input frequency moved through the filter's cutoff region. The experimental results were generally close to the simulated values, with some differences due to component tolerances, measurement uncertainty, and limitations of the physical equipment. Overall, the results confirmed the frequency-dependent characteristics of the filters and demonstrated the relationship between cutoff frequency, gain, and phase angle.</w:t>
+      </w:r>
+    </w:p>
+    <w:p>
+      <w:pPr>
+        <w:spacing w:after="0" w:line="480" w:lineRule="auto"/>
         <w:rPr>
           <w:rFonts w:ascii="Times New Roman" w:hAnsi="Times New Roman" w:cs="Times New Roman"/>
           <w:b/>
@@ -8563,18 +16825,8 @@
         </w:rPr>
       </w:pPr>
     </w:p>
-    <w:p>
-      <w:pPr>
-        <w:spacing w:after="0" w:line="480" w:lineRule="auto"/>
-        <w:jc w:val="center"/>
-        <w:rPr>
-          <w:rFonts w:ascii="Times New Roman" w:hAnsi="Times New Roman" w:cs="Times New Roman"/>
-          <w:b/>
-          <w:bCs/>
-        </w:rPr>
-      </w:pPr>
-    </w:p>
     <w:sectPr>
+      <w:type w:val="continuous"/>
       <w:pgSz w:w="12240" w:h="15840"/>
       <w:pgMar w:top="1440" w:right="1440" w:bottom="1440" w:left="1440" w:header="720" w:footer="720" w:gutter="0"/>
       <w:cols w:space="720"/>
@@ -9188,7 +17440,6 @@
   <w:style w:type="character" w:default="1" w:styleId="DefaultParagraphFont">
     <w:name w:val="Default Paragraph Font"/>
     <w:uiPriority w:val="1"/>
-    <w:semiHidden/>
     <w:unhideWhenUsed/>
   </w:style>
   <w:style w:type="table" w:default="1" w:styleId="TableNormal">
